--- a/products-storage/02-dopraboty-bez-poter/03-uvedomlenie-o-doprabotah.docx
+++ b/products-storage/02-dopraboty-bez-poter/03-uvedomlenie-o-doprabotah.docx
@@ -11,15 +11,6 @@
           <w:b/>
         </w:rPr>
         <w:t>Уведомление о дополнительных работах</w:t>
-      </w:r>
-    </w:p>
-    <w:p>
-      <w:r>
-        <w:rPr>
-          <w:i/>
-          <w:color w:val="E85D22"/>
-        </w:rPr>
-        <w:t>Заполните поля в квадратных скобках и удалите подсказки перед отправкой.</w:t>
       </w:r>
     </w:p>
     <w:p>
@@ -62,170 +53,23 @@
         <w:t>Работа не начинается / выполняются только необходимые меры по предотвращению ущерба по отдельной фиксации.</w:t>
       </w:r>
     </w:p>
+    <w:p/>
     <w:p>
-      <w:pPr>
-        <w:pStyle w:val="Heading1"/>
-      </w:pPr>
       <w:r>
-        <w:t>Контроль перед использованием</w:t>
+        <w:t>Дата: [___]</w:t>
       </w:r>
     </w:p>
-    <w:tbl>
-      <w:tblPr>
-        <w:tblW w:type="auto" w:w="0"/>
-        <w:jc w:val="center"/>
-        <w:tblLayout w:type="fixed"/>
-        <w:tblLook w:firstColumn="1" w:firstRow="1" w:lastColumn="0" w:lastRow="0" w:noHBand="0" w:noVBand="1" w:val="04A0"/>
-      </w:tblPr>
-      <w:tblGrid>
-        <w:gridCol w:w="1800"/>
-        <w:gridCol w:w="7560"/>
-      </w:tblGrid>
-      <w:tr>
-        <w:tc>
-          <w:tcPr>
-            <w:tcW w:type="dxa" w:w="4680"/>
-            <w:shd w:fill="E9E5DC"/>
-            <w:vAlign w:val="center"/>
-          </w:tcPr>
-          <w:p>
-            <w:r>
-              <w:t>Статус</w:t>
-            </w:r>
-          </w:p>
-        </w:tc>
-        <w:tc>
-          <w:tcPr>
-            <w:tcW w:type="dxa" w:w="4680"/>
-            <w:shd w:fill="E9E5DC"/>
-            <w:vAlign w:val="center"/>
-          </w:tcPr>
-          <w:p>
-            <w:r>
-              <w:t>Проверка</w:t>
-            </w:r>
-          </w:p>
-        </w:tc>
-      </w:tr>
-      <w:tr>
-        <w:tc>
-          <w:tcPr>
-            <w:tcW w:type="dxa" w:w="1800"/>
-          </w:tcPr>
-          <w:p>
-            <w:r>
-              <w:t>☐</w:t>
-            </w:r>
-          </w:p>
-        </w:tc>
-        <w:tc>
-          <w:tcPr>
-            <w:tcW w:type="dxa" w:w="7560"/>
-          </w:tcPr>
-          <w:p>
-            <w:r>
-              <w:t>Сверено с договором и приложениями</w:t>
-            </w:r>
-          </w:p>
-        </w:tc>
-      </w:tr>
-      <w:tr>
-        <w:tc>
-          <w:tcPr>
-            <w:tcW w:type="dxa" w:w="1800"/>
-          </w:tcPr>
-          <w:p>
-            <w:r>
-              <w:t>☐</w:t>
-            </w:r>
-          </w:p>
-        </w:tc>
-        <w:tc>
-          <w:tcPr>
-            <w:tcW w:type="dxa" w:w="7560"/>
-          </w:tcPr>
-          <w:p>
-            <w:r>
-              <w:t>Проверены полномочия подписанта и адресат</w:t>
-            </w:r>
-          </w:p>
-        </w:tc>
-      </w:tr>
-      <w:tr>
-        <w:tc>
-          <w:tcPr>
-            <w:tcW w:type="dxa" w:w="1800"/>
-          </w:tcPr>
-          <w:p>
-            <w:r>
-              <w:t>☐</w:t>
-            </w:r>
-          </w:p>
-        </w:tc>
-        <w:tc>
-          <w:tcPr>
-            <w:tcW w:type="dxa" w:w="7560"/>
-          </w:tcPr>
-          <w:p>
-            <w:r>
-              <w:t>Приложения названы и приложены</w:t>
-            </w:r>
-          </w:p>
-        </w:tc>
-      </w:tr>
-      <w:tr>
-        <w:tc>
-          <w:tcPr>
-            <w:tcW w:type="dxa" w:w="1800"/>
-          </w:tcPr>
-          <w:p>
-            <w:r>
-              <w:t>☐</w:t>
-            </w:r>
-          </w:p>
-        </w:tc>
-        <w:tc>
-          <w:tcPr>
-            <w:tcW w:type="dxa" w:w="7560"/>
-          </w:tcPr>
-          <w:p>
-            <w:r>
-              <w:t>Зафиксирован доказуемый канал отправки</w:t>
-            </w:r>
-          </w:p>
-        </w:tc>
-      </w:tr>
-      <w:tr>
-        <w:tc>
-          <w:tcPr>
-            <w:tcW w:type="dxa" w:w="1800"/>
-          </w:tcPr>
-          <w:p>
-            <w:r>
-              <w:t>☐</w:t>
-            </w:r>
-          </w:p>
-        </w:tc>
-        <w:tc>
-          <w:tcPr>
-            <w:tcW w:type="dxa" w:w="7560"/>
-          </w:tcPr>
-          <w:p>
-            <w:r>
-              <w:t>Юридически значимые формулировки проверены специалистом под объект</w:t>
-            </w:r>
-          </w:p>
-        </w:tc>
-      </w:tr>
-    </w:tbl>
     <w:p>
       <w:r>
-        <w:t>Важно: шаблон не заменяет анализ договора, проектной документации и обстоятельств конкретного объекта.</w:t>
+        <w:t>Подпись: [___]</w:t>
+      </w:r>
+    </w:p>
+    <w:p>
+      <w:r>
+        <w:t>Расшифровка подписи: [___]</w:t>
       </w:r>
     </w:p>
     <w:sectPr>
-      <w:headerReference w:type="default" r:id="rId9"/>
-      <w:footerReference w:type="default" r:id="rId10"/>
       <w:pgSz w:w="12240" w:h="15840"/>
       <w:pgMar w:top="1440" w:right="1440" w:bottom="1440" w:left="1440" w:header="708" w:footer="708" w:gutter="0"/>
       <w:cols w:space="720"/>
@@ -233,43 +77,6 @@
     </w:sectPr>
   </w:body>
 </w:document>
-</file>
-
-<file path=word/footer1.xml><?xml version="1.0" encoding="utf-8"?>
-<w:ftr xmlns:m="http://schemas.openxmlformats.org/officeDocument/2006/math" xmlns:mc="http://schemas.openxmlformats.org/markup-compatibility/2006" xmlns:mo="http://schemas.microsoft.com/office/mac/office/2008/main" xmlns:mv="urn:schemas-microsoft-com:mac:vml" xmlns:o="urn:schemas-microsoft-com:office:office" xmlns:r="http://schemas.openxmlformats.org/officeDocument/2006/relationships" xmlns:v="urn:schemas-microsoft-com:vml" xmlns:w10="urn:schemas-microsoft-com:office:word" xmlns:w14="http://schemas.microsoft.com/office/word/2010/wordml" xmlns:w="http://schemas.openxmlformats.org/wordprocessingml/2006/main" xmlns:wne="http://schemas.microsoft.com/office/word/2006/wordml" xmlns:wp14="http://schemas.microsoft.com/office/word/2010/wordprocessingDrawing" xmlns:wp="http://schemas.openxmlformats.org/drawingml/2006/wordprocessingDrawing" xmlns:wpc="http://schemas.microsoft.com/office/word/2010/wordprocessingCanvas" xmlns:wpg="http://schemas.microsoft.com/office/word/2010/wordprocessingGroup" xmlns:wpi="http://schemas.microsoft.com/office/word/2010/wordprocessingInk" xmlns:wps="http://schemas.microsoft.com/office/word/2010/wordprocessingShape" mc:Ignorable="w14 wp14">
-  <w:p>
-    <w:pPr>
-      <w:pStyle w:val="Footer"/>
-      <w:jc w:val="center"/>
-    </w:pPr>
-    <w:r>
-      <w:rPr>
-        <w:rFonts w:ascii="Arial" w:hAnsi="Arial"/>
-        <w:color w:val="787878"/>
-        <w:sz w:val="16"/>
-      </w:rPr>
-      <w:t>Уведомление о дополнительных работах  •  версия 21.07.2026  •  marzhavbetone.ru</w:t>
-    </w:r>
-  </w:p>
-</w:ftr>
-</file>
-
-<file path=word/header1.xml><?xml version="1.0" encoding="utf-8"?>
-<w:hdr xmlns:m="http://schemas.openxmlformats.org/officeDocument/2006/math" xmlns:mc="http://schemas.openxmlformats.org/markup-compatibility/2006" xmlns:mo="http://schemas.microsoft.com/office/mac/office/2008/main" xmlns:mv="urn:schemas-microsoft-com:mac:vml" xmlns:o="urn:schemas-microsoft-com:office:office" xmlns:r="http://schemas.openxmlformats.org/officeDocument/2006/relationships" xmlns:v="urn:schemas-microsoft-com:vml" xmlns:w10="urn:schemas-microsoft-com:office:word" xmlns:w14="http://schemas.microsoft.com/office/word/2010/wordml" xmlns:w="http://schemas.openxmlformats.org/wordprocessingml/2006/main" xmlns:wne="http://schemas.microsoft.com/office/word/2006/wordml" xmlns:wp14="http://schemas.microsoft.com/office/word/2010/wordprocessingDrawing" xmlns:wp="http://schemas.openxmlformats.org/drawingml/2006/wordprocessingDrawing" xmlns:wpc="http://schemas.microsoft.com/office/word/2010/wordprocessingCanvas" xmlns:wpg="http://schemas.microsoft.com/office/word/2010/wordprocessingGroup" xmlns:wpi="http://schemas.microsoft.com/office/word/2010/wordprocessingInk" xmlns:wps="http://schemas.microsoft.com/office/word/2010/wordprocessingShape" mc:Ignorable="w14 wp14">
-  <w:p>
-    <w:pPr>
-      <w:pStyle w:val="Header"/>
-    </w:pPr>
-    <w:r>
-      <w:rPr>
-        <w:rFonts w:ascii="Arial" w:hAnsi="Arial"/>
-        <w:color w:val="646464"/>
-        <w:sz w:val="16"/>
-      </w:rPr>
-      <w:t>МАРЖА В БЕТОНЕ  /  РАБОЧИЙ ШАБЛОН</w:t>
-    </w:r>
-  </w:p>
-</w:hdr>
 </file>
 
 <file path=word/numbering.xml><?xml version="1.0" encoding="utf-8"?>

--- a/products-storage/02-dopraboty-bez-poter/03-uvedomlenie-o-doprabotah.docx
+++ b/products-storage/02-dopraboty-bez-poter/03-uvedomlenie-o-doprabotah.docx
@@ -34,6 +34,14 @@
         <w:pStyle w:val="ListBullet"/>
       </w:pPr>
       <w:r>
+        <w:t>Дополнительная работа выполнена с [дата] по [дата] по просьбе [кто просил]: [что выполнено]. Подтверждения: [чем подтверждено].</w:t>
+      </w:r>
+    </w:p>
+    <w:p>
+      <w:pPr>
+        <w:pStyle w:val="ListBullet"/>
+      </w:pPr>
+      <w:r>
         <w:t>До [дата] просим согласовать объём, цену и влияние на срок.</w:t>
       </w:r>
     </w:p>
@@ -51,6 +59,11 @@
       </w:pPr>
       <w:r>
         <w:t>Работа не начинается / выполняются только необходимые меры по предотвращению ущерба по отдельной фиксации.</w:t>
+      </w:r>
+    </w:p>
+    <w:p>
+      <w:r>
+        <w:t>Приложения: [___]</w:t>
       </w:r>
     </w:p>
     <w:p/>

--- a/products-storage/02-dopraboty-bez-poter/03-uvedomlenie-o-doprabotah.docx
+++ b/products-storage/02-dopraboty-bez-poter/03-uvedomlenie-o-doprabotah.docx
@@ -14,15 +14,6 @@
       </w:r>
     </w:p>
     <w:p>
-      <w:r>
-        <w:rPr>
-          <w:i/>
-          <w:color w:val="E85D22"/>
-        </w:rPr>
-        <w:t>Заполните поля в квадратных скобках и удалите подсказки перед отправкой.</w:t>
-      </w:r>
-    </w:p>
-    <w:p>
       <w:pPr>
         <w:pStyle w:val="Heading1"/>
       </w:pPr>
@@ -36,6 +27,14 @@
       </w:pPr>
       <w:r>
         <w:t>Дополнительная работа выявлена [дата] при [обстоятельства].</w:t>
+      </w:r>
+    </w:p>
+    <w:p>
+      <w:pPr>
+        <w:pStyle w:val="ListBullet"/>
+      </w:pPr>
+      <w:r>
+        <w:t>Дополнительная работа выполнена с [дата] по [дата] по просьбе [кто просил]: [что выполнено]. Подтверждения: [чем подтверждено].</w:t>
       </w:r>
     </w:p>
     <w:p>
@@ -63,169 +62,27 @@
       </w:r>
     </w:p>
     <w:p>
-      <w:pPr>
-        <w:pStyle w:val="Heading1"/>
-      </w:pPr>
       <w:r>
-        <w:t>Контроль перед использованием</w:t>
+        <w:t>Приложения: [___]</w:t>
       </w:r>
     </w:p>
-    <w:tbl>
-      <w:tblPr>
-        <w:tblW w:type="auto" w:w="0"/>
-        <w:jc w:val="center"/>
-        <w:tblLayout w:type="fixed"/>
-        <w:tblLook w:firstColumn="1" w:firstRow="1" w:lastColumn="0" w:lastRow="0" w:noHBand="0" w:noVBand="1" w:val="04A0"/>
-      </w:tblPr>
-      <w:tblGrid>
-        <w:gridCol w:w="1800"/>
-        <w:gridCol w:w="7560"/>
-      </w:tblGrid>
-      <w:tr>
-        <w:tc>
-          <w:tcPr>
-            <w:tcW w:type="dxa" w:w="4680"/>
-            <w:shd w:fill="E9E5DC"/>
-            <w:vAlign w:val="center"/>
-          </w:tcPr>
-          <w:p>
-            <w:r>
-              <w:t>Статус</w:t>
-            </w:r>
-          </w:p>
-        </w:tc>
-        <w:tc>
-          <w:tcPr>
-            <w:tcW w:type="dxa" w:w="4680"/>
-            <w:shd w:fill="E9E5DC"/>
-            <w:vAlign w:val="center"/>
-          </w:tcPr>
-          <w:p>
-            <w:r>
-              <w:t>Проверка</w:t>
-            </w:r>
-          </w:p>
-        </w:tc>
-      </w:tr>
-      <w:tr>
-        <w:tc>
-          <w:tcPr>
-            <w:tcW w:type="dxa" w:w="1800"/>
-          </w:tcPr>
-          <w:p>
-            <w:r>
-              <w:t>☐</w:t>
-            </w:r>
-          </w:p>
-        </w:tc>
-        <w:tc>
-          <w:tcPr>
-            <w:tcW w:type="dxa" w:w="7560"/>
-          </w:tcPr>
-          <w:p>
-            <w:r>
-              <w:t>Сверено с договором и приложениями</w:t>
-            </w:r>
-          </w:p>
-        </w:tc>
-      </w:tr>
-      <w:tr>
-        <w:tc>
-          <w:tcPr>
-            <w:tcW w:type="dxa" w:w="1800"/>
-          </w:tcPr>
-          <w:p>
-            <w:r>
-              <w:t>☐</w:t>
-            </w:r>
-          </w:p>
-        </w:tc>
-        <w:tc>
-          <w:tcPr>
-            <w:tcW w:type="dxa" w:w="7560"/>
-          </w:tcPr>
-          <w:p>
-            <w:r>
-              <w:t>Проверены полномочия подписанта и адресат</w:t>
-            </w:r>
-          </w:p>
-        </w:tc>
-      </w:tr>
-      <w:tr>
-        <w:tc>
-          <w:tcPr>
-            <w:tcW w:type="dxa" w:w="1800"/>
-          </w:tcPr>
-          <w:p>
-            <w:r>
-              <w:t>☐</w:t>
-            </w:r>
-          </w:p>
-        </w:tc>
-        <w:tc>
-          <w:tcPr>
-            <w:tcW w:type="dxa" w:w="7560"/>
-          </w:tcPr>
-          <w:p>
-            <w:r>
-              <w:t>Приложения названы и приложены</w:t>
-            </w:r>
-          </w:p>
-        </w:tc>
-      </w:tr>
-      <w:tr>
-        <w:tc>
-          <w:tcPr>
-            <w:tcW w:type="dxa" w:w="1800"/>
-          </w:tcPr>
-          <w:p>
-            <w:r>
-              <w:t>☐</w:t>
-            </w:r>
-          </w:p>
-        </w:tc>
-        <w:tc>
-          <w:tcPr>
-            <w:tcW w:type="dxa" w:w="7560"/>
-          </w:tcPr>
-          <w:p>
-            <w:r>
-              <w:t>Зафиксирован доказуемый канал отправки</w:t>
-            </w:r>
-          </w:p>
-        </w:tc>
-      </w:tr>
-      <w:tr>
-        <w:tc>
-          <w:tcPr>
-            <w:tcW w:type="dxa" w:w="1800"/>
-          </w:tcPr>
-          <w:p>
-            <w:r>
-              <w:t>☐</w:t>
-            </w:r>
-          </w:p>
-        </w:tc>
-        <w:tc>
-          <w:tcPr>
-            <w:tcW w:type="dxa" w:w="7560"/>
-          </w:tcPr>
-          <w:p>
-            <w:r>
-              <w:t>Юридически значимые формулировки проверены специалистом под объект</w:t>
-            </w:r>
-          </w:p>
-        </w:tc>
-      </w:tr>
-    </w:tbl>
+    <w:p/>
     <w:p>
       <w:r>
-        <w:t>Важно: шаблон не заменяет анализ договора, проектной документации и обстоятельств конкретного объекта.</w:t>
+        <w:t>Дата: [___]</w:t>
+      </w:r>
+    </w:p>
+    <w:p>
+      <w:r>
+        <w:t>Подпись: [___]</w:t>
+      </w:r>
+    </w:p>
+    <w:p>
+      <w:r>
+        <w:t>Расшифровка подписи: [___]</w:t>
       </w:r>
     </w:p>
     <w:sectPr>
-      <w:headerReference w:type="default" r:id="rId9"/>
-      <w:footerReference w:type="default" r:id="rId10"/>
       <w:pgSz w:w="12240" w:h="15840"/>
       <w:pgMar w:top="1440" w:right="1440" w:bottom="1440" w:left="1440" w:header="708" w:footer="708" w:gutter="0"/>
       <w:cols w:space="720"/>
@@ -233,43 +90,6 @@
     </w:sectPr>
   </w:body>
 </w:document>
-</file>
-
-<file path=word/footer1.xml><?xml version="1.0" encoding="utf-8"?>
-<w:ftr xmlns:m="http://schemas.openxmlformats.org/officeDocument/2006/math" xmlns:mc="http://schemas.openxmlformats.org/markup-compatibility/2006" xmlns:mo="http://schemas.microsoft.com/office/mac/office/2008/main" xmlns:mv="urn:schemas-microsoft-com:mac:vml" xmlns:o="urn:schemas-microsoft-com:office:office" xmlns:r="http://schemas.openxmlformats.org/officeDocument/2006/relationships" xmlns:v="urn:schemas-microsoft-com:vml" xmlns:w10="urn:schemas-microsoft-com:office:word" xmlns:w14="http://schemas.microsoft.com/office/word/2010/wordml" xmlns:w="http://schemas.openxmlformats.org/wordprocessingml/2006/main" xmlns:wne="http://schemas.microsoft.com/office/word/2006/wordml" xmlns:wp14="http://schemas.microsoft.com/office/word/2010/wordprocessingDrawing" xmlns:wp="http://schemas.openxmlformats.org/drawingml/2006/wordprocessingDrawing" xmlns:wpc="http://schemas.microsoft.com/office/word/2010/wordprocessingCanvas" xmlns:wpg="http://schemas.microsoft.com/office/word/2010/wordprocessingGroup" xmlns:wpi="http://schemas.microsoft.com/office/word/2010/wordprocessingInk" xmlns:wps="http://schemas.microsoft.com/office/word/2010/wordprocessingShape" mc:Ignorable="w14 wp14">
-  <w:p>
-    <w:pPr>
-      <w:pStyle w:val="Footer"/>
-      <w:jc w:val="center"/>
-    </w:pPr>
-    <w:r>
-      <w:rPr>
-        <w:rFonts w:ascii="Arial" w:hAnsi="Arial"/>
-        <w:color w:val="787878"/>
-        <w:sz w:val="16"/>
-      </w:rPr>
-      <w:t>Уведомление о дополнительных работах  •  версия 21.07.2026  •  marzhavbetone.ru</w:t>
-    </w:r>
-  </w:p>
-</w:ftr>
-</file>
-
-<file path=word/header1.xml><?xml version="1.0" encoding="utf-8"?>
-<w:hdr xmlns:m="http://schemas.openxmlformats.org/officeDocument/2006/math" xmlns:mc="http://schemas.openxmlformats.org/markup-compatibility/2006" xmlns:mo="http://schemas.microsoft.com/office/mac/office/2008/main" xmlns:mv="urn:schemas-microsoft-com:mac:vml" xmlns:o="urn:schemas-microsoft-com:office:office" xmlns:r="http://schemas.openxmlformats.org/officeDocument/2006/relationships" xmlns:v="urn:schemas-microsoft-com:vml" xmlns:w10="urn:schemas-microsoft-com:office:word" xmlns:w14="http://schemas.microsoft.com/office/word/2010/wordml" xmlns:w="http://schemas.openxmlformats.org/wordprocessingml/2006/main" xmlns:wne="http://schemas.microsoft.com/office/word/2006/wordml" xmlns:wp14="http://schemas.microsoft.com/office/word/2010/wordprocessingDrawing" xmlns:wp="http://schemas.openxmlformats.org/drawingml/2006/wordprocessingDrawing" xmlns:wpc="http://schemas.microsoft.com/office/word/2010/wordprocessingCanvas" xmlns:wpg="http://schemas.microsoft.com/office/word/2010/wordprocessingGroup" xmlns:wpi="http://schemas.microsoft.com/office/word/2010/wordprocessingInk" xmlns:wps="http://schemas.microsoft.com/office/word/2010/wordprocessingShape" mc:Ignorable="w14 wp14">
-  <w:p>
-    <w:pPr>
-      <w:pStyle w:val="Header"/>
-    </w:pPr>
-    <w:r>
-      <w:rPr>
-        <w:rFonts w:ascii="Arial" w:hAnsi="Arial"/>
-        <w:color w:val="646464"/>
-        <w:sz w:val="16"/>
-      </w:rPr>
-      <w:t>МАРЖА В БЕТОНЕ  /  РАБОЧИЙ ШАБЛОН</w:t>
-    </w:r>
-  </w:p>
-</w:hdr>
 </file>
 
 <file path=word/numbering.xml><?xml version="1.0" encoding="utf-8"?>

--- a/products-storage/02-dopraboty-bez-poter/03-uvedomlenie-o-doprabotah.docx
+++ b/products-storage/02-dopraboty-bez-poter/03-uvedomlenie-o-doprabotah.docx
@@ -5,86 +5,1382 @@
     <w:p>
       <w:pPr>
         <w:pStyle w:val="Title"/>
+        <w:jc w:val="left"/>
       </w:pPr>
       <w:r>
-        <w:rPr>
-          <w:b/>
-        </w:rPr>
         <w:t>Уведомление о дополнительных работах</w:t>
+      </w:r>
+    </w:p>
+    <w:p>
+      <w:r>
+        <w:t>Направьте заказчику описание выявленного объёма с доказательствами и запросом решения. Для уже выполненных работ отдельно укажите фактические даты и источник просьбы без изменения даты документа.</w:t>
       </w:r>
     </w:p>
     <w:p>
       <w:pPr>
         <w:pStyle w:val="Heading1"/>
+        <w:keepNext/>
+        <w:pageBreakBefore w:val="0"/>
       </w:pPr>
       <w:r>
-        <w:t>Уведомление</w:t>
+        <w:t>Реквизиты</w:t>
+      </w:r>
+    </w:p>
+    <w:tbl>
+      <w:tblPr>
+        <w:tblStyle w:val="TableGrid"/>
+        <w:tblW w:type="auto" w:w="0"/>
+        <w:jc w:val="center"/>
+        <w:tblLayout w:type="fixed"/>
+        <w:tblLook w:firstColumn="1" w:firstRow="1" w:lastColumn="0" w:lastRow="0" w:noHBand="0" w:noVBand="1" w:val="04A0"/>
+      </w:tblPr>
+      <w:tblGrid>
+        <w:gridCol w:w="2268"/>
+        <w:gridCol w:w="7427"/>
+      </w:tblGrid>
+      <w:tr>
+        <w:trPr>
+          <w:cantSplit/>
+        </w:trPr>
+        <w:tc>
+          <w:tcPr>
+            <w:tcW w:type="dxa" w:w="2268"/>
+            <w:vAlign w:val="center"/>
+            <w:shd w:fill="F3F0E8"/>
+          </w:tcPr>
+          <w:p>
+            <w:pPr>
+              <w:spacing w:after="0"/>
+            </w:pPr>
+            <w:r/>
+            <w:r>
+              <w:rPr>
+                <w:b/>
+                <w:color w:val="262F37"/>
+                <w:sz w:val="18"/>
+              </w:rPr>
+              <w:t>Документ</w:t>
+            </w:r>
+          </w:p>
+        </w:tc>
+        <w:tc>
+          <w:tcPr>
+            <w:tcW w:type="dxa" w:w="7427"/>
+            <w:vAlign w:val="center"/>
+          </w:tcPr>
+          <w:p>
+            <w:pPr>
+              <w:spacing w:after="0"/>
+            </w:pPr>
+            <w:r/>
+            <w:r>
+              <w:rPr>
+                <w:b w:val="0"/>
+                <w:color w:val="262F37"/>
+                <w:sz w:val="18"/>
+              </w:rPr>
+              <w:t>Исходящее уведомление № [___] от [___]; место [___]</w:t>
+            </w:r>
+          </w:p>
+        </w:tc>
+      </w:tr>
+      <w:tr>
+        <w:trPr>
+          <w:cantSplit/>
+        </w:trPr>
+        <w:tc>
+          <w:tcPr>
+            <w:tcW w:type="dxa" w:w="2268"/>
+            <w:vAlign w:val="center"/>
+            <w:shd w:fill="F3F0E8"/>
+          </w:tcPr>
+          <w:p>
+            <w:pPr>
+              <w:spacing w:after="0"/>
+            </w:pPr>
+            <w:r/>
+            <w:r>
+              <w:rPr>
+                <w:b/>
+                <w:color w:val="262F37"/>
+                <w:sz w:val="18"/>
+              </w:rPr>
+              <w:t>Договор</w:t>
+            </w:r>
+          </w:p>
+        </w:tc>
+        <w:tc>
+          <w:tcPr>
+            <w:tcW w:type="dxa" w:w="7427"/>
+            <w:vAlign w:val="center"/>
+          </w:tcPr>
+          <w:p>
+            <w:pPr>
+              <w:spacing w:after="0"/>
+            </w:pPr>
+            <w:r/>
+            <w:r>
+              <w:rPr>
+                <w:b w:val="0"/>
+                <w:color w:val="262F37"/>
+                <w:sz w:val="18"/>
+              </w:rPr>
+              <w:t>Договор подряда № [___] от [___]; исходное приложение / смета [___]</w:t>
+            </w:r>
+          </w:p>
+        </w:tc>
+      </w:tr>
+      <w:tr>
+        <w:trPr>
+          <w:cantSplit/>
+        </w:trPr>
+        <w:tc>
+          <w:tcPr>
+            <w:tcW w:type="dxa" w:w="2268"/>
+            <w:vAlign w:val="center"/>
+            <w:shd w:fill="F3F0E8"/>
+          </w:tcPr>
+          <w:p>
+            <w:pPr>
+              <w:spacing w:after="0"/>
+            </w:pPr>
+            <w:r/>
+            <w:r>
+              <w:rPr>
+                <w:b/>
+                <w:color w:val="262F37"/>
+                <w:sz w:val="18"/>
+              </w:rPr>
+              <w:t>Объект</w:t>
+            </w:r>
+          </w:p>
+        </w:tc>
+        <w:tc>
+          <w:tcPr>
+            <w:tcW w:type="dxa" w:w="7427"/>
+            <w:vAlign w:val="center"/>
+          </w:tcPr>
+          <w:p>
+            <w:pPr>
+              <w:spacing w:after="0"/>
+            </w:pPr>
+            <w:r/>
+            <w:r>
+              <w:rPr>
+                <w:b w:val="0"/>
+                <w:color w:val="262F37"/>
+                <w:sz w:val="18"/>
+              </w:rPr>
+              <w:t>Наименование, адрес, участок или захватка [___]</w:t>
+            </w:r>
+          </w:p>
+        </w:tc>
+      </w:tr>
+      <w:tr>
+        <w:trPr>
+          <w:cantSplit/>
+        </w:trPr>
+        <w:tc>
+          <w:tcPr>
+            <w:tcW w:type="dxa" w:w="2268"/>
+            <w:vAlign w:val="center"/>
+            <w:shd w:fill="F3F0E8"/>
+          </w:tcPr>
+          <w:p>
+            <w:pPr>
+              <w:spacing w:after="0"/>
+            </w:pPr>
+            <w:r/>
+            <w:r>
+              <w:rPr>
+                <w:b/>
+                <w:color w:val="262F37"/>
+                <w:sz w:val="18"/>
+              </w:rPr>
+              <w:t>Подрядчик</w:t>
+            </w:r>
+          </w:p>
+        </w:tc>
+        <w:tc>
+          <w:tcPr>
+            <w:tcW w:type="dxa" w:w="7427"/>
+            <w:vAlign w:val="center"/>
+          </w:tcPr>
+          <w:p>
+            <w:pPr>
+              <w:spacing w:after="0"/>
+            </w:pPr>
+            <w:r/>
+            <w:r>
+              <w:rPr>
+                <w:b w:val="0"/>
+                <w:color w:val="262F37"/>
+                <w:sz w:val="18"/>
+              </w:rPr>
+              <w:t>Полное наименование, ИНН, адрес [___]</w:t>
+            </w:r>
+          </w:p>
+        </w:tc>
+      </w:tr>
+      <w:tr>
+        <w:trPr>
+          <w:cantSplit/>
+        </w:trPr>
+        <w:tc>
+          <w:tcPr>
+            <w:tcW w:type="dxa" w:w="2268"/>
+            <w:vAlign w:val="center"/>
+            <w:shd w:fill="F3F0E8"/>
+          </w:tcPr>
+          <w:p>
+            <w:pPr>
+              <w:spacing w:after="0"/>
+            </w:pPr>
+            <w:r/>
+            <w:r>
+              <w:rPr>
+                <w:b/>
+                <w:color w:val="262F37"/>
+                <w:sz w:val="18"/>
+              </w:rPr>
+              <w:t>Заказчик</w:t>
+            </w:r>
+          </w:p>
+        </w:tc>
+        <w:tc>
+          <w:tcPr>
+            <w:tcW w:type="dxa" w:w="7427"/>
+            <w:vAlign w:val="center"/>
+          </w:tcPr>
+          <w:p>
+            <w:pPr>
+              <w:spacing w:after="0"/>
+            </w:pPr>
+            <w:r/>
+            <w:r>
+              <w:rPr>
+                <w:b w:val="0"/>
+                <w:color w:val="262F37"/>
+                <w:sz w:val="18"/>
+              </w:rPr>
+              <w:t>Полное наименование, ИНН, адрес [___]</w:t>
+            </w:r>
+          </w:p>
+        </w:tc>
+      </w:tr>
+    </w:tbl>
+    <w:p>
+      <w:pPr>
+        <w:pStyle w:val="Heading1"/>
+        <w:keepNext/>
+        <w:pageBreakBefore w:val="0"/>
+      </w:pPr>
+      <w:r>
+        <w:t>Обнаружение и отличие</w:t>
+      </w:r>
+    </w:p>
+    <w:tbl>
+      <w:tblPr>
+        <w:tblStyle w:val="TableGrid"/>
+        <w:tblW w:type="auto" w:w="0"/>
+        <w:jc w:val="center"/>
+        <w:tblLayout w:type="fixed"/>
+        <w:tblLook w:firstColumn="1" w:firstRow="1" w:lastColumn="0" w:lastRow="0" w:noHBand="0" w:noVBand="1" w:val="04A0"/>
+      </w:tblPr>
+      <w:tblGrid>
+        <w:gridCol w:w="2268"/>
+        <w:gridCol w:w="7427"/>
+      </w:tblGrid>
+      <w:tr>
+        <w:trPr>
+          <w:cantSplit/>
+        </w:trPr>
+        <w:tc>
+          <w:tcPr>
+            <w:tcW w:type="dxa" w:w="2268"/>
+            <w:vAlign w:val="center"/>
+            <w:shd w:fill="F3F0E8"/>
+          </w:tcPr>
+          <w:p>
+            <w:pPr>
+              <w:spacing w:after="0"/>
+            </w:pPr>
+            <w:r/>
+            <w:r>
+              <w:rPr>
+                <w:b/>
+                <w:color w:val="262F37"/>
+                <w:sz w:val="18"/>
+              </w:rPr>
+              <w:t>Выявлено</w:t>
+            </w:r>
+          </w:p>
+        </w:tc>
+        <w:tc>
+          <w:tcPr>
+            <w:tcW w:type="dxa" w:w="7427"/>
+            <w:vAlign w:val="center"/>
+          </w:tcPr>
+          <w:p>
+            <w:pPr>
+              <w:spacing w:after="0"/>
+            </w:pPr>
+            <w:r/>
+            <w:r>
+              <w:rPr>
+                <w:b w:val="0"/>
+                <w:color w:val="262F37"/>
+                <w:sz w:val="18"/>
+              </w:rPr>
+              <w:t>Дата, время, место, участники осмотра [___]</w:t>
+            </w:r>
+          </w:p>
+        </w:tc>
+      </w:tr>
+      <w:tr>
+        <w:trPr>
+          <w:cantSplit/>
+        </w:trPr>
+        <w:tc>
+          <w:tcPr>
+            <w:tcW w:type="dxa" w:w="2268"/>
+            <w:vAlign w:val="center"/>
+            <w:shd w:fill="F3F0E8"/>
+          </w:tcPr>
+          <w:p>
+            <w:pPr>
+              <w:spacing w:after="0"/>
+            </w:pPr>
+            <w:r/>
+            <w:r>
+              <w:rPr>
+                <w:b/>
+                <w:color w:val="262F37"/>
+                <w:sz w:val="18"/>
+              </w:rPr>
+              <w:t>Исходный объём</w:t>
+            </w:r>
+          </w:p>
+        </w:tc>
+        <w:tc>
+          <w:tcPr>
+            <w:tcW w:type="dxa" w:w="7427"/>
+            <w:vAlign w:val="center"/>
+          </w:tcPr>
+          <w:p>
+            <w:pPr>
+              <w:spacing w:after="0"/>
+            </w:pPr>
+            <w:r/>
+            <w:r>
+              <w:rPr>
+                <w:b w:val="0"/>
+                <w:color w:val="262F37"/>
+                <w:sz w:val="18"/>
+              </w:rPr>
+              <w:t>Пункт договора, чертёж, смета, ведомость, позиция [___]</w:t>
+            </w:r>
+          </w:p>
+        </w:tc>
+      </w:tr>
+      <w:tr>
+        <w:trPr>
+          <w:cantSplit/>
+        </w:trPr>
+        <w:tc>
+          <w:tcPr>
+            <w:tcW w:type="dxa" w:w="2268"/>
+            <w:vAlign w:val="center"/>
+            <w:shd w:fill="F3F0E8"/>
+          </w:tcPr>
+          <w:p>
+            <w:pPr>
+              <w:spacing w:after="0"/>
+            </w:pPr>
+            <w:r/>
+            <w:r>
+              <w:rPr>
+                <w:b/>
+                <w:color w:val="262F37"/>
+                <w:sz w:val="18"/>
+              </w:rPr>
+              <w:t>Новые работы</w:t>
+            </w:r>
+          </w:p>
+        </w:tc>
+        <w:tc>
+          <w:tcPr>
+            <w:tcW w:type="dxa" w:w="7427"/>
+            <w:vAlign w:val="center"/>
+          </w:tcPr>
+          <w:p>
+            <w:pPr>
+              <w:spacing w:after="0"/>
+            </w:pPr>
+            <w:r/>
+            <w:r>
+              <w:rPr>
+                <w:b w:val="0"/>
+                <w:color w:val="262F37"/>
+                <w:sz w:val="18"/>
+              </w:rPr>
+              <w:t>Причина и связь с исходным объёмом [___]</w:t>
+            </w:r>
+          </w:p>
+        </w:tc>
+      </w:tr>
+      <w:tr>
+        <w:trPr>
+          <w:cantSplit/>
+        </w:trPr>
+        <w:tc>
+          <w:tcPr>
+            <w:tcW w:type="dxa" w:w="2268"/>
+            <w:vAlign w:val="center"/>
+            <w:shd w:fill="F3F0E8"/>
+          </w:tcPr>
+          <w:p>
+            <w:pPr>
+              <w:spacing w:after="0"/>
+            </w:pPr>
+            <w:r/>
+            <w:r>
+              <w:rPr>
+                <w:b/>
+                <w:color w:val="262F37"/>
+                <w:sz w:val="18"/>
+              </w:rPr>
+              <w:t>Доказательства</w:t>
+            </w:r>
+          </w:p>
+        </w:tc>
+        <w:tc>
+          <w:tcPr>
+            <w:tcW w:type="dxa" w:w="7427"/>
+            <w:vAlign w:val="center"/>
+          </w:tcPr>
+          <w:p>
+            <w:pPr>
+              <w:spacing w:after="0"/>
+            </w:pPr>
+            <w:r/>
+            <w:r>
+              <w:rPr>
+                <w:b w:val="0"/>
+                <w:color w:val="262F37"/>
+                <w:sz w:val="18"/>
+              </w:rPr>
+              <w:t>Обмер, запись журнала 08, фото 09, переписка, схема: № / дата [___]</w:t>
+            </w:r>
+          </w:p>
+        </w:tc>
+      </w:tr>
+    </w:tbl>
+    <w:p>
+      <w:pPr>
+        <w:pStyle w:val="Heading1"/>
+        <w:keepNext/>
+        <w:pageBreakBefore w:val="0"/>
+      </w:pPr>
+      <w:r>
+        <w:t>Запрошенный объём</w:t>
+      </w:r>
+    </w:p>
+    <w:tbl>
+      <w:tblPr>
+        <w:tblStyle w:val="TableGrid"/>
+        <w:tblW w:type="auto" w:w="0"/>
+        <w:tblLayout w:type="fixed"/>
+        <w:tblLook w:firstColumn="1" w:firstRow="1" w:lastColumn="0" w:lastRow="0" w:noHBand="0" w:noVBand="1" w:val="04A0"/>
+      </w:tblPr>
+      <w:tblGrid>
+        <w:gridCol w:w="1973"/>
+        <w:gridCol w:w="1973"/>
+        <w:gridCol w:w="1973"/>
+        <w:gridCol w:w="1973"/>
+        <w:gridCol w:w="1973"/>
+      </w:tblGrid>
+      <w:tr>
+        <w:trPr>
+          <w:cantSplit/>
+        </w:trPr>
+        <w:tc>
+          <w:tcPr>
+            <w:tcW w:type="dxa" w:w="1973"/>
+            <w:vAlign w:val="center"/>
+            <w:shd w:fill="F3F0E8"/>
+          </w:tcPr>
+          <w:p>
+            <w:pPr>
+              <w:spacing w:after="0"/>
+            </w:pPr>
+            <w:r/>
+            <w:r>
+              <w:rPr>
+                <w:b/>
+                <w:color w:val="262F37"/>
+                <w:sz w:val="18"/>
+              </w:rPr>
+              <w:t>№</w:t>
+            </w:r>
+          </w:p>
+        </w:tc>
+        <w:tc>
+          <w:tcPr>
+            <w:tcW w:type="dxa" w:w="1973"/>
+            <w:vAlign w:val="center"/>
+            <w:shd w:fill="F3F0E8"/>
+          </w:tcPr>
+          <w:p>
+            <w:pPr>
+              <w:spacing w:after="0"/>
+            </w:pPr>
+            <w:r/>
+            <w:r>
+              <w:rPr>
+                <w:b/>
+                <w:color w:val="262F37"/>
+                <w:sz w:val="18"/>
+              </w:rPr>
+              <w:t>Работа и границы</w:t>
+            </w:r>
+          </w:p>
+        </w:tc>
+        <w:tc>
+          <w:tcPr>
+            <w:tcW w:type="dxa" w:w="1973"/>
+            <w:vAlign w:val="center"/>
+            <w:shd w:fill="F3F0E8"/>
+          </w:tcPr>
+          <w:p>
+            <w:pPr>
+              <w:spacing w:after="0"/>
+            </w:pPr>
+            <w:r/>
+            <w:r>
+              <w:rPr>
+                <w:b/>
+                <w:color w:val="262F37"/>
+                <w:sz w:val="18"/>
+              </w:rPr>
+              <w:t>Ед. и кол-во</w:t>
+            </w:r>
+          </w:p>
+        </w:tc>
+        <w:tc>
+          <w:tcPr>
+            <w:tcW w:type="dxa" w:w="1973"/>
+            <w:vAlign w:val="center"/>
+            <w:shd w:fill="F3F0E8"/>
+          </w:tcPr>
+          <w:p>
+            <w:pPr>
+              <w:spacing w:after="0"/>
+            </w:pPr>
+            <w:r/>
+            <w:r>
+              <w:rPr>
+                <w:b/>
+                <w:color w:val="262F37"/>
+                <w:sz w:val="18"/>
+              </w:rPr>
+              <w:t>Причина</w:t>
+            </w:r>
+          </w:p>
+        </w:tc>
+        <w:tc>
+          <w:tcPr>
+            <w:tcW w:type="dxa" w:w="1973"/>
+            <w:vAlign w:val="center"/>
+            <w:shd w:fill="F3F0E8"/>
+          </w:tcPr>
+          <w:p>
+            <w:pPr>
+              <w:spacing w:after="0"/>
+            </w:pPr>
+            <w:r/>
+            <w:r>
+              <w:rPr>
+                <w:b/>
+                <w:color w:val="262F37"/>
+                <w:sz w:val="18"/>
+              </w:rPr>
+              <w:t>Приложение</w:t>
+            </w:r>
+          </w:p>
+        </w:tc>
+      </w:tr>
+      <w:tr>
+        <w:trPr>
+          <w:cantSplit/>
+        </w:trPr>
+        <w:tc>
+          <w:tcPr>
+            <w:tcW w:type="dxa" w:w="1973"/>
+            <w:vAlign w:val="center"/>
+          </w:tcPr>
+          <w:p>
+            <w:pPr>
+              <w:spacing w:after="0"/>
+            </w:pPr>
+            <w:r/>
+            <w:r>
+              <w:rPr>
+                <w:b w:val="0"/>
+                <w:color w:val="262F37"/>
+                <w:sz w:val="18"/>
+              </w:rPr>
+              <w:t>1</w:t>
+            </w:r>
+          </w:p>
+        </w:tc>
+        <w:tc>
+          <w:tcPr>
+            <w:tcW w:type="dxa" w:w="1973"/>
+            <w:vAlign w:val="center"/>
+          </w:tcPr>
+          <w:p>
+            <w:pPr>
+              <w:spacing w:after="0"/>
+            </w:pPr>
+            <w:r/>
+            <w:r>
+              <w:rPr>
+                <w:b w:val="0"/>
+                <w:color w:val="262F37"/>
+                <w:sz w:val="18"/>
+              </w:rPr>
+              <w:t>[___]</w:t>
+            </w:r>
+          </w:p>
+        </w:tc>
+        <w:tc>
+          <w:tcPr>
+            <w:tcW w:type="dxa" w:w="1973"/>
+            <w:vAlign w:val="center"/>
+          </w:tcPr>
+          <w:p>
+            <w:pPr>
+              <w:spacing w:after="0"/>
+            </w:pPr>
+            <w:r/>
+            <w:r>
+              <w:rPr>
+                <w:b w:val="0"/>
+                <w:color w:val="262F37"/>
+                <w:sz w:val="18"/>
+              </w:rPr>
+              <w:t>[___]</w:t>
+            </w:r>
+          </w:p>
+        </w:tc>
+        <w:tc>
+          <w:tcPr>
+            <w:tcW w:type="dxa" w:w="1973"/>
+            <w:vAlign w:val="center"/>
+          </w:tcPr>
+          <w:p>
+            <w:pPr>
+              <w:spacing w:after="0"/>
+            </w:pPr>
+            <w:r/>
+            <w:r>
+              <w:rPr>
+                <w:b w:val="0"/>
+                <w:color w:val="262F37"/>
+                <w:sz w:val="18"/>
+              </w:rPr>
+              <w:t>[___]</w:t>
+            </w:r>
+          </w:p>
+        </w:tc>
+        <w:tc>
+          <w:tcPr>
+            <w:tcW w:type="dxa" w:w="1973"/>
+            <w:vAlign w:val="center"/>
+          </w:tcPr>
+          <w:p>
+            <w:pPr>
+              <w:spacing w:after="0"/>
+            </w:pPr>
+            <w:r/>
+            <w:r>
+              <w:rPr>
+                <w:b w:val="0"/>
+                <w:color w:val="262F37"/>
+                <w:sz w:val="18"/>
+              </w:rPr>
+              <w:t>[___]</w:t>
+            </w:r>
+          </w:p>
+        </w:tc>
+      </w:tr>
+      <w:tr>
+        <w:trPr>
+          <w:cantSplit/>
+        </w:trPr>
+        <w:tc>
+          <w:tcPr>
+            <w:tcW w:type="dxa" w:w="1973"/>
+            <w:vAlign w:val="center"/>
+          </w:tcPr>
+          <w:p>
+            <w:pPr>
+              <w:spacing w:after="0"/>
+            </w:pPr>
+            <w:r/>
+            <w:r>
+              <w:rPr>
+                <w:b w:val="0"/>
+                <w:color w:val="262F37"/>
+                <w:sz w:val="18"/>
+              </w:rPr>
+              <w:t>2</w:t>
+            </w:r>
+          </w:p>
+        </w:tc>
+        <w:tc>
+          <w:tcPr>
+            <w:tcW w:type="dxa" w:w="1973"/>
+            <w:vAlign w:val="center"/>
+          </w:tcPr>
+          <w:p>
+            <w:pPr>
+              <w:spacing w:after="0"/>
+            </w:pPr>
+            <w:r/>
+            <w:r>
+              <w:rPr>
+                <w:b w:val="0"/>
+                <w:color w:val="262F37"/>
+                <w:sz w:val="18"/>
+              </w:rPr>
+              <w:t>[___]</w:t>
+            </w:r>
+          </w:p>
+        </w:tc>
+        <w:tc>
+          <w:tcPr>
+            <w:tcW w:type="dxa" w:w="1973"/>
+            <w:vAlign w:val="center"/>
+          </w:tcPr>
+          <w:p>
+            <w:pPr>
+              <w:spacing w:after="0"/>
+            </w:pPr>
+            <w:r/>
+            <w:r>
+              <w:rPr>
+                <w:b w:val="0"/>
+                <w:color w:val="262F37"/>
+                <w:sz w:val="18"/>
+              </w:rPr>
+              <w:t>[___]</w:t>
+            </w:r>
+          </w:p>
+        </w:tc>
+        <w:tc>
+          <w:tcPr>
+            <w:tcW w:type="dxa" w:w="1973"/>
+            <w:vAlign w:val="center"/>
+          </w:tcPr>
+          <w:p>
+            <w:pPr>
+              <w:spacing w:after="0"/>
+            </w:pPr>
+            <w:r/>
+            <w:r>
+              <w:rPr>
+                <w:b w:val="0"/>
+                <w:color w:val="262F37"/>
+                <w:sz w:val="18"/>
+              </w:rPr>
+              <w:t>[___]</w:t>
+            </w:r>
+          </w:p>
+        </w:tc>
+        <w:tc>
+          <w:tcPr>
+            <w:tcW w:type="dxa" w:w="1973"/>
+            <w:vAlign w:val="center"/>
+          </w:tcPr>
+          <w:p>
+            <w:pPr>
+              <w:spacing w:after="0"/>
+            </w:pPr>
+            <w:r/>
+            <w:r>
+              <w:rPr>
+                <w:b w:val="0"/>
+                <w:color w:val="262F37"/>
+                <w:sz w:val="18"/>
+              </w:rPr>
+              <w:t>[___]</w:t>
+            </w:r>
+          </w:p>
+        </w:tc>
+      </w:tr>
+      <w:tr>
+        <w:trPr>
+          <w:cantSplit/>
+        </w:trPr>
+        <w:tc>
+          <w:tcPr>
+            <w:tcW w:type="dxa" w:w="1973"/>
+            <w:vAlign w:val="center"/>
+          </w:tcPr>
+          <w:p>
+            <w:pPr>
+              <w:spacing w:after="0"/>
+            </w:pPr>
+            <w:r/>
+            <w:r>
+              <w:rPr>
+                <w:b w:val="0"/>
+                <w:color w:val="262F37"/>
+                <w:sz w:val="18"/>
+              </w:rPr>
+              <w:t>3</w:t>
+            </w:r>
+          </w:p>
+        </w:tc>
+        <w:tc>
+          <w:tcPr>
+            <w:tcW w:type="dxa" w:w="1973"/>
+            <w:vAlign w:val="center"/>
+          </w:tcPr>
+          <w:p>
+            <w:pPr>
+              <w:spacing w:after="0"/>
+            </w:pPr>
+            <w:r/>
+            <w:r>
+              <w:rPr>
+                <w:b w:val="0"/>
+                <w:color w:val="262F37"/>
+                <w:sz w:val="18"/>
+              </w:rPr>
+              <w:t>[___]</w:t>
+            </w:r>
+          </w:p>
+        </w:tc>
+        <w:tc>
+          <w:tcPr>
+            <w:tcW w:type="dxa" w:w="1973"/>
+            <w:vAlign w:val="center"/>
+          </w:tcPr>
+          <w:p>
+            <w:pPr>
+              <w:spacing w:after="0"/>
+            </w:pPr>
+            <w:r/>
+            <w:r>
+              <w:rPr>
+                <w:b w:val="0"/>
+                <w:color w:val="262F37"/>
+                <w:sz w:val="18"/>
+              </w:rPr>
+              <w:t>[___]</w:t>
+            </w:r>
+          </w:p>
+        </w:tc>
+        <w:tc>
+          <w:tcPr>
+            <w:tcW w:type="dxa" w:w="1973"/>
+            <w:vAlign w:val="center"/>
+          </w:tcPr>
+          <w:p>
+            <w:pPr>
+              <w:spacing w:after="0"/>
+            </w:pPr>
+            <w:r/>
+            <w:r>
+              <w:rPr>
+                <w:b w:val="0"/>
+                <w:color w:val="262F37"/>
+                <w:sz w:val="18"/>
+              </w:rPr>
+              <w:t>[___]</w:t>
+            </w:r>
+          </w:p>
+        </w:tc>
+        <w:tc>
+          <w:tcPr>
+            <w:tcW w:type="dxa" w:w="1973"/>
+            <w:vAlign w:val="center"/>
+          </w:tcPr>
+          <w:p>
+            <w:pPr>
+              <w:spacing w:after="0"/>
+            </w:pPr>
+            <w:r/>
+            <w:r>
+              <w:rPr>
+                <w:b w:val="0"/>
+                <w:color w:val="262F37"/>
+                <w:sz w:val="18"/>
+              </w:rPr>
+              <w:t>[___]</w:t>
+            </w:r>
+          </w:p>
+        </w:tc>
+      </w:tr>
+    </w:tbl>
+    <w:p>
+      <w:pPr>
+        <w:pStyle w:val="Heading1"/>
+        <w:keepNext/>
+        <w:pageBreakBefore w:val="0"/>
+      </w:pPr>
+      <w:r>
+        <w:t>Маршрут и решение</w:t>
       </w:r>
     </w:p>
     <w:p>
-      <w:pPr>
-        <w:pStyle w:val="ListBullet"/>
-      </w:pPr>
       <w:r>
-        <w:t>Дополнительная работа выявлена [дата] при [обстоятельства].</w:t>
+        <w:t>□ А. Работы ещё не начаты. Планируемая дата [___]. Просим подтвердить объём по форме 02, рассмотреть расчёт 07 и оформить изменения цены и сроков в документах 11 и 12, если они требуются.</w:t>
       </w:r>
     </w:p>
     <w:p>
-      <w:pPr>
-        <w:pStyle w:val="ListBullet"/>
-      </w:pPr>
       <w:r>
-        <w:t>Дополнительная работа выполнена с [дата] по [дата] по просьбе [кто просил]: [что выполнено]. Подтверждения: [чем подтверждено].</w:t>
+        <w:t>□ Б. Работы уже выполнены. Период [___] — [___]. Просьба / указание получена от [___] по документу [___]. Факт и границы подтверждаются [___]. Просим рассмотреть объём, цену, приёмку и срок на основании приложений.</w:t>
       </w:r>
     </w:p>
     <w:p>
-      <w:pPr>
-        <w:pStyle w:val="ListBullet"/>
-      </w:pPr>
       <w:r>
-        <w:t>До [дата] просим согласовать объём, цену и влияние на срок.</w:t>
+        <w:t>Просим направить письменное решение по позициям и сообщить уполномоченное лицо. Срок ответа по договору [___]; если иной срок не предусмотрен законом или договором строительного подряда, по п. 3 ст. 743 ГК РФ срок составляет десять дней. Укажите способ направления ответа [___].</w:t>
       </w:r>
     </w:p>
     <w:p>
       <w:pPr>
         <w:pStyle w:val="Heading1"/>
+        <w:keepNext/>
+        <w:pageBreakBefore w:val="0"/>
       </w:pPr>
       <w:r>
-        <w:t>Режим до решения</w:t>
+        <w:t>Текущий статус и приложения</w:t>
       </w:r>
     </w:p>
+    <w:tbl>
+      <w:tblPr>
+        <w:tblStyle w:val="TableGrid"/>
+        <w:tblW w:type="auto" w:w="0"/>
+        <w:jc w:val="center"/>
+        <w:tblLayout w:type="fixed"/>
+        <w:tblLook w:firstColumn="1" w:firstRow="1" w:lastColumn="0" w:lastRow="0" w:noHBand="0" w:noVBand="1" w:val="04A0"/>
+      </w:tblPr>
+      <w:tblGrid>
+        <w:gridCol w:w="2268"/>
+        <w:gridCol w:w="7427"/>
+      </w:tblGrid>
+      <w:tr>
+        <w:trPr>
+          <w:cantSplit/>
+        </w:trPr>
+        <w:tc>
+          <w:tcPr>
+            <w:tcW w:type="dxa" w:w="2268"/>
+            <w:vAlign w:val="center"/>
+            <w:shd w:fill="F3F0E8"/>
+          </w:tcPr>
+          <w:p>
+            <w:pPr>
+              <w:spacing w:after="0"/>
+            </w:pPr>
+            <w:r/>
+            <w:r>
+              <w:rPr>
+                <w:b/>
+                <w:color w:val="262F37"/>
+                <w:sz w:val="18"/>
+              </w:rPr>
+              <w:t>Статус участка</w:t>
+            </w:r>
+          </w:p>
+        </w:tc>
+        <w:tc>
+          <w:tcPr>
+            <w:tcW w:type="dxa" w:w="7427"/>
+            <w:vAlign w:val="center"/>
+          </w:tcPr>
+          <w:p>
+            <w:pPr>
+              <w:spacing w:after="0"/>
+            </w:pPr>
+            <w:r/>
+            <w:r>
+              <w:rPr>
+                <w:b w:val="0"/>
+                <w:color w:val="262F37"/>
+                <w:sz w:val="18"/>
+              </w:rPr>
+              <w:t>Ожидаемые работы / уже выполненные / соответствующие работы приостановлены: [___]</w:t>
+            </w:r>
+          </w:p>
+        </w:tc>
+      </w:tr>
+      <w:tr>
+        <w:trPr>
+          <w:cantSplit/>
+        </w:trPr>
+        <w:tc>
+          <w:tcPr>
+            <w:tcW w:type="dxa" w:w="2268"/>
+            <w:vAlign w:val="center"/>
+            <w:shd w:fill="F3F0E8"/>
+          </w:tcPr>
+          <w:p>
+            <w:pPr>
+              <w:spacing w:after="0"/>
+            </w:pPr>
+            <w:r/>
+            <w:r>
+              <w:rPr>
+                <w:b/>
+                <w:color w:val="262F37"/>
+                <w:sz w:val="18"/>
+              </w:rPr>
+              <w:t>Меры</w:t>
+            </w:r>
+          </w:p>
+        </w:tc>
+        <w:tc>
+          <w:tcPr>
+            <w:tcW w:type="dxa" w:w="7427"/>
+            <w:vAlign w:val="center"/>
+          </w:tcPr>
+          <w:p>
+            <w:pPr>
+              <w:spacing w:after="0"/>
+            </w:pPr>
+            <w:r/>
+            <w:r>
+              <w:rPr>
+                <w:b w:val="0"/>
+                <w:color w:val="262F37"/>
+                <w:sz w:val="18"/>
+              </w:rPr>
+              <w:t>Что выполнено для сохранности объекта и когда: [___]</w:t>
+            </w:r>
+          </w:p>
+        </w:tc>
+      </w:tr>
+      <w:tr>
+        <w:trPr>
+          <w:cantSplit/>
+        </w:trPr>
+        <w:tc>
+          <w:tcPr>
+            <w:tcW w:type="dxa" w:w="2268"/>
+            <w:vAlign w:val="center"/>
+            <w:shd w:fill="F3F0E8"/>
+          </w:tcPr>
+          <w:p>
+            <w:pPr>
+              <w:spacing w:after="0"/>
+            </w:pPr>
+            <w:r/>
+            <w:r>
+              <w:rPr>
+                <w:b/>
+                <w:color w:val="262F37"/>
+                <w:sz w:val="18"/>
+              </w:rPr>
+              <w:t>Приложения</w:t>
+            </w:r>
+          </w:p>
+        </w:tc>
+        <w:tc>
+          <w:tcPr>
+            <w:tcW w:type="dxa" w:w="7427"/>
+            <w:vAlign w:val="center"/>
+          </w:tcPr>
+          <w:p>
+            <w:pPr>
+              <w:spacing w:after="0"/>
+            </w:pPr>
+            <w:r/>
+            <w:r>
+              <w:rPr>
+                <w:b w:val="0"/>
+                <w:color w:val="262F37"/>
+                <w:sz w:val="18"/>
+              </w:rPr>
+              <w:t>Форма 02, расчёт 07, график 05, журнал 08, фото, поручение: № и дата [___]</w:t>
+            </w:r>
+          </w:p>
+        </w:tc>
+      </w:tr>
+    </w:tbl>
     <w:p>
       <w:pPr>
-        <w:pStyle w:val="ListBullet"/>
+        <w:pStyle w:val="Heading1"/>
+        <w:keepNext/>
+        <w:pageBreakBefore w:val="0"/>
       </w:pPr>
       <w:r>
-        <w:t>Работа не начинается / выполняются только необходимые меры по предотвращению ущерба по отдельной фиксации.</w:t>
+        <w:t>Направление и подписи</w:t>
       </w:r>
     </w:p>
-    <w:p>
-      <w:r>
-        <w:t>Приложения: [___]</w:t>
-      </w:r>
-    </w:p>
-    <w:p/>
-    <w:p>
-      <w:r>
-        <w:t>Дата: [___]</w:t>
-      </w:r>
-    </w:p>
-    <w:p>
-      <w:r>
-        <w:t>Подпись: [___]</w:t>
-      </w:r>
-    </w:p>
-    <w:p>
-      <w:r>
-        <w:t>Расшифровка подписи: [___]</w:t>
-      </w:r>
-    </w:p>
+    <w:tbl>
+      <w:tblPr>
+        <w:tblStyle w:val="TableGrid"/>
+        <w:tblW w:type="auto" w:w="0"/>
+        <w:jc w:val="center"/>
+        <w:tblLayout w:type="fixed"/>
+        <w:tblLook w:firstColumn="1" w:firstRow="1" w:lastColumn="0" w:lastRow="0" w:noHBand="0" w:noVBand="1" w:val="04A0"/>
+      </w:tblPr>
+      <w:tblGrid>
+        <w:gridCol w:w="2268"/>
+        <w:gridCol w:w="7427"/>
+      </w:tblGrid>
+      <w:tr>
+        <w:trPr>
+          <w:cantSplit/>
+        </w:trPr>
+        <w:tc>
+          <w:tcPr>
+            <w:tcW w:type="dxa" w:w="2268"/>
+            <w:vAlign w:val="center"/>
+            <w:shd w:fill="F3F0E8"/>
+          </w:tcPr>
+          <w:p>
+            <w:pPr>
+              <w:spacing w:after="0"/>
+            </w:pPr>
+            <w:r/>
+            <w:r>
+              <w:rPr>
+                <w:b/>
+                <w:color w:val="262F37"/>
+                <w:sz w:val="18"/>
+              </w:rPr>
+              <w:t>Передача</w:t>
+            </w:r>
+          </w:p>
+        </w:tc>
+        <w:tc>
+          <w:tcPr>
+            <w:tcW w:type="dxa" w:w="7427"/>
+            <w:vAlign w:val="center"/>
+          </w:tcPr>
+          <w:p>
+            <w:pPr>
+              <w:spacing w:after="0"/>
+            </w:pPr>
+            <w:r/>
+            <w:r>
+              <w:rPr>
+                <w:b w:val="0"/>
+                <w:color w:val="262F37"/>
+                <w:sz w:val="18"/>
+              </w:rPr>
+              <w:t>Канал [___], адресат [___], дата [___], подтверждение доставки [___]</w:t>
+            </w:r>
+          </w:p>
+        </w:tc>
+      </w:tr>
+      <w:tr>
+        <w:trPr>
+          <w:cantSplit/>
+        </w:trPr>
+        <w:tc>
+          <w:tcPr>
+            <w:tcW w:type="dxa" w:w="2268"/>
+            <w:vAlign w:val="center"/>
+            <w:shd w:fill="F3F0E8"/>
+          </w:tcPr>
+          <w:p>
+            <w:pPr>
+              <w:spacing w:after="0"/>
+            </w:pPr>
+            <w:r/>
+            <w:r>
+              <w:rPr>
+                <w:b/>
+                <w:color w:val="262F37"/>
+                <w:sz w:val="18"/>
+              </w:rPr>
+              <w:t>Ответ</w:t>
+            </w:r>
+          </w:p>
+        </w:tc>
+        <w:tc>
+          <w:tcPr>
+            <w:tcW w:type="dxa" w:w="7427"/>
+            <w:vAlign w:val="center"/>
+          </w:tcPr>
+          <w:p>
+            <w:pPr>
+              <w:spacing w:after="0"/>
+            </w:pPr>
+            <w:r/>
+            <w:r>
+              <w:rPr>
+                <w:b w:val="0"/>
+                <w:color w:val="262F37"/>
+                <w:sz w:val="18"/>
+              </w:rPr>
+              <w:t>Дата [___], входящий № / письмо [___], приложен к делу объекта [___]</w:t>
+            </w:r>
+          </w:p>
+        </w:tc>
+      </w:tr>
+    </w:tbl>
+    <w:tbl>
+      <w:tblPr>
+        <w:tblStyle w:val="TableGrid"/>
+        <w:tblW w:type="auto" w:w="0"/>
+        <w:jc w:val="center"/>
+        <w:tblLayout w:type="fixed"/>
+        <w:tblLook w:firstColumn="1" w:firstRow="1" w:lastColumn="0" w:lastRow="0" w:noHBand="0" w:noVBand="1" w:val="04A0"/>
+      </w:tblPr>
+      <w:tblGrid>
+        <w:gridCol w:w="2268"/>
+        <w:gridCol w:w="7427"/>
+      </w:tblGrid>
+      <w:tr>
+        <w:trPr>
+          <w:cantSplit/>
+        </w:trPr>
+        <w:tc>
+          <w:tcPr>
+            <w:tcW w:type="dxa" w:w="2268"/>
+            <w:vAlign w:val="center"/>
+            <w:shd w:fill="F3F0E8"/>
+          </w:tcPr>
+          <w:p>
+            <w:pPr>
+              <w:spacing w:after="0"/>
+            </w:pPr>
+            <w:r/>
+            <w:r>
+              <w:rPr>
+                <w:b/>
+                <w:color w:val="262F37"/>
+                <w:sz w:val="18"/>
+              </w:rPr>
+              <w:t>Подрядчик</w:t>
+            </w:r>
+          </w:p>
+        </w:tc>
+        <w:tc>
+          <w:tcPr>
+            <w:tcW w:type="dxa" w:w="7427"/>
+            <w:vAlign w:val="center"/>
+          </w:tcPr>
+          <w:p>
+            <w:pPr>
+              <w:spacing w:after="0"/>
+            </w:pPr>
+            <w:r/>
+            <w:r>
+              <w:rPr>
+                <w:b w:val="0"/>
+                <w:color w:val="262F37"/>
+                <w:sz w:val="18"/>
+              </w:rPr>
+              <w:t>Должность, Ф. И. О., основание полномочий [___]</w:t>
+            </w:r>
+          </w:p>
+        </w:tc>
+      </w:tr>
+      <w:tr>
+        <w:trPr>
+          <w:cantSplit/>
+        </w:trPr>
+        <w:tc>
+          <w:tcPr>
+            <w:tcW w:type="dxa" w:w="2268"/>
+            <w:vAlign w:val="center"/>
+            <w:shd w:fill="F3F0E8"/>
+          </w:tcPr>
+          <w:p>
+            <w:pPr>
+              <w:spacing w:after="0"/>
+            </w:pPr>
+            <w:r/>
+            <w:r>
+              <w:rPr>
+                <w:b/>
+                <w:color w:val="262F37"/>
+                <w:sz w:val="18"/>
+              </w:rPr>
+              <w:t>Подпись</w:t>
+            </w:r>
+          </w:p>
+        </w:tc>
+        <w:tc>
+          <w:tcPr>
+            <w:tcW w:type="dxa" w:w="7427"/>
+            <w:vAlign w:val="center"/>
+          </w:tcPr>
+          <w:p>
+            <w:pPr>
+              <w:spacing w:after="0"/>
+            </w:pPr>
+            <w:r/>
+            <w:r>
+              <w:rPr>
+                <w:b w:val="0"/>
+                <w:color w:val="262F37"/>
+                <w:sz w:val="18"/>
+              </w:rPr>
+              <w:t>[___]  Дата подписания [___]</w:t>
+            </w:r>
+          </w:p>
+        </w:tc>
+      </w:tr>
+      <w:tr>
+        <w:trPr>
+          <w:cantSplit/>
+        </w:trPr>
+        <w:tc>
+          <w:tcPr>
+            <w:tcW w:type="dxa" w:w="2268"/>
+            <w:vAlign w:val="center"/>
+            <w:shd w:fill="F3F0E8"/>
+          </w:tcPr>
+          <w:p>
+            <w:pPr>
+              <w:spacing w:after="0"/>
+            </w:pPr>
+            <w:r/>
+            <w:r>
+              <w:rPr>
+                <w:b/>
+                <w:color w:val="262F37"/>
+                <w:sz w:val="18"/>
+              </w:rPr>
+              <w:t>Получение</w:t>
+            </w:r>
+          </w:p>
+        </w:tc>
+        <w:tc>
+          <w:tcPr>
+            <w:tcW w:type="dxa" w:w="7427"/>
+            <w:vAlign w:val="center"/>
+          </w:tcPr>
+          <w:p>
+            <w:pPr>
+              <w:spacing w:after="0"/>
+            </w:pPr>
+            <w:r/>
+            <w:r>
+              <w:rPr>
+                <w:b w:val="0"/>
+                <w:color w:val="262F37"/>
+                <w:sz w:val="18"/>
+              </w:rPr>
+              <w:t>Отметка заказчика / входящий № [___] или отдельное подтверждение доставки [___]</w:t>
+            </w:r>
+          </w:p>
+        </w:tc>
+      </w:tr>
+    </w:tbl>
     <w:sectPr>
-      <w:pgSz w:w="12240" w:h="15840"/>
-      <w:pgMar w:top="1440" w:right="1440" w:bottom="1440" w:left="1440" w:header="708" w:footer="708" w:gutter="0"/>
+      <w:pgSz w:w="11906" w:h="16838"/>
+      <w:pgMar w:top="964" w:right="1020" w:bottom="964" w:left="1020" w:header="720" w:footer="720" w:gutter="0"/>
       <w:cols w:space="720"/>
       <w:docGrid w:linePitch="360"/>
     </w:sectPr>
@@ -456,11 +1752,12 @@
     <w:qFormat/>
     <w:rsid w:val="00FC693F"/>
     <w:pPr>
-      <w:spacing w:after="120" w:line="300" w:lineRule="auto"/>
+      <w:spacing w:after="100"/>
     </w:pPr>
     <w:rPr>
-      <w:rFonts w:ascii="Arial" w:hAnsi="Arial"/>
-      <w:sz w:val="22"/>
+      <w:rFonts w:ascii="Times New Roman" w:hAnsi="Times New Roman"/>
+      <w:color w:val="262F37"/>
+      <w:sz w:val="21"/>
     </w:rPr>
   </w:style>
   <w:style w:type="paragraph" w:styleId="Header">
@@ -518,15 +1815,15 @@
     <w:pPr>
       <w:keepNext/>
       <w:keepLines/>
-      <w:spacing w:before="360" w:after="200"/>
+      <w:spacing w:before="180" w:after="100"/>
       <w:outlineLvl w:val="0"/>
     </w:pPr>
     <w:rPr>
-      <w:rFonts w:asciiTheme="majorHAnsi" w:eastAsiaTheme="majorEastAsia" w:hAnsiTheme="majorHAnsi" w:cstheme="majorBidi" w:ascii="Arial" w:hAnsi="Arial"/>
+      <w:rFonts w:asciiTheme="majorHAnsi" w:eastAsiaTheme="majorEastAsia" w:hAnsiTheme="majorHAnsi" w:cstheme="majorBidi" w:ascii="Times New Roman" w:hAnsi="Times New Roman"/>
       <w:b/>
       <w:bCs/>
-      <w:color w:val="2E74B5"/>
-      <w:sz w:val="32"/>
+      <w:color w:val="8E6F32"/>
+      <w:sz w:val="24"/>
       <w:szCs w:val="28"/>
     </w:rPr>
   </w:style>
@@ -542,14 +1839,14 @@
     <w:pPr>
       <w:keepNext/>
       <w:keepLines/>
-      <w:spacing w:before="280" w:after="140"/>
+      <w:spacing w:before="200" w:after="0"/>
       <w:outlineLvl w:val="1"/>
     </w:pPr>
     <w:rPr>
-      <w:rFonts w:asciiTheme="majorHAnsi" w:eastAsiaTheme="majorEastAsia" w:hAnsiTheme="majorHAnsi" w:cstheme="majorBidi" w:ascii="Arial" w:hAnsi="Arial"/>
+      <w:rFonts w:asciiTheme="majorHAnsi" w:eastAsiaTheme="majorEastAsia" w:hAnsiTheme="majorHAnsi" w:cstheme="majorBidi"/>
       <w:b/>
       <w:bCs/>
-      <w:color w:val="2E74B5"/>
+      <w:color w:val="4F81BD" w:themeColor="accent1"/>
       <w:sz w:val="26"/>
       <w:szCs w:val="26"/>
     </w:rPr>
@@ -804,18 +2101,16 @@
     <w:qFormat/>
     <w:rsid w:val="00FC693F"/>
     <w:pPr>
-      <w:pBdr>
-        <w:bottom w:val="single" w:sz="8" w:space="4" w:color="4F81BD" w:themeColor="accent1"/>
-      </w:pBdr>
-      <w:spacing w:after="240" w:line="240" w:lineRule="auto" w:before="0"/>
+      <w:spacing w:after="180" w:line="240" w:lineRule="auto"/>
       <w:contextualSpacing/>
     </w:pPr>
     <w:rPr>
-      <w:rFonts w:asciiTheme="majorHAnsi" w:eastAsiaTheme="majorEastAsia" w:hAnsiTheme="majorHAnsi" w:cstheme="majorBidi" w:ascii="Arial" w:hAnsi="Arial"/>
-      <w:color w:val="242629"/>
+      <w:rFonts w:asciiTheme="majorHAnsi" w:eastAsiaTheme="majorEastAsia" w:hAnsiTheme="majorHAnsi" w:cstheme="majorBidi" w:ascii="Times New Roman" w:hAnsi="Times New Roman"/>
+      <w:b/>
+      <w:color w:val="000000"/>
       <w:spacing w:val="5"/>
       <w:kern w:val="28"/>
-      <w:sz w:val="50"/>
+      <w:sz w:val="34"/>
       <w:szCs w:val="52"/>
     </w:rPr>
   </w:style>

--- a/products-storage/02-dopraboty-bez-poter/03-uvedomlenie-o-doprabotah.docx
+++ b/products-storage/02-dopraboty-bez-poter/03-uvedomlenie-o-doprabotah.docx
@@ -938,7 +938,7 @@
     </w:p>
     <w:p>
       <w:r>
-        <w:t>□ А. Работы ещё не начаты. Планируемая дата [___]. Просим подтвердить объём по форме 02, рассмотреть расчёт 07 и оформить изменения цены и сроков в документах 11 и 12, если они требуются.</w:t>
+        <w:t>□ А. Работы ещё не начаты. Планируемая дата [___]. Просим подтвердить объём по форме 02, рассмотреть расчёт 07 и оформить изменения цены и сроков в документах 11 и 12, если они требуются. Для сообщения о неучтённых в технической документации работах срок ответа — десять дней по п. 3 ст. 743 ГК РФ, если законом или договором строительного подряда не предусмотрен иной срок.</w:t>
       </w:r>
     </w:p>
     <w:p>
@@ -948,7 +948,7 @@
     </w:p>
     <w:p>
       <w:r>
-        <w:t>Просим направить письменное решение по позициям и сообщить уполномоченное лицо. Срок ответа по договору [___]; если иной срок не предусмотрен законом или договором строительного подряда, по п. 3 ст. 743 ГК РФ срок составляет десять дней. Укажите способ направления ответа [___].</w:t>
+        <w:t>Просим направить письменное решение по позициям и сообщить уполномоченное лицо. Для маршрута Б предложенный срок ответа [___], условие договора о сроке [___]. Способ направления ответа [___].</w:t>
       </w:r>
     </w:p>
     <w:p>

--- a/products-storage/02-dopraboty-bez-poter/03-uvedomlenie-o-doprabotah.docx
+++ b/products-storage/02-dopraboty-bez-poter/03-uvedomlenie-o-doprabotah.docx
@@ -938,17 +938,17 @@
     </w:p>
     <w:p>
       <w:r>
-        <w:t>□ А. Работы ещё не начаты. Планируемая дата [___]. Просим подтвердить объём по форме 02, рассмотреть расчёт 07 и оформить изменения цены и сроков в документах 11 и 12, если они требуются. Для сообщения о неучтённых в технической документации работах срок ответа — десять дней по п. 3 ст. 743 ГК РФ, если законом или договором строительного подряда не предусмотрен иной срок.</w:t>
+        <w:t>□ А. Работы ещё не начаты. Планируемая дата [___]. Просим подтвердить объём по форме 02, рассмотреть расчёт 07 и оформить изменения цены и сроков в документах 11 и 12, если они требуются. Для сообщения о неучтённых в технической документации работах: если ответ не получен в течение десяти дней и законом или договором строительного подряда не предусмотрен иной срок, подрядчик по п. 3 ст. 743 ГК РФ обязан приостановить соответствующие работы.</w:t>
       </w:r>
     </w:p>
     <w:p>
       <w:r>
-        <w:t>□ Б. Работы уже выполнены. Период [___] — [___]. Просьба / указание получена от [___] по документу [___]. Факт и границы подтверждаются [___]. Просим рассмотреть объём, цену, приёмку и срок на основании приложений.</w:t>
+        <w:t>□ Б. Работы уже выполнены. Период [___] — [___]. Просьба / указание получена от [___] по документу [___]. Факт и границы подтверждаются [___]. Просим рассмотреть объём, цену, приёмку и срок на основании приложений. Предложенный срок ответа [___], условие договора о сроке [___].</w:t>
       </w:r>
     </w:p>
     <w:p>
       <w:r>
-        <w:t>Просим направить письменное решение по позициям и сообщить уполномоченное лицо. Для маршрута Б предложенный срок ответа [___], условие договора о сроке [___]. Способ направления ответа [___].</w:t>
+        <w:t>Просим направить письменное решение по позициям и сообщить уполномоченное лицо. Способ направления ответа [___].</w:t>
       </w:r>
     </w:p>
     <w:p>
@@ -1014,7 +1014,7 @@
                 <w:color w:val="262F37"/>
                 <w:sz w:val="18"/>
               </w:rPr>
-              <w:t>Ожидаемые работы / уже выполненные / соответствующие работы приостановлены: [___]</w:t>
+              <w:t>Ожидаемые работы / уже выполненные [___]. Если работы приостановлены: с [___], основание п. 3 ст. 743 после срока / п. 1 ст. 716 / пункт договора [___]</w:t>
             </w:r>
           </w:p>
         </w:tc>

--- a/products-storage/02-dopraboty-bez-poter/03-uvedomlenie-o-doprabotah.docx
+++ b/products-storage/02-dopraboty-bez-poter/03-uvedomlenie-o-doprabotah.docx
@@ -938,7 +938,7 @@
     </w:p>
     <w:p>
       <w:r>
-        <w:t>□ А. Работы ещё не начаты. Планируемая дата [___]. Просим подтвердить объём по форме 02, рассмотреть расчёт 07 и оформить изменения цены и сроков в документах 11 и 12, если они требуются. Для сообщения о неучтённых в технической документации работах: если ответ не получен в течение десяти дней и законом или договором строительного подряда не предусмотрен иной срок, подрядчик по п. 3 ст. 743 ГК РФ обязан приостановить соответствующие работы.</w:t>
+        <w:t>□ А. Работы ещё не начаты. Планируемая дата [___]. Просим подтвердить объём по форме 02, рассмотреть расчёт 07 и оформить изменения цены и сроков в документах 11 и 12, если они требуются. Для сообщения о неучтённых в технической документации работах: если ответ не получен в течение десяти дней и законом или договором строительного подряда не предусмотрен иной срок, подрядчик по п. 3 ст. 743 ГК РФ обязан приостановить соответствующие работы. Иной применимый срок по закону или договору, если есть: основание [___], срок [___].</w:t>
       </w:r>
     </w:p>
     <w:p>

--- a/products-storage/02-dopraboty-bez-poter/03-uvedomlenie-o-doprabotah.docx
+++ b/products-storage/02-dopraboty-bez-poter/03-uvedomlenie-o-doprabotah.docx
@@ -938,17 +938,17 @@
     </w:p>
     <w:p>
       <w:r>
-        <w:t>□ А. Работы ещё не начаты. Планируемая дата [___]. Просим подтвердить объём по форме 02, рассмотреть расчёт 07 и оформить изменения цены и сроков в документах 11 и 12, если они требуются.</w:t>
+        <w:t>□ А. Работы ещё не начаты. Планируемая дата [___]. Просим подтвердить объём по форме 02, рассмотреть расчёт 07 и оформить изменения цены и сроков в документах 11 и 12, если они требуются. Для сообщения о неучтённых в технической документации работах: если ответ не получен в течение десяти дней и законом или договором строительного подряда не предусмотрен иной срок, подрядчик по п. 3 ст. 743 ГК РФ обязан приостановить соответствующие работы.</w:t>
       </w:r>
     </w:p>
     <w:p>
       <w:r>
-        <w:t>□ Б. Работы уже выполнены. Период [___] — [___]. Просьба / указание получена от [___] по документу [___]. Факт и границы подтверждаются [___]. Просим рассмотреть объём, цену, приёмку и срок на основании приложений.</w:t>
+        <w:t>□ Б. Работы уже выполнены. Период [___] — [___]. Просьба / указание получена от [___] по документу [___]. Факт и границы подтверждаются [___]. Просим рассмотреть объём, цену, приёмку и срок на основании приложений. Предложенный срок ответа [___], условие договора о сроке [___].</w:t>
       </w:r>
     </w:p>
     <w:p>
       <w:r>
-        <w:t>Просим направить письменное решение по позициям и сообщить уполномоченное лицо. Срок ответа по договору [___]; если иной срок не предусмотрен законом или договором строительного подряда, по п. 3 ст. 743 ГК РФ срок составляет десять дней. Укажите способ направления ответа [___].</w:t>
+        <w:t>Просим направить письменное решение по позициям и сообщить уполномоченное лицо. Способ направления ответа [___].</w:t>
       </w:r>
     </w:p>
     <w:p>
@@ -1014,7 +1014,7 @@
                 <w:color w:val="262F37"/>
                 <w:sz w:val="18"/>
               </w:rPr>
-              <w:t>Ожидаемые работы / уже выполненные / соответствующие работы приостановлены: [___]</w:t>
+              <w:t>Ожидаемые работы / уже выполненные [___]. Если работы приостановлены: с [___], основание п. 3 ст. 743 после срока / п. 1 ст. 716 / пункт договора [___]</w:t>
             </w:r>
           </w:p>
         </w:tc>

--- a/products-storage/02-dopraboty-bez-poter/03-uvedomlenie-o-doprabotah.docx
+++ b/products-storage/02-dopraboty-bez-poter/03-uvedomlenie-o-doprabotah.docx
@@ -5,271 +5,1387 @@
     <w:p>
       <w:pPr>
         <w:pStyle w:val="Title"/>
+        <w:jc w:val="left"/>
       </w:pPr>
       <w:r>
-        <w:rPr>
-          <w:b/>
-        </w:rPr>
         <w:t>Уведомление о дополнительных работах</w:t>
       </w:r>
     </w:p>
     <w:p>
       <w:r>
-        <w:rPr>
-          <w:i/>
-          <w:color w:val="E85D22"/>
-        </w:rPr>
-        <w:t>Заполните поля в квадратных скобках и удалите подсказки перед отправкой.</w:t>
+        <w:t>Направьте заказчику описание выявленного объёма с доказательствами и запросом решения. Для уже выполненных работ отдельно укажите фактические даты и источник просьбы без изменения даты документа.</w:t>
       </w:r>
     </w:p>
     <w:p>
       <w:pPr>
         <w:pStyle w:val="Heading1"/>
+        <w:keepNext/>
+        <w:pageBreakBefore w:val="0"/>
       </w:pPr>
       <w:r>
-        <w:t>Уведомление</w:t>
-      </w:r>
-    </w:p>
-    <w:p>
-      <w:pPr>
-        <w:pStyle w:val="ListBullet"/>
-      </w:pPr>
-      <w:r>
-        <w:t>Дополнительная работа выявлена [дата] при [обстоятельства].</w:t>
-      </w:r>
-    </w:p>
-    <w:p>
-      <w:pPr>
-        <w:pStyle w:val="ListBullet"/>
-      </w:pPr>
-      <w:r>
-        <w:t>До [дата] просим согласовать объём, цену и влияние на срок.</w:t>
-      </w:r>
-    </w:p>
-    <w:p>
-      <w:pPr>
-        <w:pStyle w:val="Heading1"/>
-      </w:pPr>
-      <w:r>
-        <w:t>Режим до решения</w:t>
-      </w:r>
-    </w:p>
-    <w:p>
-      <w:pPr>
-        <w:pStyle w:val="ListBullet"/>
-      </w:pPr>
-      <w:r>
-        <w:t>Работа не начинается / выполняются только необходимые меры по предотвращению ущерба по отдельной фиксации.</w:t>
-      </w:r>
-    </w:p>
-    <w:p>
-      <w:pPr>
-        <w:pStyle w:val="Heading1"/>
-      </w:pPr>
-      <w:r>
-        <w:t>Контроль перед использованием</w:t>
+        <w:t>Реквизиты</w:t>
       </w:r>
     </w:p>
     <w:tbl>
       <w:tblPr>
+        <w:tblStyle w:val="TableGrid"/>
         <w:tblW w:type="auto" w:w="0"/>
         <w:jc w:val="center"/>
         <w:tblLayout w:type="fixed"/>
         <w:tblLook w:firstColumn="1" w:firstRow="1" w:lastColumn="0" w:lastRow="0" w:noHBand="0" w:noVBand="1" w:val="04A0"/>
       </w:tblPr>
       <w:tblGrid>
-        <w:gridCol w:w="1800"/>
-        <w:gridCol w:w="7560"/>
+        <w:gridCol w:w="2268"/>
+        <w:gridCol w:w="7427"/>
       </w:tblGrid>
       <w:tr>
+        <w:trPr>
+          <w:cantSplit/>
+        </w:trPr>
         <w:tc>
           <w:tcPr>
-            <w:tcW w:type="dxa" w:w="4680"/>
-            <w:shd w:fill="E9E5DC"/>
+            <w:tcW w:type="dxa" w:w="2268"/>
             <w:vAlign w:val="center"/>
+            <w:shd w:fill="F3F0E8"/>
           </w:tcPr>
           <w:p>
+            <w:pPr>
+              <w:spacing w:after="0"/>
+            </w:pPr>
+            <w:r/>
             <w:r>
-              <w:t>Статус</w:t>
+              <w:rPr>
+                <w:b/>
+                <w:color w:val="262F37"/>
+                <w:sz w:val="18"/>
+              </w:rPr>
+              <w:t>Документ</w:t>
             </w:r>
           </w:p>
         </w:tc>
         <w:tc>
           <w:tcPr>
-            <w:tcW w:type="dxa" w:w="4680"/>
-            <w:shd w:fill="E9E5DC"/>
+            <w:tcW w:type="dxa" w:w="7427"/>
             <w:vAlign w:val="center"/>
           </w:tcPr>
           <w:p>
+            <w:pPr>
+              <w:spacing w:after="0"/>
+            </w:pPr>
+            <w:r/>
             <w:r>
-              <w:t>Проверка</w:t>
+              <w:rPr>
+                <w:b w:val="0"/>
+                <w:color w:val="262F37"/>
+                <w:sz w:val="18"/>
+              </w:rPr>
+              <w:t>Исходящее уведомление № [___] от [___]; место [___]</w:t>
             </w:r>
           </w:p>
         </w:tc>
       </w:tr>
       <w:tr>
+        <w:trPr>
+          <w:cantSplit/>
+        </w:trPr>
         <w:tc>
           <w:tcPr>
-            <w:tcW w:type="dxa" w:w="1800"/>
+            <w:tcW w:type="dxa" w:w="2268"/>
+            <w:vAlign w:val="center"/>
+            <w:shd w:fill="F3F0E8"/>
           </w:tcPr>
           <w:p>
+            <w:pPr>
+              <w:spacing w:after="0"/>
+            </w:pPr>
+            <w:r/>
             <w:r>
-              <w:t>☐</w:t>
+              <w:rPr>
+                <w:b/>
+                <w:color w:val="262F37"/>
+                <w:sz w:val="18"/>
+              </w:rPr>
+              <w:t>Договор</w:t>
             </w:r>
           </w:p>
         </w:tc>
         <w:tc>
           <w:tcPr>
-            <w:tcW w:type="dxa" w:w="7560"/>
+            <w:tcW w:type="dxa" w:w="7427"/>
+            <w:vAlign w:val="center"/>
           </w:tcPr>
           <w:p>
+            <w:pPr>
+              <w:spacing w:after="0"/>
+            </w:pPr>
+            <w:r/>
             <w:r>
-              <w:t>Сверено с договором и приложениями</w:t>
+              <w:rPr>
+                <w:b w:val="0"/>
+                <w:color w:val="262F37"/>
+                <w:sz w:val="18"/>
+              </w:rPr>
+              <w:t>Договор подряда № [___] от [___]; исходное приложение / смета [___]</w:t>
             </w:r>
           </w:p>
         </w:tc>
       </w:tr>
       <w:tr>
+        <w:trPr>
+          <w:cantSplit/>
+        </w:trPr>
         <w:tc>
           <w:tcPr>
-            <w:tcW w:type="dxa" w:w="1800"/>
+            <w:tcW w:type="dxa" w:w="2268"/>
+            <w:vAlign w:val="center"/>
+            <w:shd w:fill="F3F0E8"/>
           </w:tcPr>
           <w:p>
+            <w:pPr>
+              <w:spacing w:after="0"/>
+            </w:pPr>
+            <w:r/>
             <w:r>
-              <w:t>☐</w:t>
+              <w:rPr>
+                <w:b/>
+                <w:color w:val="262F37"/>
+                <w:sz w:val="18"/>
+              </w:rPr>
+              <w:t>Объект</w:t>
             </w:r>
           </w:p>
         </w:tc>
         <w:tc>
           <w:tcPr>
-            <w:tcW w:type="dxa" w:w="7560"/>
+            <w:tcW w:type="dxa" w:w="7427"/>
+            <w:vAlign w:val="center"/>
           </w:tcPr>
           <w:p>
+            <w:pPr>
+              <w:spacing w:after="0"/>
+            </w:pPr>
+            <w:r/>
             <w:r>
-              <w:t>Проверены полномочия подписанта и адресат</w:t>
+              <w:rPr>
+                <w:b w:val="0"/>
+                <w:color w:val="262F37"/>
+                <w:sz w:val="18"/>
+              </w:rPr>
+              <w:t>Наименование, адрес, участок или захватка [___]</w:t>
             </w:r>
           </w:p>
         </w:tc>
       </w:tr>
       <w:tr>
+        <w:trPr>
+          <w:cantSplit/>
+        </w:trPr>
         <w:tc>
           <w:tcPr>
-            <w:tcW w:type="dxa" w:w="1800"/>
+            <w:tcW w:type="dxa" w:w="2268"/>
+            <w:vAlign w:val="center"/>
+            <w:shd w:fill="F3F0E8"/>
           </w:tcPr>
           <w:p>
+            <w:pPr>
+              <w:spacing w:after="0"/>
+            </w:pPr>
+            <w:r/>
             <w:r>
-              <w:t>☐</w:t>
+              <w:rPr>
+                <w:b/>
+                <w:color w:val="262F37"/>
+                <w:sz w:val="18"/>
+              </w:rPr>
+              <w:t>Подрядчик</w:t>
             </w:r>
           </w:p>
         </w:tc>
         <w:tc>
           <w:tcPr>
-            <w:tcW w:type="dxa" w:w="7560"/>
+            <w:tcW w:type="dxa" w:w="7427"/>
+            <w:vAlign w:val="center"/>
           </w:tcPr>
           <w:p>
+            <w:pPr>
+              <w:spacing w:after="0"/>
+            </w:pPr>
+            <w:r/>
             <w:r>
-              <w:t>Приложения названы и приложены</w:t>
+              <w:rPr>
+                <w:b w:val="0"/>
+                <w:color w:val="262F37"/>
+                <w:sz w:val="18"/>
+              </w:rPr>
+              <w:t>Полное наименование, ИНН, адрес [___]</w:t>
             </w:r>
           </w:p>
         </w:tc>
       </w:tr>
       <w:tr>
+        <w:trPr>
+          <w:cantSplit/>
+        </w:trPr>
         <w:tc>
           <w:tcPr>
-            <w:tcW w:type="dxa" w:w="1800"/>
+            <w:tcW w:type="dxa" w:w="2268"/>
+            <w:vAlign w:val="center"/>
+            <w:shd w:fill="F3F0E8"/>
           </w:tcPr>
           <w:p>
+            <w:pPr>
+              <w:spacing w:after="0"/>
+            </w:pPr>
+            <w:r/>
             <w:r>
-              <w:t>☐</w:t>
+              <w:rPr>
+                <w:b/>
+                <w:color w:val="262F37"/>
+                <w:sz w:val="18"/>
+              </w:rPr>
+              <w:t>Заказчик</w:t>
             </w:r>
           </w:p>
         </w:tc>
         <w:tc>
           <w:tcPr>
-            <w:tcW w:type="dxa" w:w="7560"/>
+            <w:tcW w:type="dxa" w:w="7427"/>
+            <w:vAlign w:val="center"/>
           </w:tcPr>
           <w:p>
+            <w:pPr>
+              <w:spacing w:after="0"/>
+            </w:pPr>
+            <w:r/>
             <w:r>
-              <w:t>Зафиксирован доказуемый канал отправки</w:t>
-            </w:r>
-          </w:p>
-        </w:tc>
-      </w:tr>
-      <w:tr>
-        <w:tc>
-          <w:tcPr>
-            <w:tcW w:type="dxa" w:w="1800"/>
-          </w:tcPr>
-          <w:p>
-            <w:r>
-              <w:t>☐</w:t>
-            </w:r>
-          </w:p>
-        </w:tc>
-        <w:tc>
-          <w:tcPr>
-            <w:tcW w:type="dxa" w:w="7560"/>
-          </w:tcPr>
-          <w:p>
-            <w:r>
-              <w:t>Юридически значимые формулировки проверены специалистом под объект</w:t>
+              <w:rPr>
+                <w:b w:val="0"/>
+                <w:color w:val="262F37"/>
+                <w:sz w:val="18"/>
+              </w:rPr>
+              <w:t>Полное наименование, ИНН, адрес [___]</w:t>
             </w:r>
           </w:p>
         </w:tc>
       </w:tr>
     </w:tbl>
     <w:p>
+      <w:pPr>
+        <w:pStyle w:val="Heading1"/>
+        <w:keepNext/>
+        <w:pageBreakBefore w:val="0"/>
+      </w:pPr>
       <w:r>
-        <w:t>Важно: шаблон не заменяет анализ договора, проектной документации и обстоятельств конкретного объекта.</w:t>
+        <w:t>Обнаружение и отличие</w:t>
       </w:r>
     </w:p>
+    <w:tbl>
+      <w:tblPr>
+        <w:tblStyle w:val="TableGrid"/>
+        <w:tblW w:type="auto" w:w="0"/>
+        <w:jc w:val="center"/>
+        <w:tblLayout w:type="fixed"/>
+        <w:tblLook w:firstColumn="1" w:firstRow="1" w:lastColumn="0" w:lastRow="0" w:noHBand="0" w:noVBand="1" w:val="04A0"/>
+      </w:tblPr>
+      <w:tblGrid>
+        <w:gridCol w:w="2268"/>
+        <w:gridCol w:w="7427"/>
+      </w:tblGrid>
+      <w:tr>
+        <w:trPr>
+          <w:cantSplit/>
+        </w:trPr>
+        <w:tc>
+          <w:tcPr>
+            <w:tcW w:type="dxa" w:w="2268"/>
+            <w:vAlign w:val="center"/>
+            <w:shd w:fill="F3F0E8"/>
+          </w:tcPr>
+          <w:p>
+            <w:pPr>
+              <w:spacing w:after="0"/>
+            </w:pPr>
+            <w:r/>
+            <w:r>
+              <w:rPr>
+                <w:b/>
+                <w:color w:val="262F37"/>
+                <w:sz w:val="18"/>
+              </w:rPr>
+              <w:t>Выявлено</w:t>
+            </w:r>
+          </w:p>
+        </w:tc>
+        <w:tc>
+          <w:tcPr>
+            <w:tcW w:type="dxa" w:w="7427"/>
+            <w:vAlign w:val="center"/>
+          </w:tcPr>
+          <w:p>
+            <w:pPr>
+              <w:spacing w:after="0"/>
+            </w:pPr>
+            <w:r/>
+            <w:r>
+              <w:rPr>
+                <w:b w:val="0"/>
+                <w:color w:val="262F37"/>
+                <w:sz w:val="18"/>
+              </w:rPr>
+              <w:t>Дата, время, место, участники осмотра [___]</w:t>
+            </w:r>
+          </w:p>
+        </w:tc>
+      </w:tr>
+      <w:tr>
+        <w:trPr>
+          <w:cantSplit/>
+        </w:trPr>
+        <w:tc>
+          <w:tcPr>
+            <w:tcW w:type="dxa" w:w="2268"/>
+            <w:vAlign w:val="center"/>
+            <w:shd w:fill="F3F0E8"/>
+          </w:tcPr>
+          <w:p>
+            <w:pPr>
+              <w:spacing w:after="0"/>
+            </w:pPr>
+            <w:r/>
+            <w:r>
+              <w:rPr>
+                <w:b/>
+                <w:color w:val="262F37"/>
+                <w:sz w:val="18"/>
+              </w:rPr>
+              <w:t>Исходный объём</w:t>
+            </w:r>
+          </w:p>
+        </w:tc>
+        <w:tc>
+          <w:tcPr>
+            <w:tcW w:type="dxa" w:w="7427"/>
+            <w:vAlign w:val="center"/>
+          </w:tcPr>
+          <w:p>
+            <w:pPr>
+              <w:spacing w:after="0"/>
+            </w:pPr>
+            <w:r/>
+            <w:r>
+              <w:rPr>
+                <w:b w:val="0"/>
+                <w:color w:val="262F37"/>
+                <w:sz w:val="18"/>
+              </w:rPr>
+              <w:t>Пункт договора, чертёж, смета, ведомость, позиция [___]</w:t>
+            </w:r>
+          </w:p>
+        </w:tc>
+      </w:tr>
+      <w:tr>
+        <w:trPr>
+          <w:cantSplit/>
+        </w:trPr>
+        <w:tc>
+          <w:tcPr>
+            <w:tcW w:type="dxa" w:w="2268"/>
+            <w:vAlign w:val="center"/>
+            <w:shd w:fill="F3F0E8"/>
+          </w:tcPr>
+          <w:p>
+            <w:pPr>
+              <w:spacing w:after="0"/>
+            </w:pPr>
+            <w:r/>
+            <w:r>
+              <w:rPr>
+                <w:b/>
+                <w:color w:val="262F37"/>
+                <w:sz w:val="18"/>
+              </w:rPr>
+              <w:t>Новые работы</w:t>
+            </w:r>
+          </w:p>
+        </w:tc>
+        <w:tc>
+          <w:tcPr>
+            <w:tcW w:type="dxa" w:w="7427"/>
+            <w:vAlign w:val="center"/>
+          </w:tcPr>
+          <w:p>
+            <w:pPr>
+              <w:spacing w:after="0"/>
+            </w:pPr>
+            <w:r/>
+            <w:r>
+              <w:rPr>
+                <w:b w:val="0"/>
+                <w:color w:val="262F37"/>
+                <w:sz w:val="18"/>
+              </w:rPr>
+              <w:t>Причина и связь с исходным объёмом [___]</w:t>
+            </w:r>
+          </w:p>
+        </w:tc>
+      </w:tr>
+      <w:tr>
+        <w:trPr>
+          <w:cantSplit/>
+        </w:trPr>
+        <w:tc>
+          <w:tcPr>
+            <w:tcW w:type="dxa" w:w="2268"/>
+            <w:vAlign w:val="center"/>
+            <w:shd w:fill="F3F0E8"/>
+          </w:tcPr>
+          <w:p>
+            <w:pPr>
+              <w:spacing w:after="0"/>
+            </w:pPr>
+            <w:r/>
+            <w:r>
+              <w:rPr>
+                <w:b/>
+                <w:color w:val="262F37"/>
+                <w:sz w:val="18"/>
+              </w:rPr>
+              <w:t>Доказательства</w:t>
+            </w:r>
+          </w:p>
+        </w:tc>
+        <w:tc>
+          <w:tcPr>
+            <w:tcW w:type="dxa" w:w="7427"/>
+            <w:vAlign w:val="center"/>
+          </w:tcPr>
+          <w:p>
+            <w:pPr>
+              <w:spacing w:after="0"/>
+            </w:pPr>
+            <w:r/>
+            <w:r>
+              <w:rPr>
+                <w:b w:val="0"/>
+                <w:color w:val="262F37"/>
+                <w:sz w:val="18"/>
+              </w:rPr>
+              <w:t>Обмер, запись журнала 08, фото 09, переписка, схема: № / дата [___]</w:t>
+            </w:r>
+          </w:p>
+        </w:tc>
+      </w:tr>
+    </w:tbl>
+    <w:p>
+      <w:pPr>
+        <w:pStyle w:val="Heading1"/>
+        <w:keepNext/>
+        <w:pageBreakBefore w:val="0"/>
+      </w:pPr>
+      <w:r>
+        <w:t>Запрошенный объём</w:t>
+      </w:r>
+    </w:p>
+    <w:tbl>
+      <w:tblPr>
+        <w:tblStyle w:val="TableGrid"/>
+        <w:tblW w:type="auto" w:w="0"/>
+        <w:tblLayout w:type="fixed"/>
+        <w:tblLook w:firstColumn="1" w:firstRow="1" w:lastColumn="0" w:lastRow="0" w:noHBand="0" w:noVBand="1" w:val="04A0"/>
+      </w:tblPr>
+      <w:tblGrid>
+        <w:gridCol w:w="1973"/>
+        <w:gridCol w:w="1973"/>
+        <w:gridCol w:w="1973"/>
+        <w:gridCol w:w="1973"/>
+        <w:gridCol w:w="1973"/>
+      </w:tblGrid>
+      <w:tr>
+        <w:trPr>
+          <w:cantSplit/>
+        </w:trPr>
+        <w:tc>
+          <w:tcPr>
+            <w:tcW w:type="dxa" w:w="1973"/>
+            <w:vAlign w:val="center"/>
+            <w:shd w:fill="F3F0E8"/>
+          </w:tcPr>
+          <w:p>
+            <w:pPr>
+              <w:spacing w:after="0"/>
+            </w:pPr>
+            <w:r/>
+            <w:r>
+              <w:rPr>
+                <w:b/>
+                <w:color w:val="262F37"/>
+                <w:sz w:val="18"/>
+              </w:rPr>
+              <w:t>№</w:t>
+            </w:r>
+          </w:p>
+        </w:tc>
+        <w:tc>
+          <w:tcPr>
+            <w:tcW w:type="dxa" w:w="1973"/>
+            <w:vAlign w:val="center"/>
+            <w:shd w:fill="F3F0E8"/>
+          </w:tcPr>
+          <w:p>
+            <w:pPr>
+              <w:spacing w:after="0"/>
+            </w:pPr>
+            <w:r/>
+            <w:r>
+              <w:rPr>
+                <w:b/>
+                <w:color w:val="262F37"/>
+                <w:sz w:val="18"/>
+              </w:rPr>
+              <w:t>Работа и границы</w:t>
+            </w:r>
+          </w:p>
+        </w:tc>
+        <w:tc>
+          <w:tcPr>
+            <w:tcW w:type="dxa" w:w="1973"/>
+            <w:vAlign w:val="center"/>
+            <w:shd w:fill="F3F0E8"/>
+          </w:tcPr>
+          <w:p>
+            <w:pPr>
+              <w:spacing w:after="0"/>
+            </w:pPr>
+            <w:r/>
+            <w:r>
+              <w:rPr>
+                <w:b/>
+                <w:color w:val="262F37"/>
+                <w:sz w:val="18"/>
+              </w:rPr>
+              <w:t>Ед. и кол-во</w:t>
+            </w:r>
+          </w:p>
+        </w:tc>
+        <w:tc>
+          <w:tcPr>
+            <w:tcW w:type="dxa" w:w="1973"/>
+            <w:vAlign w:val="center"/>
+            <w:shd w:fill="F3F0E8"/>
+          </w:tcPr>
+          <w:p>
+            <w:pPr>
+              <w:spacing w:after="0"/>
+            </w:pPr>
+            <w:r/>
+            <w:r>
+              <w:rPr>
+                <w:b/>
+                <w:color w:val="262F37"/>
+                <w:sz w:val="18"/>
+              </w:rPr>
+              <w:t>Причина</w:t>
+            </w:r>
+          </w:p>
+        </w:tc>
+        <w:tc>
+          <w:tcPr>
+            <w:tcW w:type="dxa" w:w="1973"/>
+            <w:vAlign w:val="center"/>
+            <w:shd w:fill="F3F0E8"/>
+          </w:tcPr>
+          <w:p>
+            <w:pPr>
+              <w:spacing w:after="0"/>
+            </w:pPr>
+            <w:r/>
+            <w:r>
+              <w:rPr>
+                <w:b/>
+                <w:color w:val="262F37"/>
+                <w:sz w:val="18"/>
+              </w:rPr>
+              <w:t>Приложение</w:t>
+            </w:r>
+          </w:p>
+        </w:tc>
+      </w:tr>
+      <w:tr>
+        <w:trPr>
+          <w:cantSplit/>
+        </w:trPr>
+        <w:tc>
+          <w:tcPr>
+            <w:tcW w:type="dxa" w:w="1973"/>
+            <w:vAlign w:val="center"/>
+          </w:tcPr>
+          <w:p>
+            <w:pPr>
+              <w:spacing w:after="0"/>
+            </w:pPr>
+            <w:r/>
+            <w:r>
+              <w:rPr>
+                <w:b w:val="0"/>
+                <w:color w:val="262F37"/>
+                <w:sz w:val="18"/>
+              </w:rPr>
+              <w:t>1</w:t>
+            </w:r>
+          </w:p>
+        </w:tc>
+        <w:tc>
+          <w:tcPr>
+            <w:tcW w:type="dxa" w:w="1973"/>
+            <w:vAlign w:val="center"/>
+          </w:tcPr>
+          <w:p>
+            <w:pPr>
+              <w:spacing w:after="0"/>
+            </w:pPr>
+            <w:r/>
+            <w:r>
+              <w:rPr>
+                <w:b w:val="0"/>
+                <w:color w:val="262F37"/>
+                <w:sz w:val="18"/>
+              </w:rPr>
+              <w:t>[___]</w:t>
+            </w:r>
+          </w:p>
+        </w:tc>
+        <w:tc>
+          <w:tcPr>
+            <w:tcW w:type="dxa" w:w="1973"/>
+            <w:vAlign w:val="center"/>
+          </w:tcPr>
+          <w:p>
+            <w:pPr>
+              <w:spacing w:after="0"/>
+            </w:pPr>
+            <w:r/>
+            <w:r>
+              <w:rPr>
+                <w:b w:val="0"/>
+                <w:color w:val="262F37"/>
+                <w:sz w:val="18"/>
+              </w:rPr>
+              <w:t>[___]</w:t>
+            </w:r>
+          </w:p>
+        </w:tc>
+        <w:tc>
+          <w:tcPr>
+            <w:tcW w:type="dxa" w:w="1973"/>
+            <w:vAlign w:val="center"/>
+          </w:tcPr>
+          <w:p>
+            <w:pPr>
+              <w:spacing w:after="0"/>
+            </w:pPr>
+            <w:r/>
+            <w:r>
+              <w:rPr>
+                <w:b w:val="0"/>
+                <w:color w:val="262F37"/>
+                <w:sz w:val="18"/>
+              </w:rPr>
+              <w:t>[___]</w:t>
+            </w:r>
+          </w:p>
+        </w:tc>
+        <w:tc>
+          <w:tcPr>
+            <w:tcW w:type="dxa" w:w="1973"/>
+            <w:vAlign w:val="center"/>
+          </w:tcPr>
+          <w:p>
+            <w:pPr>
+              <w:spacing w:after="0"/>
+            </w:pPr>
+            <w:r/>
+            <w:r>
+              <w:rPr>
+                <w:b w:val="0"/>
+                <w:color w:val="262F37"/>
+                <w:sz w:val="18"/>
+              </w:rPr>
+              <w:t>[___]</w:t>
+            </w:r>
+          </w:p>
+        </w:tc>
+      </w:tr>
+      <w:tr>
+        <w:trPr>
+          <w:cantSplit/>
+        </w:trPr>
+        <w:tc>
+          <w:tcPr>
+            <w:tcW w:type="dxa" w:w="1973"/>
+            <w:vAlign w:val="center"/>
+          </w:tcPr>
+          <w:p>
+            <w:pPr>
+              <w:spacing w:after="0"/>
+            </w:pPr>
+            <w:r/>
+            <w:r>
+              <w:rPr>
+                <w:b w:val="0"/>
+                <w:color w:val="262F37"/>
+                <w:sz w:val="18"/>
+              </w:rPr>
+              <w:t>2</w:t>
+            </w:r>
+          </w:p>
+        </w:tc>
+        <w:tc>
+          <w:tcPr>
+            <w:tcW w:type="dxa" w:w="1973"/>
+            <w:vAlign w:val="center"/>
+          </w:tcPr>
+          <w:p>
+            <w:pPr>
+              <w:spacing w:after="0"/>
+            </w:pPr>
+            <w:r/>
+            <w:r>
+              <w:rPr>
+                <w:b w:val="0"/>
+                <w:color w:val="262F37"/>
+                <w:sz w:val="18"/>
+              </w:rPr>
+              <w:t>[___]</w:t>
+            </w:r>
+          </w:p>
+        </w:tc>
+        <w:tc>
+          <w:tcPr>
+            <w:tcW w:type="dxa" w:w="1973"/>
+            <w:vAlign w:val="center"/>
+          </w:tcPr>
+          <w:p>
+            <w:pPr>
+              <w:spacing w:after="0"/>
+            </w:pPr>
+            <w:r/>
+            <w:r>
+              <w:rPr>
+                <w:b w:val="0"/>
+                <w:color w:val="262F37"/>
+                <w:sz w:val="18"/>
+              </w:rPr>
+              <w:t>[___]</w:t>
+            </w:r>
+          </w:p>
+        </w:tc>
+        <w:tc>
+          <w:tcPr>
+            <w:tcW w:type="dxa" w:w="1973"/>
+            <w:vAlign w:val="center"/>
+          </w:tcPr>
+          <w:p>
+            <w:pPr>
+              <w:spacing w:after="0"/>
+            </w:pPr>
+            <w:r/>
+            <w:r>
+              <w:rPr>
+                <w:b w:val="0"/>
+                <w:color w:val="262F37"/>
+                <w:sz w:val="18"/>
+              </w:rPr>
+              <w:t>[___]</w:t>
+            </w:r>
+          </w:p>
+        </w:tc>
+        <w:tc>
+          <w:tcPr>
+            <w:tcW w:type="dxa" w:w="1973"/>
+            <w:vAlign w:val="center"/>
+          </w:tcPr>
+          <w:p>
+            <w:pPr>
+              <w:spacing w:after="0"/>
+            </w:pPr>
+            <w:r/>
+            <w:r>
+              <w:rPr>
+                <w:b w:val="0"/>
+                <w:color w:val="262F37"/>
+                <w:sz w:val="18"/>
+              </w:rPr>
+              <w:t>[___]</w:t>
+            </w:r>
+          </w:p>
+        </w:tc>
+      </w:tr>
+      <w:tr>
+        <w:trPr>
+          <w:cantSplit/>
+        </w:trPr>
+        <w:tc>
+          <w:tcPr>
+            <w:tcW w:type="dxa" w:w="1973"/>
+            <w:vAlign w:val="center"/>
+          </w:tcPr>
+          <w:p>
+            <w:pPr>
+              <w:spacing w:after="0"/>
+            </w:pPr>
+            <w:r/>
+            <w:r>
+              <w:rPr>
+                <w:b w:val="0"/>
+                <w:color w:val="262F37"/>
+                <w:sz w:val="18"/>
+              </w:rPr>
+              <w:t>3</w:t>
+            </w:r>
+          </w:p>
+        </w:tc>
+        <w:tc>
+          <w:tcPr>
+            <w:tcW w:type="dxa" w:w="1973"/>
+            <w:vAlign w:val="center"/>
+          </w:tcPr>
+          <w:p>
+            <w:pPr>
+              <w:spacing w:after="0"/>
+            </w:pPr>
+            <w:r/>
+            <w:r>
+              <w:rPr>
+                <w:b w:val="0"/>
+                <w:color w:val="262F37"/>
+                <w:sz w:val="18"/>
+              </w:rPr>
+              <w:t>[___]</w:t>
+            </w:r>
+          </w:p>
+        </w:tc>
+        <w:tc>
+          <w:tcPr>
+            <w:tcW w:type="dxa" w:w="1973"/>
+            <w:vAlign w:val="center"/>
+          </w:tcPr>
+          <w:p>
+            <w:pPr>
+              <w:spacing w:after="0"/>
+            </w:pPr>
+            <w:r/>
+            <w:r>
+              <w:rPr>
+                <w:b w:val="0"/>
+                <w:color w:val="262F37"/>
+                <w:sz w:val="18"/>
+              </w:rPr>
+              <w:t>[___]</w:t>
+            </w:r>
+          </w:p>
+        </w:tc>
+        <w:tc>
+          <w:tcPr>
+            <w:tcW w:type="dxa" w:w="1973"/>
+            <w:vAlign w:val="center"/>
+          </w:tcPr>
+          <w:p>
+            <w:pPr>
+              <w:spacing w:after="0"/>
+            </w:pPr>
+            <w:r/>
+            <w:r>
+              <w:rPr>
+                <w:b w:val="0"/>
+                <w:color w:val="262F37"/>
+                <w:sz w:val="18"/>
+              </w:rPr>
+              <w:t>[___]</w:t>
+            </w:r>
+          </w:p>
+        </w:tc>
+        <w:tc>
+          <w:tcPr>
+            <w:tcW w:type="dxa" w:w="1973"/>
+            <w:vAlign w:val="center"/>
+          </w:tcPr>
+          <w:p>
+            <w:pPr>
+              <w:spacing w:after="0"/>
+            </w:pPr>
+            <w:r/>
+            <w:r>
+              <w:rPr>
+                <w:b w:val="0"/>
+                <w:color w:val="262F37"/>
+                <w:sz w:val="18"/>
+              </w:rPr>
+              <w:t>[___]</w:t>
+            </w:r>
+          </w:p>
+        </w:tc>
+      </w:tr>
+    </w:tbl>
+    <w:p>
+      <w:pPr>
+        <w:pStyle w:val="Heading1"/>
+        <w:keepNext/>
+        <w:pageBreakBefore w:val="0"/>
+      </w:pPr>
+      <w:r>
+        <w:t>Маршрут и решение</w:t>
+      </w:r>
+    </w:p>
+    <w:p>
+      <w:r>
+        <w:t>□ А. Работы ещё не начаты. Планируемая дата [___]. Просим подтвердить объём по форме 02, рассмотреть расчёт 07 и оформить изменения цены и сроков в документах 11 и 12, если они требуются. Для сообщения о неучтённых в технической документации работах: если ответ не получен в течение десяти дней и законом или договором строительного подряда не предусмотрен иной срок, подрядчик по п. 3 ст. 743 ГК РФ обязан приостановить соответствующие работы.</w:t>
+      </w:r>
+    </w:p>
+    <w:p>
+      <w:r>
+        <w:t>□ Б. Работы уже выполнены. Период [___] — [___]. Просьба / указание получена от [___] по документу [___]. Факт и границы подтверждаются [___]. Просим рассмотреть объём, цену, приёмку и срок на основании приложений. Предложенный срок ответа [___], условие договора о сроке [___].</w:t>
+      </w:r>
+    </w:p>
+    <w:p>
+      <w:r>
+        <w:t>Просим направить письменное решение по позициям и сообщить уполномоченное лицо. Способ направления ответа [___].</w:t>
+      </w:r>
+    </w:p>
+    <w:p>
+      <w:pPr>
+        <w:pStyle w:val="Heading1"/>
+        <w:keepNext/>
+        <w:pageBreakBefore w:val="0"/>
+      </w:pPr>
+      <w:r>
+        <w:t>Текущий статус и приложения</w:t>
+      </w:r>
+    </w:p>
+    <w:tbl>
+      <w:tblPr>
+        <w:tblStyle w:val="TableGrid"/>
+        <w:tblW w:type="auto" w:w="0"/>
+        <w:jc w:val="center"/>
+        <w:tblLayout w:type="fixed"/>
+        <w:tblLook w:firstColumn="1" w:firstRow="1" w:lastColumn="0" w:lastRow="0" w:noHBand="0" w:noVBand="1" w:val="04A0"/>
+      </w:tblPr>
+      <w:tblGrid>
+        <w:gridCol w:w="2268"/>
+        <w:gridCol w:w="7427"/>
+      </w:tblGrid>
+      <w:tr>
+        <w:trPr>
+          <w:cantSplit/>
+        </w:trPr>
+        <w:tc>
+          <w:tcPr>
+            <w:tcW w:type="dxa" w:w="2268"/>
+            <w:vAlign w:val="center"/>
+            <w:shd w:fill="F3F0E8"/>
+          </w:tcPr>
+          <w:p>
+            <w:pPr>
+              <w:spacing w:after="0"/>
+            </w:pPr>
+            <w:r/>
+            <w:r>
+              <w:rPr>
+                <w:b/>
+                <w:color w:val="262F37"/>
+                <w:sz w:val="18"/>
+              </w:rPr>
+              <w:t>Статус участка</w:t>
+            </w:r>
+          </w:p>
+        </w:tc>
+        <w:tc>
+          <w:tcPr>
+            <w:tcW w:type="dxa" w:w="7427"/>
+            <w:vAlign w:val="center"/>
+          </w:tcPr>
+          <w:p>
+            <w:pPr>
+              <w:spacing w:after="0"/>
+            </w:pPr>
+            <w:r/>
+            <w:r>
+              <w:rPr>
+                <w:b w:val="0"/>
+                <w:color w:val="262F37"/>
+                <w:sz w:val="18"/>
+              </w:rPr>
+              <w:t>Ожидаемые работы / уже выполненные [___]. Если работы приостановлены: с [___], основание п. 3 ст. 743 после срока / п. 1 ст. 716 / пункт договора [___]</w:t>
+            </w:r>
+          </w:p>
+        </w:tc>
+      </w:tr>
+      <w:tr>
+        <w:trPr>
+          <w:cantSplit/>
+        </w:trPr>
+        <w:tc>
+          <w:tcPr>
+            <w:tcW w:type="dxa" w:w="2268"/>
+            <w:vAlign w:val="center"/>
+            <w:shd w:fill="F3F0E8"/>
+          </w:tcPr>
+          <w:p>
+            <w:pPr>
+              <w:spacing w:after="0"/>
+            </w:pPr>
+            <w:r/>
+            <w:r>
+              <w:rPr>
+                <w:b/>
+                <w:color w:val="262F37"/>
+                <w:sz w:val="18"/>
+              </w:rPr>
+              <w:t>Меры</w:t>
+            </w:r>
+          </w:p>
+        </w:tc>
+        <w:tc>
+          <w:tcPr>
+            <w:tcW w:type="dxa" w:w="7427"/>
+            <w:vAlign w:val="center"/>
+          </w:tcPr>
+          <w:p>
+            <w:pPr>
+              <w:spacing w:after="0"/>
+            </w:pPr>
+            <w:r/>
+            <w:r>
+              <w:rPr>
+                <w:b w:val="0"/>
+                <w:color w:val="262F37"/>
+                <w:sz w:val="18"/>
+              </w:rPr>
+              <w:t>Что выполнено для сохранности объекта и когда: [___]</w:t>
+            </w:r>
+          </w:p>
+        </w:tc>
+      </w:tr>
+      <w:tr>
+        <w:trPr>
+          <w:cantSplit/>
+        </w:trPr>
+        <w:tc>
+          <w:tcPr>
+            <w:tcW w:type="dxa" w:w="2268"/>
+            <w:vAlign w:val="center"/>
+            <w:shd w:fill="F3F0E8"/>
+          </w:tcPr>
+          <w:p>
+            <w:pPr>
+              <w:spacing w:after="0"/>
+            </w:pPr>
+            <w:r/>
+            <w:r>
+              <w:rPr>
+                <w:b/>
+                <w:color w:val="262F37"/>
+                <w:sz w:val="18"/>
+              </w:rPr>
+              <w:t>Приложения</w:t>
+            </w:r>
+          </w:p>
+        </w:tc>
+        <w:tc>
+          <w:tcPr>
+            <w:tcW w:type="dxa" w:w="7427"/>
+            <w:vAlign w:val="center"/>
+          </w:tcPr>
+          <w:p>
+            <w:pPr>
+              <w:spacing w:after="0"/>
+            </w:pPr>
+            <w:r/>
+            <w:r>
+              <w:rPr>
+                <w:b w:val="0"/>
+                <w:color w:val="262F37"/>
+                <w:sz w:val="18"/>
+              </w:rPr>
+              <w:t>Форма 02, расчёт 07, график 05, журнал 08, фото, поручение: № и дата [___]</w:t>
+            </w:r>
+          </w:p>
+        </w:tc>
+      </w:tr>
+    </w:tbl>
+    <w:p>
+      <w:pPr>
+        <w:pStyle w:val="Heading1"/>
+        <w:keepNext/>
+        <w:pageBreakBefore w:val="0"/>
+      </w:pPr>
+      <w:r>
+        <w:t>Направление и подписи</w:t>
+      </w:r>
+    </w:p>
+    <w:tbl>
+      <w:tblPr>
+        <w:tblStyle w:val="TableGrid"/>
+        <w:tblW w:type="auto" w:w="0"/>
+        <w:jc w:val="center"/>
+        <w:tblLayout w:type="fixed"/>
+        <w:tblLook w:firstColumn="1" w:firstRow="1" w:lastColumn="0" w:lastRow="0" w:noHBand="0" w:noVBand="1" w:val="04A0"/>
+      </w:tblPr>
+      <w:tblGrid>
+        <w:gridCol w:w="2268"/>
+        <w:gridCol w:w="7427"/>
+      </w:tblGrid>
+      <w:tr>
+        <w:trPr>
+          <w:cantSplit/>
+        </w:trPr>
+        <w:tc>
+          <w:tcPr>
+            <w:tcW w:type="dxa" w:w="2268"/>
+            <w:vAlign w:val="center"/>
+            <w:shd w:fill="F3F0E8"/>
+          </w:tcPr>
+          <w:p>
+            <w:pPr>
+              <w:spacing w:after="0"/>
+            </w:pPr>
+            <w:r/>
+            <w:r>
+              <w:rPr>
+                <w:b/>
+                <w:color w:val="262F37"/>
+                <w:sz w:val="18"/>
+              </w:rPr>
+              <w:t>Передача</w:t>
+            </w:r>
+          </w:p>
+        </w:tc>
+        <w:tc>
+          <w:tcPr>
+            <w:tcW w:type="dxa" w:w="7427"/>
+            <w:vAlign w:val="center"/>
+          </w:tcPr>
+          <w:p>
+            <w:pPr>
+              <w:spacing w:after="0"/>
+            </w:pPr>
+            <w:r/>
+            <w:r>
+              <w:rPr>
+                <w:b w:val="0"/>
+                <w:color w:val="262F37"/>
+                <w:sz w:val="18"/>
+              </w:rPr>
+              <w:t>Канал [___], адресат [___], дата [___], подтверждение доставки [___]</w:t>
+            </w:r>
+          </w:p>
+        </w:tc>
+      </w:tr>
+      <w:tr>
+        <w:trPr>
+          <w:cantSplit/>
+        </w:trPr>
+        <w:tc>
+          <w:tcPr>
+            <w:tcW w:type="dxa" w:w="2268"/>
+            <w:vAlign w:val="center"/>
+            <w:shd w:fill="F3F0E8"/>
+          </w:tcPr>
+          <w:p>
+            <w:pPr>
+              <w:spacing w:after="0"/>
+            </w:pPr>
+            <w:r/>
+            <w:r>
+              <w:rPr>
+                <w:b/>
+                <w:color w:val="262F37"/>
+                <w:sz w:val="18"/>
+              </w:rPr>
+              <w:t>Ответ</w:t>
+            </w:r>
+          </w:p>
+        </w:tc>
+        <w:tc>
+          <w:tcPr>
+            <w:tcW w:type="dxa" w:w="7427"/>
+            <w:vAlign w:val="center"/>
+          </w:tcPr>
+          <w:p>
+            <w:pPr>
+              <w:spacing w:after="0"/>
+            </w:pPr>
+            <w:r/>
+            <w:r>
+              <w:rPr>
+                <w:b w:val="0"/>
+                <w:color w:val="262F37"/>
+                <w:sz w:val="18"/>
+              </w:rPr>
+              <w:t>Дата [___], входящий № / письмо [___], приложен к делу объекта [___]</w:t>
+            </w:r>
+          </w:p>
+        </w:tc>
+      </w:tr>
+    </w:tbl>
+    <w:tbl>
+      <w:tblPr>
+        <w:tblStyle w:val="TableGrid"/>
+        <w:tblW w:type="auto" w:w="0"/>
+        <w:jc w:val="center"/>
+        <w:tblLayout w:type="fixed"/>
+        <w:tblLook w:firstColumn="1" w:firstRow="1" w:lastColumn="0" w:lastRow="0" w:noHBand="0" w:noVBand="1" w:val="04A0"/>
+      </w:tblPr>
+      <w:tblGrid>
+        <w:gridCol w:w="2268"/>
+        <w:gridCol w:w="7427"/>
+      </w:tblGrid>
+      <w:tr>
+        <w:trPr>
+          <w:cantSplit/>
+        </w:trPr>
+        <w:tc>
+          <w:tcPr>
+            <w:tcW w:type="dxa" w:w="2268"/>
+            <w:vAlign w:val="center"/>
+            <w:shd w:fill="F3F0E8"/>
+          </w:tcPr>
+          <w:p>
+            <w:pPr>
+              <w:spacing w:after="0"/>
+            </w:pPr>
+            <w:r/>
+            <w:r>
+              <w:rPr>
+                <w:b/>
+                <w:color w:val="262F37"/>
+                <w:sz w:val="18"/>
+              </w:rPr>
+              <w:t>Подрядчик</w:t>
+            </w:r>
+          </w:p>
+        </w:tc>
+        <w:tc>
+          <w:tcPr>
+            <w:tcW w:type="dxa" w:w="7427"/>
+            <w:vAlign w:val="center"/>
+          </w:tcPr>
+          <w:p>
+            <w:pPr>
+              <w:spacing w:after="0"/>
+            </w:pPr>
+            <w:r/>
+            <w:r>
+              <w:rPr>
+                <w:b w:val="0"/>
+                <w:color w:val="262F37"/>
+                <w:sz w:val="18"/>
+              </w:rPr>
+              <w:t>Должность, Ф. И. О., основание полномочий [___]</w:t>
+            </w:r>
+          </w:p>
+        </w:tc>
+      </w:tr>
+      <w:tr>
+        <w:trPr>
+          <w:cantSplit/>
+        </w:trPr>
+        <w:tc>
+          <w:tcPr>
+            <w:tcW w:type="dxa" w:w="2268"/>
+            <w:vAlign w:val="center"/>
+            <w:shd w:fill="F3F0E8"/>
+          </w:tcPr>
+          <w:p>
+            <w:pPr>
+              <w:spacing w:after="0"/>
+            </w:pPr>
+            <w:r/>
+            <w:r>
+              <w:rPr>
+                <w:b/>
+                <w:color w:val="262F37"/>
+                <w:sz w:val="18"/>
+              </w:rPr>
+              <w:t>Подпись</w:t>
+            </w:r>
+          </w:p>
+        </w:tc>
+        <w:tc>
+          <w:tcPr>
+            <w:tcW w:type="dxa" w:w="7427"/>
+            <w:vAlign w:val="center"/>
+          </w:tcPr>
+          <w:p>
+            <w:pPr>
+              <w:spacing w:after="0"/>
+            </w:pPr>
+            <w:r/>
+            <w:r>
+              <w:rPr>
+                <w:b w:val="0"/>
+                <w:color w:val="262F37"/>
+                <w:sz w:val="18"/>
+              </w:rPr>
+              <w:t>[___]  Дата подписания [___]</w:t>
+            </w:r>
+          </w:p>
+        </w:tc>
+      </w:tr>
+      <w:tr>
+        <w:trPr>
+          <w:cantSplit/>
+        </w:trPr>
+        <w:tc>
+          <w:tcPr>
+            <w:tcW w:type="dxa" w:w="2268"/>
+            <w:vAlign w:val="center"/>
+            <w:shd w:fill="F3F0E8"/>
+          </w:tcPr>
+          <w:p>
+            <w:pPr>
+              <w:spacing w:after="0"/>
+            </w:pPr>
+            <w:r/>
+            <w:r>
+              <w:rPr>
+                <w:b/>
+                <w:color w:val="262F37"/>
+                <w:sz w:val="18"/>
+              </w:rPr>
+              <w:t>Получение</w:t>
+            </w:r>
+          </w:p>
+        </w:tc>
+        <w:tc>
+          <w:tcPr>
+            <w:tcW w:type="dxa" w:w="7427"/>
+            <w:vAlign w:val="center"/>
+          </w:tcPr>
+          <w:p>
+            <w:pPr>
+              <w:spacing w:after="0"/>
+            </w:pPr>
+            <w:r/>
+            <w:r>
+              <w:rPr>
+                <w:b w:val="0"/>
+                <w:color w:val="262F37"/>
+                <w:sz w:val="18"/>
+              </w:rPr>
+              <w:t>Отметка заказчика / входящий № [___] или отдельное подтверждение доставки [___]</w:t>
+            </w:r>
+          </w:p>
+        </w:tc>
+      </w:tr>
+    </w:tbl>
     <w:sectPr>
-      <w:headerReference w:type="default" r:id="rId9"/>
-      <w:footerReference w:type="default" r:id="rId10"/>
-      <w:pgSz w:w="12240" w:h="15840"/>
-      <w:pgMar w:top="1440" w:right="1440" w:bottom="1440" w:left="1440" w:header="708" w:footer="708" w:gutter="0"/>
+      <w:pgSz w:w="11906" w:h="16838"/>
+      <w:pgMar w:top="964" w:right="1020" w:bottom="964" w:left="1020" w:header="720" w:footer="720" w:gutter="0"/>
       <w:cols w:space="720"/>
       <w:docGrid w:linePitch="360"/>
     </w:sectPr>
   </w:body>
 </w:document>
-</file>
-
-<file path=word/footer1.xml><?xml version="1.0" encoding="utf-8"?>
-<w:ftr xmlns:m="http://schemas.openxmlformats.org/officeDocument/2006/math" xmlns:mc="http://schemas.openxmlformats.org/markup-compatibility/2006" xmlns:mo="http://schemas.microsoft.com/office/mac/office/2008/main" xmlns:mv="urn:schemas-microsoft-com:mac:vml" xmlns:o="urn:schemas-microsoft-com:office:office" xmlns:r="http://schemas.openxmlformats.org/officeDocument/2006/relationships" xmlns:v="urn:schemas-microsoft-com:vml" xmlns:w10="urn:schemas-microsoft-com:office:word" xmlns:w14="http://schemas.microsoft.com/office/word/2010/wordml" xmlns:w="http://schemas.openxmlformats.org/wordprocessingml/2006/main" xmlns:wne="http://schemas.microsoft.com/office/word/2006/wordml" xmlns:wp14="http://schemas.microsoft.com/office/word/2010/wordprocessingDrawing" xmlns:wp="http://schemas.openxmlformats.org/drawingml/2006/wordprocessingDrawing" xmlns:wpc="http://schemas.microsoft.com/office/word/2010/wordprocessingCanvas" xmlns:wpg="http://schemas.microsoft.com/office/word/2010/wordprocessingGroup" xmlns:wpi="http://schemas.microsoft.com/office/word/2010/wordprocessingInk" xmlns:wps="http://schemas.microsoft.com/office/word/2010/wordprocessingShape" mc:Ignorable="w14 wp14">
-  <w:p>
-    <w:pPr>
-      <w:pStyle w:val="Footer"/>
-      <w:jc w:val="center"/>
-    </w:pPr>
-    <w:r>
-      <w:rPr>
-        <w:rFonts w:ascii="Arial" w:hAnsi="Arial"/>
-        <w:color w:val="787878"/>
-        <w:sz w:val="16"/>
-      </w:rPr>
-      <w:t>Уведомление о дополнительных работах  •  версия 21.07.2026  •  marzhavbetone.ru</w:t>
-    </w:r>
-  </w:p>
-</w:ftr>
-</file>
-
-<file path=word/header1.xml><?xml version="1.0" encoding="utf-8"?>
-<w:hdr xmlns:m="http://schemas.openxmlformats.org/officeDocument/2006/math" xmlns:mc="http://schemas.openxmlformats.org/markup-compatibility/2006" xmlns:mo="http://schemas.microsoft.com/office/mac/office/2008/main" xmlns:mv="urn:schemas-microsoft-com:mac:vml" xmlns:o="urn:schemas-microsoft-com:office:office" xmlns:r="http://schemas.openxmlformats.org/officeDocument/2006/relationships" xmlns:v="urn:schemas-microsoft-com:vml" xmlns:w10="urn:schemas-microsoft-com:office:word" xmlns:w14="http://schemas.microsoft.com/office/word/2010/wordml" xmlns:w="http://schemas.openxmlformats.org/wordprocessingml/2006/main" xmlns:wne="http://schemas.microsoft.com/office/word/2006/wordml" xmlns:wp14="http://schemas.microsoft.com/office/word/2010/wordprocessingDrawing" xmlns:wp="http://schemas.openxmlformats.org/drawingml/2006/wordprocessingDrawing" xmlns:wpc="http://schemas.microsoft.com/office/word/2010/wordprocessingCanvas" xmlns:wpg="http://schemas.microsoft.com/office/word/2010/wordprocessingGroup" xmlns:wpi="http://schemas.microsoft.com/office/word/2010/wordprocessingInk" xmlns:wps="http://schemas.microsoft.com/office/word/2010/wordprocessingShape" mc:Ignorable="w14 wp14">
-  <w:p>
-    <w:pPr>
-      <w:pStyle w:val="Header"/>
-    </w:pPr>
-    <w:r>
-      <w:rPr>
-        <w:rFonts w:ascii="Arial" w:hAnsi="Arial"/>
-        <w:color w:val="646464"/>
-        <w:sz w:val="16"/>
-      </w:rPr>
-      <w:t>МАРЖА В БЕТОНЕ  /  РАБОЧИЙ ШАБЛОН</w:t>
-    </w:r>
-  </w:p>
-</w:hdr>
 </file>
 
 <file path=word/numbering.xml><?xml version="1.0" encoding="utf-8"?>
@@ -636,11 +1752,12 @@
     <w:qFormat/>
     <w:rsid w:val="00FC693F"/>
     <w:pPr>
-      <w:spacing w:after="120" w:line="300" w:lineRule="auto"/>
+      <w:spacing w:after="100"/>
     </w:pPr>
     <w:rPr>
-      <w:rFonts w:ascii="Arial" w:hAnsi="Arial"/>
-      <w:sz w:val="22"/>
+      <w:rFonts w:ascii="Times New Roman" w:hAnsi="Times New Roman"/>
+      <w:color w:val="262F37"/>
+      <w:sz w:val="21"/>
     </w:rPr>
   </w:style>
   <w:style w:type="paragraph" w:styleId="Header">
@@ -698,15 +1815,15 @@
     <w:pPr>
       <w:keepNext/>
       <w:keepLines/>
-      <w:spacing w:before="360" w:after="200"/>
+      <w:spacing w:before="180" w:after="100"/>
       <w:outlineLvl w:val="0"/>
     </w:pPr>
     <w:rPr>
-      <w:rFonts w:asciiTheme="majorHAnsi" w:eastAsiaTheme="majorEastAsia" w:hAnsiTheme="majorHAnsi" w:cstheme="majorBidi" w:ascii="Arial" w:hAnsi="Arial"/>
+      <w:rFonts w:asciiTheme="majorHAnsi" w:eastAsiaTheme="majorEastAsia" w:hAnsiTheme="majorHAnsi" w:cstheme="majorBidi" w:ascii="Times New Roman" w:hAnsi="Times New Roman"/>
       <w:b/>
       <w:bCs/>
-      <w:color w:val="2E74B5"/>
-      <w:sz w:val="32"/>
+      <w:color w:val="8E6F32"/>
+      <w:sz w:val="24"/>
       <w:szCs w:val="28"/>
     </w:rPr>
   </w:style>
@@ -722,14 +1839,14 @@
     <w:pPr>
       <w:keepNext/>
       <w:keepLines/>
-      <w:spacing w:before="280" w:after="140"/>
+      <w:spacing w:before="200" w:after="0"/>
       <w:outlineLvl w:val="1"/>
     </w:pPr>
     <w:rPr>
-      <w:rFonts w:asciiTheme="majorHAnsi" w:eastAsiaTheme="majorEastAsia" w:hAnsiTheme="majorHAnsi" w:cstheme="majorBidi" w:ascii="Arial" w:hAnsi="Arial"/>
+      <w:rFonts w:asciiTheme="majorHAnsi" w:eastAsiaTheme="majorEastAsia" w:hAnsiTheme="majorHAnsi" w:cstheme="majorBidi"/>
       <w:b/>
       <w:bCs/>
-      <w:color w:val="2E74B5"/>
+      <w:color w:val="4F81BD" w:themeColor="accent1"/>
       <w:sz w:val="26"/>
       <w:szCs w:val="26"/>
     </w:rPr>
@@ -984,18 +2101,16 @@
     <w:qFormat/>
     <w:rsid w:val="00FC693F"/>
     <w:pPr>
-      <w:pBdr>
-        <w:bottom w:val="single" w:sz="8" w:space="4" w:color="4F81BD" w:themeColor="accent1"/>
-      </w:pBdr>
-      <w:spacing w:after="240" w:line="240" w:lineRule="auto" w:before="0"/>
+      <w:spacing w:after="180" w:line="240" w:lineRule="auto"/>
       <w:contextualSpacing/>
     </w:pPr>
     <w:rPr>
-      <w:rFonts w:asciiTheme="majorHAnsi" w:eastAsiaTheme="majorEastAsia" w:hAnsiTheme="majorHAnsi" w:cstheme="majorBidi" w:ascii="Arial" w:hAnsi="Arial"/>
-      <w:color w:val="242629"/>
+      <w:rFonts w:asciiTheme="majorHAnsi" w:eastAsiaTheme="majorEastAsia" w:hAnsiTheme="majorHAnsi" w:cstheme="majorBidi" w:ascii="Times New Roman" w:hAnsi="Times New Roman"/>
+      <w:b/>
+      <w:color w:val="000000"/>
       <w:spacing w:val="5"/>
       <w:kern w:val="28"/>
-      <w:sz w:val="50"/>
+      <w:sz w:val="34"/>
       <w:szCs w:val="52"/>
     </w:rPr>
   </w:style>

--- a/products-storage/02-dopraboty-bez-poter/03-uvedomlenie-o-doprabotah.docx
+++ b/products-storage/02-dopraboty-bez-poter/03-uvedomlenie-o-doprabotah.docx
@@ -8,12 +8,11 @@
         <w:jc w:val="left"/>
       </w:pPr>
       <w:r>
+        <w:rPr>
+          <w:rFonts w:ascii="Arial" w:hAnsi="Arial"/>
+          <w:color w:val="AE8031"/>
+        </w:rPr>
         <w:t>Уведомление о дополнительных работах</w:t>
-      </w:r>
-    </w:p>
-    <w:p>
-      <w:r>
-        <w:t>Направьте заказчику описание выявленного объёма с доказательствами и запросом решения. Для уже выполненных работ отдельно укажите фактические даты и источник просьбы без изменения даты документа.</w:t>
       </w:r>
     </w:p>
     <w:p>
@@ -23,6 +22,9 @@
         <w:pageBreakBefore w:val="0"/>
       </w:pPr>
       <w:r>
+        <w:rPr>
+          <w:rFonts w:ascii="Arial" w:hAnsi="Arial"/>
+        </w:rPr>
         <w:t>Реквизиты</w:t>
       </w:r>
     </w:p>
@@ -55,6 +57,7 @@
             <w:r/>
             <w:r>
               <w:rPr>
+                <w:rFonts w:ascii="Arial" w:hAnsi="Arial"/>
                 <w:b/>
                 <w:color w:val="262F37"/>
                 <w:sz w:val="18"/>
@@ -75,6 +78,7 @@
             <w:r/>
             <w:r>
               <w:rPr>
+                <w:rFonts w:ascii="Arial" w:hAnsi="Arial"/>
                 <w:b w:val="0"/>
                 <w:color w:val="262F37"/>
                 <w:sz w:val="18"/>
@@ -101,6 +105,7 @@
             <w:r/>
             <w:r>
               <w:rPr>
+                <w:rFonts w:ascii="Arial" w:hAnsi="Arial"/>
                 <w:b/>
                 <w:color w:val="262F37"/>
                 <w:sz w:val="18"/>
@@ -121,6 +126,7 @@
             <w:r/>
             <w:r>
               <w:rPr>
+                <w:rFonts w:ascii="Arial" w:hAnsi="Arial"/>
                 <w:b w:val="0"/>
                 <w:color w:val="262F37"/>
                 <w:sz w:val="18"/>
@@ -147,6 +153,7 @@
             <w:r/>
             <w:r>
               <w:rPr>
+                <w:rFonts w:ascii="Arial" w:hAnsi="Arial"/>
                 <w:b/>
                 <w:color w:val="262F37"/>
                 <w:sz w:val="18"/>
@@ -167,6 +174,7 @@
             <w:r/>
             <w:r>
               <w:rPr>
+                <w:rFonts w:ascii="Arial" w:hAnsi="Arial"/>
                 <w:b w:val="0"/>
                 <w:color w:val="262F37"/>
                 <w:sz w:val="18"/>
@@ -193,6 +201,7 @@
             <w:r/>
             <w:r>
               <w:rPr>
+                <w:rFonts w:ascii="Arial" w:hAnsi="Arial"/>
                 <w:b/>
                 <w:color w:val="262F37"/>
                 <w:sz w:val="18"/>
@@ -213,6 +222,7 @@
             <w:r/>
             <w:r>
               <w:rPr>
+                <w:rFonts w:ascii="Arial" w:hAnsi="Arial"/>
                 <w:b w:val="0"/>
                 <w:color w:val="262F37"/>
                 <w:sz w:val="18"/>
@@ -239,6 +249,7 @@
             <w:r/>
             <w:r>
               <w:rPr>
+                <w:rFonts w:ascii="Arial" w:hAnsi="Arial"/>
                 <w:b/>
                 <w:color w:val="262F37"/>
                 <w:sz w:val="18"/>
@@ -259,6 +270,7 @@
             <w:r/>
             <w:r>
               <w:rPr>
+                <w:rFonts w:ascii="Arial" w:hAnsi="Arial"/>
                 <w:b w:val="0"/>
                 <w:color w:val="262F37"/>
                 <w:sz w:val="18"/>
@@ -276,6 +288,9 @@
         <w:pageBreakBefore w:val="0"/>
       </w:pPr>
       <w:r>
+        <w:rPr>
+          <w:rFonts w:ascii="Arial" w:hAnsi="Arial"/>
+        </w:rPr>
         <w:t>Обнаружение и отличие</w:t>
       </w:r>
     </w:p>
@@ -308,6 +323,7 @@
             <w:r/>
             <w:r>
               <w:rPr>
+                <w:rFonts w:ascii="Arial" w:hAnsi="Arial"/>
                 <w:b/>
                 <w:color w:val="262F37"/>
                 <w:sz w:val="18"/>
@@ -328,6 +344,7 @@
             <w:r/>
             <w:r>
               <w:rPr>
+                <w:rFonts w:ascii="Arial" w:hAnsi="Arial"/>
                 <w:b w:val="0"/>
                 <w:color w:val="262F37"/>
                 <w:sz w:val="18"/>
@@ -354,6 +371,7 @@
             <w:r/>
             <w:r>
               <w:rPr>
+                <w:rFonts w:ascii="Arial" w:hAnsi="Arial"/>
                 <w:b/>
                 <w:color w:val="262F37"/>
                 <w:sz w:val="18"/>
@@ -374,6 +392,7 @@
             <w:r/>
             <w:r>
               <w:rPr>
+                <w:rFonts w:ascii="Arial" w:hAnsi="Arial"/>
                 <w:b w:val="0"/>
                 <w:color w:val="262F37"/>
                 <w:sz w:val="18"/>
@@ -400,6 +419,7 @@
             <w:r/>
             <w:r>
               <w:rPr>
+                <w:rFonts w:ascii="Arial" w:hAnsi="Arial"/>
                 <w:b/>
                 <w:color w:val="262F37"/>
                 <w:sz w:val="18"/>
@@ -420,6 +440,7 @@
             <w:r/>
             <w:r>
               <w:rPr>
+                <w:rFonts w:ascii="Arial" w:hAnsi="Arial"/>
                 <w:b w:val="0"/>
                 <w:color w:val="262F37"/>
                 <w:sz w:val="18"/>
@@ -446,6 +467,7 @@
             <w:r/>
             <w:r>
               <w:rPr>
+                <w:rFonts w:ascii="Arial" w:hAnsi="Arial"/>
                 <w:b/>
                 <w:color w:val="262F37"/>
                 <w:sz w:val="18"/>
@@ -466,6 +488,7 @@
             <w:r/>
             <w:r>
               <w:rPr>
+                <w:rFonts w:ascii="Arial" w:hAnsi="Arial"/>
                 <w:b w:val="0"/>
                 <w:color w:val="262F37"/>
                 <w:sz w:val="18"/>
@@ -483,6 +506,9 @@
         <w:pageBreakBefore w:val="0"/>
       </w:pPr>
       <w:r>
+        <w:rPr>
+          <w:rFonts w:ascii="Arial" w:hAnsi="Arial"/>
+        </w:rPr>
         <w:t>Запрошенный объём</w:t>
       </w:r>
     </w:p>
@@ -517,6 +543,7 @@
             <w:r/>
             <w:r>
               <w:rPr>
+                <w:rFonts w:ascii="Arial" w:hAnsi="Arial"/>
                 <w:b/>
                 <w:color w:val="262F37"/>
                 <w:sz w:val="18"/>
@@ -538,6 +565,7 @@
             <w:r/>
             <w:r>
               <w:rPr>
+                <w:rFonts w:ascii="Arial" w:hAnsi="Arial"/>
                 <w:b/>
                 <w:color w:val="262F37"/>
                 <w:sz w:val="18"/>
@@ -559,6 +587,7 @@
             <w:r/>
             <w:r>
               <w:rPr>
+                <w:rFonts w:ascii="Arial" w:hAnsi="Arial"/>
                 <w:b/>
                 <w:color w:val="262F37"/>
                 <w:sz w:val="18"/>
@@ -580,6 +609,7 @@
             <w:r/>
             <w:r>
               <w:rPr>
+                <w:rFonts w:ascii="Arial" w:hAnsi="Arial"/>
                 <w:b/>
                 <w:color w:val="262F37"/>
                 <w:sz w:val="18"/>
@@ -601,6 +631,7 @@
             <w:r/>
             <w:r>
               <w:rPr>
+                <w:rFonts w:ascii="Arial" w:hAnsi="Arial"/>
                 <w:b/>
                 <w:color w:val="262F37"/>
                 <w:sz w:val="18"/>
@@ -626,6 +657,7 @@
             <w:r/>
             <w:r>
               <w:rPr>
+                <w:rFonts w:ascii="Arial" w:hAnsi="Arial"/>
                 <w:b w:val="0"/>
                 <w:color w:val="262F37"/>
                 <w:sz w:val="18"/>
@@ -646,6 +678,7 @@
             <w:r/>
             <w:r>
               <w:rPr>
+                <w:rFonts w:ascii="Arial" w:hAnsi="Arial"/>
                 <w:b w:val="0"/>
                 <w:color w:val="262F37"/>
                 <w:sz w:val="18"/>
@@ -666,6 +699,7 @@
             <w:r/>
             <w:r>
               <w:rPr>
+                <w:rFonts w:ascii="Arial" w:hAnsi="Arial"/>
                 <w:b w:val="0"/>
                 <w:color w:val="262F37"/>
                 <w:sz w:val="18"/>
@@ -686,6 +720,7 @@
             <w:r/>
             <w:r>
               <w:rPr>
+                <w:rFonts w:ascii="Arial" w:hAnsi="Arial"/>
                 <w:b w:val="0"/>
                 <w:color w:val="262F37"/>
                 <w:sz w:val="18"/>
@@ -706,6 +741,7 @@
             <w:r/>
             <w:r>
               <w:rPr>
+                <w:rFonts w:ascii="Arial" w:hAnsi="Arial"/>
                 <w:b w:val="0"/>
                 <w:color w:val="262F37"/>
                 <w:sz w:val="18"/>
@@ -731,6 +767,7 @@
             <w:r/>
             <w:r>
               <w:rPr>
+                <w:rFonts w:ascii="Arial" w:hAnsi="Arial"/>
                 <w:b w:val="0"/>
                 <w:color w:val="262F37"/>
                 <w:sz w:val="18"/>
@@ -751,6 +788,7 @@
             <w:r/>
             <w:r>
               <w:rPr>
+                <w:rFonts w:ascii="Arial" w:hAnsi="Arial"/>
                 <w:b w:val="0"/>
                 <w:color w:val="262F37"/>
                 <w:sz w:val="18"/>
@@ -771,6 +809,7 @@
             <w:r/>
             <w:r>
               <w:rPr>
+                <w:rFonts w:ascii="Arial" w:hAnsi="Arial"/>
                 <w:b w:val="0"/>
                 <w:color w:val="262F37"/>
                 <w:sz w:val="18"/>
@@ -791,6 +830,7 @@
             <w:r/>
             <w:r>
               <w:rPr>
+                <w:rFonts w:ascii="Arial" w:hAnsi="Arial"/>
                 <w:b w:val="0"/>
                 <w:color w:val="262F37"/>
                 <w:sz w:val="18"/>
@@ -811,6 +851,7 @@
             <w:r/>
             <w:r>
               <w:rPr>
+                <w:rFonts w:ascii="Arial" w:hAnsi="Arial"/>
                 <w:b w:val="0"/>
                 <w:color w:val="262F37"/>
                 <w:sz w:val="18"/>
@@ -836,6 +877,7 @@
             <w:r/>
             <w:r>
               <w:rPr>
+                <w:rFonts w:ascii="Arial" w:hAnsi="Arial"/>
                 <w:b w:val="0"/>
                 <w:color w:val="262F37"/>
                 <w:sz w:val="18"/>
@@ -856,6 +898,7 @@
             <w:r/>
             <w:r>
               <w:rPr>
+                <w:rFonts w:ascii="Arial" w:hAnsi="Arial"/>
                 <w:b w:val="0"/>
                 <w:color w:val="262F37"/>
                 <w:sz w:val="18"/>
@@ -876,6 +919,7 @@
             <w:r/>
             <w:r>
               <w:rPr>
+                <w:rFonts w:ascii="Arial" w:hAnsi="Arial"/>
                 <w:b w:val="0"/>
                 <w:color w:val="262F37"/>
                 <w:sz w:val="18"/>
@@ -896,6 +940,7 @@
             <w:r/>
             <w:r>
               <w:rPr>
+                <w:rFonts w:ascii="Arial" w:hAnsi="Arial"/>
                 <w:b w:val="0"/>
                 <w:color w:val="262F37"/>
                 <w:sz w:val="18"/>
@@ -916,6 +961,7 @@
             <w:r/>
             <w:r>
               <w:rPr>
+                <w:rFonts w:ascii="Arial" w:hAnsi="Arial"/>
                 <w:b w:val="0"/>
                 <w:color w:val="262F37"/>
                 <w:sz w:val="18"/>
@@ -933,21 +979,33 @@
         <w:pageBreakBefore w:val="0"/>
       </w:pPr>
       <w:r>
+        <w:rPr>
+          <w:rFonts w:ascii="Arial" w:hAnsi="Arial"/>
+        </w:rPr>
         <w:t>Маршрут и решение</w:t>
       </w:r>
     </w:p>
     <w:p>
       <w:r>
+        <w:rPr>
+          <w:rFonts w:ascii="Arial" w:hAnsi="Arial"/>
+        </w:rPr>
         <w:t>□ А. Работы ещё не начаты. Планируемая дата [___]. Просим подтвердить объём по форме 02, рассмотреть расчёт 07 и оформить изменения цены и сроков в документах 11 и 12, если они требуются. Для сообщения о неучтённых в технической документации работах: если ответ не получен в течение десяти дней и законом или договором строительного подряда не предусмотрен иной срок, подрядчик по п. 3 ст. 743 ГК РФ обязан приостановить соответствующие работы.</w:t>
       </w:r>
     </w:p>
     <w:p>
       <w:r>
+        <w:rPr>
+          <w:rFonts w:ascii="Arial" w:hAnsi="Arial"/>
+        </w:rPr>
         <w:t>□ Б. Работы уже выполнены. Период [___] — [___]. Просьба / указание получена от [___] по документу [___]. Факт и границы подтверждаются [___]. Просим рассмотреть объём, цену, приёмку и срок на основании приложений. Предложенный срок ответа [___], условие договора о сроке [___].</w:t>
       </w:r>
     </w:p>
     <w:p>
       <w:r>
+        <w:rPr>
+          <w:rFonts w:ascii="Arial" w:hAnsi="Arial"/>
+        </w:rPr>
         <w:t>Просим направить письменное решение по позициям и сообщить уполномоченное лицо. Способ направления ответа [___].</w:t>
       </w:r>
     </w:p>
@@ -958,6 +1016,9 @@
         <w:pageBreakBefore w:val="0"/>
       </w:pPr>
       <w:r>
+        <w:rPr>
+          <w:rFonts w:ascii="Arial" w:hAnsi="Arial"/>
+        </w:rPr>
         <w:t>Текущий статус и приложения</w:t>
       </w:r>
     </w:p>
@@ -990,6 +1051,7 @@
             <w:r/>
             <w:r>
               <w:rPr>
+                <w:rFonts w:ascii="Arial" w:hAnsi="Arial"/>
                 <w:b/>
                 <w:color w:val="262F37"/>
                 <w:sz w:val="18"/>
@@ -1010,6 +1072,7 @@
             <w:r/>
             <w:r>
               <w:rPr>
+                <w:rFonts w:ascii="Arial" w:hAnsi="Arial"/>
                 <w:b w:val="0"/>
                 <w:color w:val="262F37"/>
                 <w:sz w:val="18"/>
@@ -1036,6 +1099,7 @@
             <w:r/>
             <w:r>
               <w:rPr>
+                <w:rFonts w:ascii="Arial" w:hAnsi="Arial"/>
                 <w:b/>
                 <w:color w:val="262F37"/>
                 <w:sz w:val="18"/>
@@ -1056,6 +1120,7 @@
             <w:r/>
             <w:r>
               <w:rPr>
+                <w:rFonts w:ascii="Arial" w:hAnsi="Arial"/>
                 <w:b w:val="0"/>
                 <w:color w:val="262F37"/>
                 <w:sz w:val="18"/>
@@ -1082,6 +1147,7 @@
             <w:r/>
             <w:r>
               <w:rPr>
+                <w:rFonts w:ascii="Arial" w:hAnsi="Arial"/>
                 <w:b/>
                 <w:color w:val="262F37"/>
                 <w:sz w:val="18"/>
@@ -1102,6 +1168,7 @@
             <w:r/>
             <w:r>
               <w:rPr>
+                <w:rFonts w:ascii="Arial" w:hAnsi="Arial"/>
                 <w:b w:val="0"/>
                 <w:color w:val="262F37"/>
                 <w:sz w:val="18"/>
@@ -1119,6 +1186,9 @@
         <w:pageBreakBefore w:val="0"/>
       </w:pPr>
       <w:r>
+        <w:rPr>
+          <w:rFonts w:ascii="Arial" w:hAnsi="Arial"/>
+        </w:rPr>
         <w:t>Направление и подписи</w:t>
       </w:r>
     </w:p>
@@ -1151,6 +1221,7 @@
             <w:r/>
             <w:r>
               <w:rPr>
+                <w:rFonts w:ascii="Arial" w:hAnsi="Arial"/>
                 <w:b/>
                 <w:color w:val="262F37"/>
                 <w:sz w:val="18"/>
@@ -1171,6 +1242,7 @@
             <w:r/>
             <w:r>
               <w:rPr>
+                <w:rFonts w:ascii="Arial" w:hAnsi="Arial"/>
                 <w:b w:val="0"/>
                 <w:color w:val="262F37"/>
                 <w:sz w:val="18"/>
@@ -1197,6 +1269,7 @@
             <w:r/>
             <w:r>
               <w:rPr>
+                <w:rFonts w:ascii="Arial" w:hAnsi="Arial"/>
                 <w:b/>
                 <w:color w:val="262F37"/>
                 <w:sz w:val="18"/>
@@ -1217,6 +1290,7 @@
             <w:r/>
             <w:r>
               <w:rPr>
+                <w:rFonts w:ascii="Arial" w:hAnsi="Arial"/>
                 <w:b w:val="0"/>
                 <w:color w:val="262F37"/>
                 <w:sz w:val="18"/>
@@ -1256,6 +1330,7 @@
             <w:r/>
             <w:r>
               <w:rPr>
+                <w:rFonts w:ascii="Arial" w:hAnsi="Arial"/>
                 <w:b/>
                 <w:color w:val="262F37"/>
                 <w:sz w:val="18"/>
@@ -1276,6 +1351,7 @@
             <w:r/>
             <w:r>
               <w:rPr>
+                <w:rFonts w:ascii="Arial" w:hAnsi="Arial"/>
                 <w:b w:val="0"/>
                 <w:color w:val="262F37"/>
                 <w:sz w:val="18"/>
@@ -1302,6 +1378,7 @@
             <w:r/>
             <w:r>
               <w:rPr>
+                <w:rFonts w:ascii="Arial" w:hAnsi="Arial"/>
                 <w:b/>
                 <w:color w:val="262F37"/>
                 <w:sz w:val="18"/>
@@ -1322,6 +1399,7 @@
             <w:r/>
             <w:r>
               <w:rPr>
+                <w:rFonts w:ascii="Arial" w:hAnsi="Arial"/>
                 <w:b w:val="0"/>
                 <w:color w:val="262F37"/>
                 <w:sz w:val="18"/>
@@ -1348,6 +1426,7 @@
             <w:r/>
             <w:r>
               <w:rPr>
+                <w:rFonts w:ascii="Arial" w:hAnsi="Arial"/>
                 <w:b/>
                 <w:color w:val="262F37"/>
                 <w:sz w:val="18"/>
@@ -1368,6 +1447,7 @@
             <w:r/>
             <w:r>
               <w:rPr>
+                <w:rFonts w:ascii="Arial" w:hAnsi="Arial"/>
                 <w:b w:val="0"/>
                 <w:color w:val="262F37"/>
                 <w:sz w:val="18"/>
@@ -1379,6 +1459,8 @@
       </w:tr>
     </w:tbl>
     <w:sectPr>
+      <w:headerReference w:type="default" r:id="rId9"/>
+      <w:footerReference w:type="default" r:id="rId10"/>
       <w:pgSz w:w="11906" w:h="16838"/>
       <w:pgMar w:top="964" w:right="1020" w:bottom="964" w:left="1020" w:header="720" w:footer="720" w:gutter="0"/>
       <w:cols w:space="720"/>
@@ -1386,6 +1468,26 @@
     </w:sectPr>
   </w:body>
 </w:document>
+</file>
+
+<file path=word/footer1.xml><?xml version="1.0" encoding="utf-8"?>
+<w:ftr xmlns:m="http://schemas.openxmlformats.org/officeDocument/2006/math" xmlns:mc="http://schemas.openxmlformats.org/markup-compatibility/2006" xmlns:mo="http://schemas.microsoft.com/office/mac/office/2008/main" xmlns:mv="urn:schemas-microsoft-com:mac:vml" xmlns:o="urn:schemas-microsoft-com:office:office" xmlns:r="http://schemas.openxmlformats.org/officeDocument/2006/relationships" xmlns:v="urn:schemas-microsoft-com:vml" xmlns:w10="urn:schemas-microsoft-com:office:word" xmlns:w14="http://schemas.microsoft.com/office/word/2010/wordml" xmlns:w="http://schemas.openxmlformats.org/wordprocessingml/2006/main" xmlns:wne="http://schemas.microsoft.com/office/word/2006/wordml" xmlns:wp14="http://schemas.microsoft.com/office/word/2010/wordprocessingDrawing" xmlns:wp="http://schemas.openxmlformats.org/drawingml/2006/wordprocessingDrawing" xmlns:wpc="http://schemas.microsoft.com/office/word/2010/wordprocessingCanvas" xmlns:wpg="http://schemas.microsoft.com/office/word/2010/wordprocessingGroup" xmlns:wpi="http://schemas.microsoft.com/office/word/2010/wordprocessingInk" xmlns:wps="http://schemas.microsoft.com/office/word/2010/wordprocessingShape" mc:Ignorable="w14 wp14">
+  <w:p>
+    <w:pPr>
+      <w:pStyle w:val="Footer"/>
+    </w:pPr>
+  </w:p>
+</w:ftr>
+</file>
+
+<file path=word/header1.xml><?xml version="1.0" encoding="utf-8"?>
+<w:hdr xmlns:m="http://schemas.openxmlformats.org/officeDocument/2006/math" xmlns:mc="http://schemas.openxmlformats.org/markup-compatibility/2006" xmlns:mo="http://schemas.microsoft.com/office/mac/office/2008/main" xmlns:mv="urn:schemas-microsoft-com:mac:vml" xmlns:o="urn:schemas-microsoft-com:office:office" xmlns:r="http://schemas.openxmlformats.org/officeDocument/2006/relationships" xmlns:v="urn:schemas-microsoft-com:vml" xmlns:w10="urn:schemas-microsoft-com:office:word" xmlns:w14="http://schemas.microsoft.com/office/word/2010/wordml" xmlns:w="http://schemas.openxmlformats.org/wordprocessingml/2006/main" xmlns:wne="http://schemas.microsoft.com/office/word/2006/wordml" xmlns:wp14="http://schemas.microsoft.com/office/word/2010/wordprocessingDrawing" xmlns:wp="http://schemas.openxmlformats.org/drawingml/2006/wordprocessingDrawing" xmlns:wpc="http://schemas.microsoft.com/office/word/2010/wordprocessingCanvas" xmlns:wpg="http://schemas.microsoft.com/office/word/2010/wordprocessingGroup" xmlns:wpi="http://schemas.microsoft.com/office/word/2010/wordprocessingInk" xmlns:wps="http://schemas.microsoft.com/office/word/2010/wordprocessingShape" mc:Ignorable="w14 wp14">
+  <w:p>
+    <w:pPr>
+      <w:pStyle w:val="Header"/>
+    </w:pPr>
+  </w:p>
+</w:hdr>
 </file>
 
 <file path=word/numbering.xml><?xml version="1.0" encoding="utf-8"?>
@@ -1755,7 +1857,7 @@
       <w:spacing w:after="100"/>
     </w:pPr>
     <w:rPr>
-      <w:rFonts w:ascii="Times New Roman" w:hAnsi="Times New Roman"/>
+      <w:rFonts w:ascii="Arial" w:hAnsi="Arial"/>
       <w:color w:val="262F37"/>
       <w:sz w:val="21"/>
     </w:rPr>
@@ -1774,6 +1876,9 @@
       </w:tabs>
       <w:spacing w:after="0" w:line="240" w:lineRule="auto"/>
     </w:pPr>
+    <w:rPr>
+      <w:rFonts w:ascii="Arial" w:hAnsi="Arial"/>
+    </w:rPr>
   </w:style>
   <w:style w:type="character" w:customStyle="1" w:styleId="HeaderChar">
     <w:name w:val="Header Char"/>
@@ -1781,6 +1886,9 @@
     <w:link w:val="Header"/>
     <w:uiPriority w:val="99"/>
     <w:rsid w:val="00E618BF"/>
+    <w:rPr>
+      <w:rFonts w:ascii="Arial" w:hAnsi="Arial"/>
+    </w:rPr>
   </w:style>
   <w:style w:type="paragraph" w:styleId="Footer">
     <w:name w:val="footer"/>
@@ -1796,6 +1904,9 @@
       </w:tabs>
       <w:spacing w:after="0" w:line="240" w:lineRule="auto"/>
     </w:pPr>
+    <w:rPr>
+      <w:rFonts w:ascii="Arial" w:hAnsi="Arial"/>
+    </w:rPr>
   </w:style>
   <w:style w:type="character" w:customStyle="1" w:styleId="FooterChar">
     <w:name w:val="Footer Char"/>
@@ -1803,6 +1914,9 @@
     <w:link w:val="Footer"/>
     <w:uiPriority w:val="99"/>
     <w:rsid w:val="00E618BF"/>
+    <w:rPr>
+      <w:rFonts w:ascii="Arial" w:hAnsi="Arial"/>
+    </w:rPr>
   </w:style>
   <w:style w:type="paragraph" w:styleId="Heading1">
     <w:name w:val="heading 1"/>
@@ -1819,7 +1933,7 @@
       <w:outlineLvl w:val="0"/>
     </w:pPr>
     <w:rPr>
-      <w:rFonts w:asciiTheme="majorHAnsi" w:eastAsiaTheme="majorEastAsia" w:hAnsiTheme="majorHAnsi" w:cstheme="majorBidi" w:ascii="Times New Roman" w:hAnsi="Times New Roman"/>
+      <w:rFonts w:asciiTheme="majorHAnsi" w:eastAsiaTheme="majorEastAsia" w:hAnsiTheme="majorHAnsi" w:cstheme="majorBidi" w:ascii="Arial" w:hAnsi="Arial"/>
       <w:b/>
       <w:bCs/>
       <w:color w:val="8E6F32"/>
@@ -1843,7 +1957,7 @@
       <w:outlineLvl w:val="1"/>
     </w:pPr>
     <w:rPr>
-      <w:rFonts w:asciiTheme="majorHAnsi" w:eastAsiaTheme="majorEastAsia" w:hAnsiTheme="majorHAnsi" w:cstheme="majorBidi"/>
+      <w:rFonts w:asciiTheme="majorHAnsi" w:eastAsiaTheme="majorEastAsia" w:hAnsiTheme="majorHAnsi" w:cstheme="majorBidi" w:ascii="Arial" w:hAnsi="Arial"/>
       <w:b/>
       <w:bCs/>
       <w:color w:val="4F81BD" w:themeColor="accent1"/>
@@ -1867,7 +1981,7 @@
       <w:outlineLvl w:val="2"/>
     </w:pPr>
     <w:rPr>
-      <w:rFonts w:asciiTheme="majorHAnsi" w:eastAsiaTheme="majorEastAsia" w:hAnsiTheme="majorHAnsi" w:cstheme="majorBidi"/>
+      <w:rFonts w:asciiTheme="majorHAnsi" w:eastAsiaTheme="majorEastAsia" w:hAnsiTheme="majorHAnsi" w:cstheme="majorBidi" w:ascii="Arial" w:hAnsi="Arial"/>
       <w:b/>
       <w:bCs/>
       <w:color w:val="4F81BD" w:themeColor="accent1"/>
@@ -1890,7 +2004,7 @@
       <w:outlineLvl w:val="3"/>
     </w:pPr>
     <w:rPr>
-      <w:rFonts w:asciiTheme="majorHAnsi" w:eastAsiaTheme="majorEastAsia" w:hAnsiTheme="majorHAnsi" w:cstheme="majorBidi"/>
+      <w:rFonts w:asciiTheme="majorHAnsi" w:eastAsiaTheme="majorEastAsia" w:hAnsiTheme="majorHAnsi" w:cstheme="majorBidi" w:ascii="Arial" w:hAnsi="Arial"/>
       <w:b/>
       <w:bCs/>
       <w:i/>
@@ -1915,7 +2029,7 @@
       <w:outlineLvl w:val="4"/>
     </w:pPr>
     <w:rPr>
-      <w:rFonts w:asciiTheme="majorHAnsi" w:eastAsiaTheme="majorEastAsia" w:hAnsiTheme="majorHAnsi" w:cstheme="majorBidi"/>
+      <w:rFonts w:asciiTheme="majorHAnsi" w:eastAsiaTheme="majorEastAsia" w:hAnsiTheme="majorHAnsi" w:cstheme="majorBidi" w:ascii="Arial" w:hAnsi="Arial"/>
       <w:color w:val="243F60" w:themeColor="accent1" w:themeShade="7F"/>
     </w:rPr>
   </w:style>
@@ -1936,7 +2050,7 @@
       <w:outlineLvl w:val="5"/>
     </w:pPr>
     <w:rPr>
-      <w:rFonts w:asciiTheme="majorHAnsi" w:eastAsiaTheme="majorEastAsia" w:hAnsiTheme="majorHAnsi" w:cstheme="majorBidi"/>
+      <w:rFonts w:asciiTheme="majorHAnsi" w:eastAsiaTheme="majorEastAsia" w:hAnsiTheme="majorHAnsi" w:cstheme="majorBidi" w:ascii="Arial" w:hAnsi="Arial"/>
       <w:i/>
       <w:iCs/>
       <w:color w:val="243F60" w:themeColor="accent1" w:themeShade="7F"/>
@@ -1959,7 +2073,7 @@
       <w:outlineLvl w:val="6"/>
     </w:pPr>
     <w:rPr>
-      <w:rFonts w:asciiTheme="majorHAnsi" w:eastAsiaTheme="majorEastAsia" w:hAnsiTheme="majorHAnsi" w:cstheme="majorBidi"/>
+      <w:rFonts w:asciiTheme="majorHAnsi" w:eastAsiaTheme="majorEastAsia" w:hAnsiTheme="majorHAnsi" w:cstheme="majorBidi" w:ascii="Arial" w:hAnsi="Arial"/>
       <w:i/>
       <w:iCs/>
       <w:color w:val="404040" w:themeColor="text1" w:themeTint="BF"/>
@@ -1982,7 +2096,7 @@
       <w:outlineLvl w:val="7"/>
     </w:pPr>
     <w:rPr>
-      <w:rFonts w:asciiTheme="majorHAnsi" w:eastAsiaTheme="majorEastAsia" w:hAnsiTheme="majorHAnsi" w:cstheme="majorBidi"/>
+      <w:rFonts w:asciiTheme="majorHAnsi" w:eastAsiaTheme="majorEastAsia" w:hAnsiTheme="majorHAnsi" w:cstheme="majorBidi" w:ascii="Arial" w:hAnsi="Arial"/>
       <w:color w:val="4F81BD" w:themeColor="accent1"/>
       <w:sz w:val="20"/>
       <w:szCs w:val="20"/>
@@ -2005,7 +2119,7 @@
       <w:outlineLvl w:val="8"/>
     </w:pPr>
     <w:rPr>
-      <w:rFonts w:asciiTheme="majorHAnsi" w:eastAsiaTheme="majorEastAsia" w:hAnsiTheme="majorHAnsi" w:cstheme="majorBidi"/>
+      <w:rFonts w:asciiTheme="majorHAnsi" w:eastAsiaTheme="majorEastAsia" w:hAnsiTheme="majorHAnsi" w:cstheme="majorBidi" w:ascii="Arial" w:hAnsi="Arial"/>
       <w:i/>
       <w:iCs/>
       <w:color w:val="404040" w:themeColor="text1" w:themeTint="BF"/>
@@ -2018,12 +2132,18 @@
     <w:uiPriority w:val="1"/>
     <w:semiHidden/>
     <w:unhideWhenUsed/>
+    <w:rPr>
+      <w:rFonts w:ascii="Arial" w:hAnsi="Arial"/>
+    </w:rPr>
   </w:style>
   <w:style w:type="table" w:default="1" w:styleId="TableNormal">
     <w:name w:val="Normal Table"/>
     <w:uiPriority w:val="99"/>
     <w:semiHidden/>
     <w:unhideWhenUsed/>
+    <w:rPr>
+      <w:rFonts w:ascii="Arial" w:hAnsi="Arial"/>
+    </w:rPr>
     <w:tblPr>
       <w:tblInd w:w="0" w:type="dxa"/>
       <w:tblCellMar>
@@ -2048,6 +2168,9 @@
     <w:pPr>
       <w:spacing w:after="0" w:line="240" w:lineRule="auto"/>
     </w:pPr>
+    <w:rPr>
+      <w:rFonts w:ascii="Arial" w:hAnsi="Arial"/>
+    </w:rPr>
   </w:style>
   <w:style w:type="character" w:customStyle="1" w:styleId="Heading1Char">
     <w:name w:val="Heading 1 Char"/>
@@ -2056,7 +2179,7 @@
     <w:uiPriority w:val="9"/>
     <w:rsid w:val="00FC693F"/>
     <w:rPr>
-      <w:rFonts w:asciiTheme="majorHAnsi" w:eastAsiaTheme="majorEastAsia" w:hAnsiTheme="majorHAnsi" w:cstheme="majorBidi"/>
+      <w:rFonts w:asciiTheme="majorHAnsi" w:eastAsiaTheme="majorEastAsia" w:hAnsiTheme="majorHAnsi" w:cstheme="majorBidi" w:ascii="Arial" w:hAnsi="Arial"/>
       <w:b/>
       <w:bCs/>
       <w:color w:val="365F91" w:themeColor="accent1" w:themeShade="BF"/>
@@ -2071,7 +2194,7 @@
     <w:uiPriority w:val="9"/>
     <w:rsid w:val="00FC693F"/>
     <w:rPr>
-      <w:rFonts w:asciiTheme="majorHAnsi" w:eastAsiaTheme="majorEastAsia" w:hAnsiTheme="majorHAnsi" w:cstheme="majorBidi"/>
+      <w:rFonts w:asciiTheme="majorHAnsi" w:eastAsiaTheme="majorEastAsia" w:hAnsiTheme="majorHAnsi" w:cstheme="majorBidi" w:ascii="Arial" w:hAnsi="Arial"/>
       <w:b/>
       <w:bCs/>
       <w:color w:val="4F81BD" w:themeColor="accent1"/>
@@ -2086,7 +2209,7 @@
     <w:uiPriority w:val="9"/>
     <w:rsid w:val="00FC693F"/>
     <w:rPr>
-      <w:rFonts w:asciiTheme="majorHAnsi" w:eastAsiaTheme="majorEastAsia" w:hAnsiTheme="majorHAnsi" w:cstheme="majorBidi"/>
+      <w:rFonts w:asciiTheme="majorHAnsi" w:eastAsiaTheme="majorEastAsia" w:hAnsiTheme="majorHAnsi" w:cstheme="majorBidi" w:ascii="Arial" w:hAnsi="Arial"/>
       <w:b/>
       <w:bCs/>
       <w:color w:val="4F81BD" w:themeColor="accent1"/>
@@ -2105,7 +2228,7 @@
       <w:contextualSpacing/>
     </w:pPr>
     <w:rPr>
-      <w:rFonts w:asciiTheme="majorHAnsi" w:eastAsiaTheme="majorEastAsia" w:hAnsiTheme="majorHAnsi" w:cstheme="majorBidi" w:ascii="Times New Roman" w:hAnsi="Times New Roman"/>
+      <w:rFonts w:asciiTheme="majorHAnsi" w:eastAsiaTheme="majorEastAsia" w:hAnsiTheme="majorHAnsi" w:cstheme="majorBidi" w:ascii="Arial" w:hAnsi="Arial"/>
       <w:b/>
       <w:color w:val="000000"/>
       <w:spacing w:val="5"/>
@@ -2121,7 +2244,7 @@
     <w:uiPriority w:val="10"/>
     <w:rsid w:val="00FC693F"/>
     <w:rPr>
-      <w:rFonts w:asciiTheme="majorHAnsi" w:eastAsiaTheme="majorEastAsia" w:hAnsiTheme="majorHAnsi" w:cstheme="majorBidi"/>
+      <w:rFonts w:asciiTheme="majorHAnsi" w:eastAsiaTheme="majorEastAsia" w:hAnsiTheme="majorHAnsi" w:cstheme="majorBidi" w:ascii="Arial" w:hAnsi="Arial"/>
       <w:color w:val="17365D" w:themeColor="text2" w:themeShade="BF"/>
       <w:spacing w:val="5"/>
       <w:kern w:val="28"/>
@@ -2143,7 +2266,7 @@
       </w:numPr>
     </w:pPr>
     <w:rPr>
-      <w:rFonts w:asciiTheme="majorHAnsi" w:eastAsiaTheme="majorEastAsia" w:hAnsiTheme="majorHAnsi" w:cstheme="majorBidi"/>
+      <w:rFonts w:asciiTheme="majorHAnsi" w:eastAsiaTheme="majorEastAsia" w:hAnsiTheme="majorHAnsi" w:cstheme="majorBidi" w:ascii="Arial" w:hAnsi="Arial"/>
       <w:i/>
       <w:iCs/>
       <w:color w:val="4F81BD" w:themeColor="accent1"/>
@@ -2159,7 +2282,7 @@
     <w:uiPriority w:val="11"/>
     <w:rsid w:val="00FC693F"/>
     <w:rPr>
-      <w:rFonts w:asciiTheme="majorHAnsi" w:eastAsiaTheme="majorEastAsia" w:hAnsiTheme="majorHAnsi" w:cstheme="majorBidi"/>
+      <w:rFonts w:asciiTheme="majorHAnsi" w:eastAsiaTheme="majorEastAsia" w:hAnsiTheme="majorHAnsi" w:cstheme="majorBidi" w:ascii="Arial" w:hAnsi="Arial"/>
       <w:i/>
       <w:iCs/>
       <w:color w:val="4F81BD" w:themeColor="accent1"/>
@@ -2178,6 +2301,9 @@
       <w:ind w:left="720"/>
       <w:contextualSpacing/>
     </w:pPr>
+    <w:rPr>
+      <w:rFonts w:ascii="Arial" w:hAnsi="Arial"/>
+    </w:rPr>
   </w:style>
   <w:style w:type="paragraph" w:styleId="BodyText">
     <w:name w:val="Body Text"/>
@@ -2189,6 +2315,9 @@
     <w:pPr>
       <w:spacing w:after="120"/>
     </w:pPr>
+    <w:rPr>
+      <w:rFonts w:ascii="Arial" w:hAnsi="Arial"/>
+    </w:rPr>
   </w:style>
   <w:style w:type="character" w:customStyle="1" w:styleId="BodyTextChar">
     <w:name w:val="Body Text Char"/>
@@ -2196,6 +2325,9 @@
     <w:link w:val="BodyText"/>
     <w:uiPriority w:val="99"/>
     <w:rsid w:val="00AA1D8D"/>
+    <w:rPr>
+      <w:rFonts w:ascii="Arial" w:hAnsi="Arial"/>
+    </w:rPr>
   </w:style>
   <w:style w:type="paragraph" w:styleId="BodyText2">
     <w:name w:val="Body Text 2"/>
@@ -2207,6 +2339,9 @@
     <w:pPr>
       <w:spacing w:after="120" w:line="480" w:lineRule="auto"/>
     </w:pPr>
+    <w:rPr>
+      <w:rFonts w:ascii="Arial" w:hAnsi="Arial"/>
+    </w:rPr>
   </w:style>
   <w:style w:type="character" w:customStyle="1" w:styleId="BodyText2Char">
     <w:name w:val="Body Text 2 Char"/>
@@ -2214,6 +2349,9 @@
     <w:link w:val="BodyText2"/>
     <w:uiPriority w:val="99"/>
     <w:rsid w:val="00AA1D8D"/>
+    <w:rPr>
+      <w:rFonts w:ascii="Arial" w:hAnsi="Arial"/>
+    </w:rPr>
   </w:style>
   <w:style w:type="paragraph" w:styleId="BodyText3">
     <w:name w:val="Body Text 3"/>
@@ -2226,6 +2364,7 @@
       <w:spacing w:after="120"/>
     </w:pPr>
     <w:rPr>
+      <w:rFonts w:ascii="Arial" w:hAnsi="Arial"/>
       <w:sz w:val="16"/>
       <w:szCs w:val="16"/>
     </w:rPr>
@@ -2237,6 +2376,7 @@
     <w:uiPriority w:val="99"/>
     <w:rsid w:val="00AA1D8D"/>
     <w:rPr>
+      <w:rFonts w:ascii="Arial" w:hAnsi="Arial"/>
       <w:sz w:val="16"/>
       <w:szCs w:val="16"/>
     </w:rPr>
@@ -2251,6 +2391,9 @@
       <w:ind w:left="360" w:hanging="360"/>
       <w:contextualSpacing/>
     </w:pPr>
+    <w:rPr>
+      <w:rFonts w:ascii="Arial" w:hAnsi="Arial"/>
+    </w:rPr>
   </w:style>
   <w:style w:type="paragraph" w:styleId="List2">
     <w:name w:val="List 2"/>
@@ -2262,6 +2405,9 @@
       <w:ind w:left="720" w:hanging="360"/>
       <w:contextualSpacing/>
     </w:pPr>
+    <w:rPr>
+      <w:rFonts w:ascii="Arial" w:hAnsi="Arial"/>
+    </w:rPr>
   </w:style>
   <w:style w:type="paragraph" w:styleId="List3">
     <w:name w:val="List 3"/>
@@ -2273,6 +2419,9 @@
       <w:ind w:left="1080" w:hanging="360"/>
       <w:contextualSpacing/>
     </w:pPr>
+    <w:rPr>
+      <w:rFonts w:ascii="Arial" w:hAnsi="Arial"/>
+    </w:rPr>
   </w:style>
   <w:style w:type="paragraph" w:styleId="ListBullet">
     <w:name w:val="List Bullet"/>
@@ -2286,6 +2435,9 @@
       </w:numPr>
       <w:contextualSpacing/>
     </w:pPr>
+    <w:rPr>
+      <w:rFonts w:ascii="Arial" w:hAnsi="Arial"/>
+    </w:rPr>
   </w:style>
   <w:style w:type="paragraph" w:styleId="ListBullet2">
     <w:name w:val="List Bullet 2"/>
@@ -2299,6 +2451,9 @@
       </w:numPr>
       <w:contextualSpacing/>
     </w:pPr>
+    <w:rPr>
+      <w:rFonts w:ascii="Arial" w:hAnsi="Arial"/>
+    </w:rPr>
   </w:style>
   <w:style w:type="paragraph" w:styleId="ListBullet3">
     <w:name w:val="List Bullet 3"/>
@@ -2312,6 +2467,9 @@
       </w:numPr>
       <w:contextualSpacing/>
     </w:pPr>
+    <w:rPr>
+      <w:rFonts w:ascii="Arial" w:hAnsi="Arial"/>
+    </w:rPr>
   </w:style>
   <w:style w:type="paragraph" w:styleId="ListNumber">
     <w:name w:val="List Number"/>
@@ -2325,6 +2483,9 @@
       </w:numPr>
       <w:contextualSpacing/>
     </w:pPr>
+    <w:rPr>
+      <w:rFonts w:ascii="Arial" w:hAnsi="Arial"/>
+    </w:rPr>
   </w:style>
   <w:style w:type="paragraph" w:styleId="ListNumber2">
     <w:name w:val="List Number 2"/>
@@ -2338,6 +2499,9 @@
       </w:numPr>
       <w:contextualSpacing/>
     </w:pPr>
+    <w:rPr>
+      <w:rFonts w:ascii="Arial" w:hAnsi="Arial"/>
+    </w:rPr>
   </w:style>
   <w:style w:type="paragraph" w:styleId="ListNumber3">
     <w:name w:val="List Number 3"/>
@@ -2351,6 +2515,9 @@
       </w:numPr>
       <w:contextualSpacing/>
     </w:pPr>
+    <w:rPr>
+      <w:rFonts w:ascii="Arial" w:hAnsi="Arial"/>
+    </w:rPr>
   </w:style>
   <w:style w:type="paragraph" w:styleId="ListContinue">
     <w:name w:val="List Continue"/>
@@ -2363,6 +2530,9 @@
       <w:ind w:left="360"/>
       <w:contextualSpacing/>
     </w:pPr>
+    <w:rPr>
+      <w:rFonts w:ascii="Arial" w:hAnsi="Arial"/>
+    </w:rPr>
   </w:style>
   <w:style w:type="paragraph" w:styleId="ListContinue2">
     <w:name w:val="List Continue 2"/>
@@ -2375,6 +2545,9 @@
       <w:ind w:left="720"/>
       <w:contextualSpacing/>
     </w:pPr>
+    <w:rPr>
+      <w:rFonts w:ascii="Arial" w:hAnsi="Arial"/>
+    </w:rPr>
   </w:style>
   <w:style w:type="paragraph" w:styleId="ListContinue3">
     <w:name w:val="List Continue 3"/>
@@ -2387,6 +2560,9 @@
       <w:ind w:left="1080"/>
       <w:contextualSpacing/>
     </w:pPr>
+    <w:rPr>
+      <w:rFonts w:ascii="Arial" w:hAnsi="Arial"/>
+    </w:rPr>
   </w:style>
   <w:style w:type="paragraph" w:styleId="MacroText">
     <w:name w:val="macro"/>
@@ -2406,7 +2582,7 @@
       </w:tabs>
     </w:pPr>
     <w:rPr>
-      <w:rFonts w:ascii="Courier" w:hAnsi="Courier"/>
+      <w:rFonts w:ascii="Arial" w:hAnsi="Arial"/>
       <w:sz w:val="20"/>
       <w:szCs w:val="20"/>
     </w:rPr>
@@ -2418,7 +2594,7 @@
     <w:uiPriority w:val="99"/>
     <w:rsid w:val="0029639D"/>
     <w:rPr>
-      <w:rFonts w:ascii="Courier" w:hAnsi="Courier"/>
+      <w:rFonts w:ascii="Arial" w:hAnsi="Arial"/>
       <w:sz w:val="20"/>
       <w:szCs w:val="20"/>
     </w:rPr>
@@ -2432,6 +2608,7 @@
     <w:qFormat/>
     <w:rsid w:val="00FC693F"/>
     <w:rPr>
+      <w:rFonts w:ascii="Arial" w:hAnsi="Arial"/>
       <w:i/>
       <w:iCs/>
       <w:color w:val="000000" w:themeColor="text1"/>
@@ -2444,6 +2621,7 @@
     <w:uiPriority w:val="29"/>
     <w:rsid w:val="00FC693F"/>
     <w:rPr>
+      <w:rFonts w:ascii="Arial" w:hAnsi="Arial"/>
       <w:i/>
       <w:iCs/>
       <w:color w:val="000000" w:themeColor="text1"/>
@@ -2457,7 +2635,7 @@
     <w:semiHidden/>
     <w:rsid w:val="00FC693F"/>
     <w:rPr>
-      <w:rFonts w:asciiTheme="majorHAnsi" w:eastAsiaTheme="majorEastAsia" w:hAnsiTheme="majorHAnsi" w:cstheme="majorBidi"/>
+      <w:rFonts w:asciiTheme="majorHAnsi" w:eastAsiaTheme="majorEastAsia" w:hAnsiTheme="majorHAnsi" w:cstheme="majorBidi" w:ascii="Arial" w:hAnsi="Arial"/>
       <w:b/>
       <w:bCs/>
       <w:i/>
@@ -2473,7 +2651,7 @@
     <w:semiHidden/>
     <w:rsid w:val="00FC693F"/>
     <w:rPr>
-      <w:rFonts w:asciiTheme="majorHAnsi" w:eastAsiaTheme="majorEastAsia" w:hAnsiTheme="majorHAnsi" w:cstheme="majorBidi"/>
+      <w:rFonts w:asciiTheme="majorHAnsi" w:eastAsiaTheme="majorEastAsia" w:hAnsiTheme="majorHAnsi" w:cstheme="majorBidi" w:ascii="Arial" w:hAnsi="Arial"/>
       <w:color w:val="243F60" w:themeColor="accent1" w:themeShade="7F"/>
     </w:rPr>
   </w:style>
@@ -2485,7 +2663,7 @@
     <w:semiHidden/>
     <w:rsid w:val="00FC693F"/>
     <w:rPr>
-      <w:rFonts w:asciiTheme="majorHAnsi" w:eastAsiaTheme="majorEastAsia" w:hAnsiTheme="majorHAnsi" w:cstheme="majorBidi"/>
+      <w:rFonts w:asciiTheme="majorHAnsi" w:eastAsiaTheme="majorEastAsia" w:hAnsiTheme="majorHAnsi" w:cstheme="majorBidi" w:ascii="Arial" w:hAnsi="Arial"/>
       <w:i/>
       <w:iCs/>
       <w:color w:val="243F60" w:themeColor="accent1" w:themeShade="7F"/>
@@ -2499,7 +2677,7 @@
     <w:semiHidden/>
     <w:rsid w:val="00FC693F"/>
     <w:rPr>
-      <w:rFonts w:asciiTheme="majorHAnsi" w:eastAsiaTheme="majorEastAsia" w:hAnsiTheme="majorHAnsi" w:cstheme="majorBidi"/>
+      <w:rFonts w:asciiTheme="majorHAnsi" w:eastAsiaTheme="majorEastAsia" w:hAnsiTheme="majorHAnsi" w:cstheme="majorBidi" w:ascii="Arial" w:hAnsi="Arial"/>
       <w:i/>
       <w:iCs/>
       <w:color w:val="404040" w:themeColor="text1" w:themeTint="BF"/>
@@ -2513,7 +2691,7 @@
     <w:semiHidden/>
     <w:rsid w:val="00FC693F"/>
     <w:rPr>
-      <w:rFonts w:asciiTheme="majorHAnsi" w:eastAsiaTheme="majorEastAsia" w:hAnsiTheme="majorHAnsi" w:cstheme="majorBidi"/>
+      <w:rFonts w:asciiTheme="majorHAnsi" w:eastAsiaTheme="majorEastAsia" w:hAnsiTheme="majorHAnsi" w:cstheme="majorBidi" w:ascii="Arial" w:hAnsi="Arial"/>
       <w:color w:val="4F81BD" w:themeColor="accent1"/>
       <w:sz w:val="20"/>
       <w:szCs w:val="20"/>
@@ -2527,7 +2705,7 @@
     <w:semiHidden/>
     <w:rsid w:val="00FC693F"/>
     <w:rPr>
-      <w:rFonts w:asciiTheme="majorHAnsi" w:eastAsiaTheme="majorEastAsia" w:hAnsiTheme="majorHAnsi" w:cstheme="majorBidi"/>
+      <w:rFonts w:asciiTheme="majorHAnsi" w:eastAsiaTheme="majorEastAsia" w:hAnsiTheme="majorHAnsi" w:cstheme="majorBidi" w:ascii="Arial" w:hAnsi="Arial"/>
       <w:i/>
       <w:iCs/>
       <w:color w:val="404040" w:themeColor="text1" w:themeTint="BF"/>
@@ -2548,6 +2726,7 @@
       <w:spacing w:line="240" w:lineRule="auto"/>
     </w:pPr>
     <w:rPr>
+      <w:rFonts w:ascii="Arial" w:hAnsi="Arial"/>
       <w:b/>
       <w:bCs/>
       <w:color w:val="4F81BD" w:themeColor="accent1"/>
@@ -2562,6 +2741,7 @@
     <w:qFormat/>
     <w:rsid w:val="00FC693F"/>
     <w:rPr>
+      <w:rFonts w:ascii="Arial" w:hAnsi="Arial"/>
       <w:b/>
       <w:bCs/>
     </w:rPr>
@@ -2573,6 +2753,7 @@
     <w:qFormat/>
     <w:rsid w:val="00FC693F"/>
     <w:rPr>
+      <w:rFonts w:ascii="Arial" w:hAnsi="Arial"/>
       <w:i/>
       <w:iCs/>
     </w:rPr>
@@ -2593,6 +2774,7 @@
       <w:ind w:left="936" w:right="936"/>
     </w:pPr>
     <w:rPr>
+      <w:rFonts w:ascii="Arial" w:hAnsi="Arial"/>
       <w:b/>
       <w:bCs/>
       <w:i/>
@@ -2607,6 +2789,7 @@
     <w:uiPriority w:val="30"/>
     <w:rsid w:val="00FC693F"/>
     <w:rPr>
+      <w:rFonts w:ascii="Arial" w:hAnsi="Arial"/>
       <w:b/>
       <w:bCs/>
       <w:i/>
@@ -2621,6 +2804,7 @@
     <w:qFormat/>
     <w:rsid w:val="00FC693F"/>
     <w:rPr>
+      <w:rFonts w:ascii="Arial" w:hAnsi="Arial"/>
       <w:i/>
       <w:iCs/>
       <w:color w:val="808080" w:themeColor="text1" w:themeTint="7F"/>
@@ -2633,6 +2817,7 @@
     <w:qFormat/>
     <w:rsid w:val="00FC693F"/>
     <w:rPr>
+      <w:rFonts w:ascii="Arial" w:hAnsi="Arial"/>
       <w:b/>
       <w:bCs/>
       <w:i/>
@@ -2647,6 +2832,7 @@
     <w:qFormat/>
     <w:rsid w:val="00FC693F"/>
     <w:rPr>
+      <w:rFonts w:ascii="Arial" w:hAnsi="Arial"/>
       <w:smallCaps/>
       <w:color w:val="C0504D" w:themeColor="accent2"/>
       <w:u w:val="single"/>
@@ -2659,6 +2845,7 @@
     <w:qFormat/>
     <w:rsid w:val="00FC693F"/>
     <w:rPr>
+      <w:rFonts w:ascii="Arial" w:hAnsi="Arial"/>
       <w:b/>
       <w:bCs/>
       <w:smallCaps/>
@@ -2674,6 +2861,7 @@
     <w:qFormat/>
     <w:rsid w:val="00FC693F"/>
     <w:rPr>
+      <w:rFonts w:ascii="Arial" w:hAnsi="Arial"/>
       <w:b/>
       <w:bCs/>
       <w:smallCaps/>
@@ -2692,6 +2880,9 @@
     <w:pPr>
       <w:outlineLvl w:val="9"/>
     </w:pPr>
+    <w:rPr>
+      <w:rFonts w:ascii="Arial" w:hAnsi="Arial"/>
+    </w:rPr>
   </w:style>
   <w:style w:type="table" w:styleId="TableGrid">
     <w:name w:val="Table Grid"/>
@@ -2701,6 +2892,9 @@
     <w:pPr>
       <w:spacing w:after="0" w:line="240" w:lineRule="auto"/>
     </w:pPr>
+    <w:rPr>
+      <w:rFonts w:ascii="Arial" w:hAnsi="Arial"/>
+    </w:rPr>
     <w:tblPr>
       <w:tblInd w:w="0" w:type="dxa"/>
       <w:tblBorders>
@@ -2728,6 +2922,7 @@
       <w:spacing w:after="0" w:line="240" w:lineRule="auto"/>
     </w:pPr>
     <w:rPr>
+      <w:rFonts w:ascii="Arial" w:hAnsi="Arial"/>
       <w:color w:val="000000" w:themeColor="text1" w:themeShade="BF"/>
     </w:rPr>
     <w:tblPr>
@@ -2831,6 +3026,7 @@
       <w:spacing w:after="0" w:line="240" w:lineRule="auto"/>
     </w:pPr>
     <w:rPr>
+      <w:rFonts w:ascii="Arial" w:hAnsi="Arial"/>
       <w:color w:val="365F91" w:themeColor="accent1" w:themeShade="BF"/>
     </w:rPr>
     <w:tblPr>
@@ -2934,6 +3130,7 @@
       <w:spacing w:after="0" w:line="240" w:lineRule="auto"/>
     </w:pPr>
     <w:rPr>
+      <w:rFonts w:ascii="Arial" w:hAnsi="Arial"/>
       <w:color w:val="943634" w:themeColor="accent2" w:themeShade="BF"/>
     </w:rPr>
     <w:tblPr>
@@ -3037,6 +3234,7 @@
       <w:spacing w:after="0" w:line="240" w:lineRule="auto"/>
     </w:pPr>
     <w:rPr>
+      <w:rFonts w:ascii="Arial" w:hAnsi="Arial"/>
       <w:color w:val="76923C" w:themeColor="accent3" w:themeShade="BF"/>
     </w:rPr>
     <w:tblPr>
@@ -3140,6 +3338,7 @@
       <w:spacing w:after="0" w:line="240" w:lineRule="auto"/>
     </w:pPr>
     <w:rPr>
+      <w:rFonts w:ascii="Arial" w:hAnsi="Arial"/>
       <w:color w:val="5F497A" w:themeColor="accent4" w:themeShade="BF"/>
     </w:rPr>
     <w:tblPr>
@@ -3243,6 +3442,7 @@
       <w:spacing w:after="0" w:line="240" w:lineRule="auto"/>
     </w:pPr>
     <w:rPr>
+      <w:rFonts w:ascii="Arial" w:hAnsi="Arial"/>
       <w:color w:val="31849B" w:themeColor="accent5" w:themeShade="BF"/>
     </w:rPr>
     <w:tblPr>
@@ -3346,6 +3546,7 @@
       <w:spacing w:after="0" w:line="240" w:lineRule="auto"/>
     </w:pPr>
     <w:rPr>
+      <w:rFonts w:ascii="Arial" w:hAnsi="Arial"/>
       <w:color w:val="E36C0A" w:themeColor="accent6" w:themeShade="BF"/>
     </w:rPr>
     <w:tblPr>
@@ -3448,6 +3649,9 @@
     <w:pPr>
       <w:spacing w:after="0" w:line="240" w:lineRule="auto"/>
     </w:pPr>
+    <w:rPr>
+      <w:rFonts w:ascii="Arial" w:hAnsi="Arial"/>
+    </w:rPr>
     <w:tblPr>
       <w:tblStyleRowBandSize w:val="1"/>
       <w:tblStyleColBandSize w:val="1"/>
@@ -3540,6 +3744,9 @@
     <w:pPr>
       <w:spacing w:after="0" w:line="240" w:lineRule="auto"/>
     </w:pPr>
+    <w:rPr>
+      <w:rFonts w:ascii="Arial" w:hAnsi="Arial"/>
+    </w:rPr>
     <w:tblPr>
       <w:tblStyleRowBandSize w:val="1"/>
       <w:tblStyleColBandSize w:val="1"/>
@@ -3632,6 +3839,9 @@
     <w:pPr>
       <w:spacing w:after="0" w:line="240" w:lineRule="auto"/>
     </w:pPr>
+    <w:rPr>
+      <w:rFonts w:ascii="Arial" w:hAnsi="Arial"/>
+    </w:rPr>
     <w:tblPr>
       <w:tblStyleRowBandSize w:val="1"/>
       <w:tblStyleColBandSize w:val="1"/>
@@ -3724,6 +3934,9 @@
     <w:pPr>
       <w:spacing w:after="0" w:line="240" w:lineRule="auto"/>
     </w:pPr>
+    <w:rPr>
+      <w:rFonts w:ascii="Arial" w:hAnsi="Arial"/>
+    </w:rPr>
     <w:tblPr>
       <w:tblStyleRowBandSize w:val="1"/>
       <w:tblStyleColBandSize w:val="1"/>
@@ -3816,6 +4029,9 @@
     <w:pPr>
       <w:spacing w:after="0" w:line="240" w:lineRule="auto"/>
     </w:pPr>
+    <w:rPr>
+      <w:rFonts w:ascii="Arial" w:hAnsi="Arial"/>
+    </w:rPr>
     <w:tblPr>
       <w:tblStyleRowBandSize w:val="1"/>
       <w:tblStyleColBandSize w:val="1"/>
@@ -3908,6 +4124,9 @@
     <w:pPr>
       <w:spacing w:after="0" w:line="240" w:lineRule="auto"/>
     </w:pPr>
+    <w:rPr>
+      <w:rFonts w:ascii="Arial" w:hAnsi="Arial"/>
+    </w:rPr>
     <w:tblPr>
       <w:tblStyleRowBandSize w:val="1"/>
       <w:tblStyleColBandSize w:val="1"/>
@@ -4000,6 +4219,9 @@
     <w:pPr>
       <w:spacing w:after="0" w:line="240" w:lineRule="auto"/>
     </w:pPr>
+    <w:rPr>
+      <w:rFonts w:ascii="Arial" w:hAnsi="Arial"/>
+    </w:rPr>
     <w:tblPr>
       <w:tblStyleRowBandSize w:val="1"/>
       <w:tblStyleColBandSize w:val="1"/>
@@ -4092,6 +4314,9 @@
     <w:pPr>
       <w:spacing w:after="0" w:line="240" w:lineRule="auto"/>
     </w:pPr>
+    <w:rPr>
+      <w:rFonts w:ascii="Arial" w:hAnsi="Arial"/>
+    </w:rPr>
     <w:tblPr>
       <w:tblStyleRowBandSize w:val="1"/>
       <w:tblStyleColBandSize w:val="1"/>
@@ -4222,6 +4447,9 @@
     <w:pPr>
       <w:spacing w:after="0" w:line="240" w:lineRule="auto"/>
     </w:pPr>
+    <w:rPr>
+      <w:rFonts w:ascii="Arial" w:hAnsi="Arial"/>
+    </w:rPr>
     <w:tblPr>
       <w:tblStyleRowBandSize w:val="1"/>
       <w:tblStyleColBandSize w:val="1"/>
@@ -4352,6 +4580,9 @@
     <w:pPr>
       <w:spacing w:after="0" w:line="240" w:lineRule="auto"/>
     </w:pPr>
+    <w:rPr>
+      <w:rFonts w:ascii="Arial" w:hAnsi="Arial"/>
+    </w:rPr>
     <w:tblPr>
       <w:tblStyleRowBandSize w:val="1"/>
       <w:tblStyleColBandSize w:val="1"/>
@@ -4482,6 +4713,9 @@
     <w:pPr>
       <w:spacing w:after="0" w:line="240" w:lineRule="auto"/>
     </w:pPr>
+    <w:rPr>
+      <w:rFonts w:ascii="Arial" w:hAnsi="Arial"/>
+    </w:rPr>
     <w:tblPr>
       <w:tblStyleRowBandSize w:val="1"/>
       <w:tblStyleColBandSize w:val="1"/>
@@ -4612,6 +4846,9 @@
     <w:pPr>
       <w:spacing w:after="0" w:line="240" w:lineRule="auto"/>
     </w:pPr>
+    <w:rPr>
+      <w:rFonts w:ascii="Arial" w:hAnsi="Arial"/>
+    </w:rPr>
     <w:tblPr>
       <w:tblStyleRowBandSize w:val="1"/>
       <w:tblStyleColBandSize w:val="1"/>
@@ -4742,6 +4979,9 @@
     <w:pPr>
       <w:spacing w:after="0" w:line="240" w:lineRule="auto"/>
     </w:pPr>
+    <w:rPr>
+      <w:rFonts w:ascii="Arial" w:hAnsi="Arial"/>
+    </w:rPr>
     <w:tblPr>
       <w:tblStyleRowBandSize w:val="1"/>
       <w:tblStyleColBandSize w:val="1"/>
@@ -4872,6 +5112,9 @@
     <w:pPr>
       <w:spacing w:after="0" w:line="240" w:lineRule="auto"/>
     </w:pPr>
+    <w:rPr>
+      <w:rFonts w:ascii="Arial" w:hAnsi="Arial"/>
+    </w:rPr>
     <w:tblPr>
       <w:tblStyleRowBandSize w:val="1"/>
       <w:tblStyleColBandSize w:val="1"/>
@@ -5002,6 +5245,9 @@
     <w:pPr>
       <w:spacing w:after="0" w:line="240" w:lineRule="auto"/>
     </w:pPr>
+    <w:rPr>
+      <w:rFonts w:ascii="Arial" w:hAnsi="Arial"/>
+    </w:rPr>
     <w:tblPr>
       <w:tblStyleRowBandSize w:val="1"/>
       <w:tblStyleColBandSize w:val="1"/>
@@ -5108,6 +5354,9 @@
     <w:pPr>
       <w:spacing w:after="0" w:line="240" w:lineRule="auto"/>
     </w:pPr>
+    <w:rPr>
+      <w:rFonts w:ascii="Arial" w:hAnsi="Arial"/>
+    </w:rPr>
     <w:tblPr>
       <w:tblStyleRowBandSize w:val="1"/>
       <w:tblStyleColBandSize w:val="1"/>
@@ -5214,6 +5463,9 @@
     <w:pPr>
       <w:spacing w:after="0" w:line="240" w:lineRule="auto"/>
     </w:pPr>
+    <w:rPr>
+      <w:rFonts w:ascii="Arial" w:hAnsi="Arial"/>
+    </w:rPr>
     <w:tblPr>
       <w:tblStyleRowBandSize w:val="1"/>
       <w:tblStyleColBandSize w:val="1"/>
@@ -5320,6 +5572,9 @@
     <w:pPr>
       <w:spacing w:after="0" w:line="240" w:lineRule="auto"/>
     </w:pPr>
+    <w:rPr>
+      <w:rFonts w:ascii="Arial" w:hAnsi="Arial"/>
+    </w:rPr>
     <w:tblPr>
       <w:tblStyleRowBandSize w:val="1"/>
       <w:tblStyleColBandSize w:val="1"/>
@@ -5426,6 +5681,9 @@
     <w:pPr>
       <w:spacing w:after="0" w:line="240" w:lineRule="auto"/>
     </w:pPr>
+    <w:rPr>
+      <w:rFonts w:ascii="Arial" w:hAnsi="Arial"/>
+    </w:rPr>
     <w:tblPr>
       <w:tblStyleRowBandSize w:val="1"/>
       <w:tblStyleColBandSize w:val="1"/>
@@ -5532,6 +5790,9 @@
     <w:pPr>
       <w:spacing w:after="0" w:line="240" w:lineRule="auto"/>
     </w:pPr>
+    <w:rPr>
+      <w:rFonts w:ascii="Arial" w:hAnsi="Arial"/>
+    </w:rPr>
     <w:tblPr>
       <w:tblStyleRowBandSize w:val="1"/>
       <w:tblStyleColBandSize w:val="1"/>
@@ -5638,6 +5899,9 @@
     <w:pPr>
       <w:spacing w:after="0" w:line="240" w:lineRule="auto"/>
     </w:pPr>
+    <w:rPr>
+      <w:rFonts w:ascii="Arial" w:hAnsi="Arial"/>
+    </w:rPr>
     <w:tblPr>
       <w:tblStyleRowBandSize w:val="1"/>
       <w:tblStyleColBandSize w:val="1"/>
@@ -5744,6 +6008,9 @@
     <w:pPr>
       <w:spacing w:after="0" w:line="240" w:lineRule="auto"/>
     </w:pPr>
+    <w:rPr>
+      <w:rFonts w:ascii="Arial" w:hAnsi="Arial"/>
+    </w:rPr>
     <w:tblPr>
       <w:tblStyleRowBandSize w:val="1"/>
       <w:tblStyleColBandSize w:val="1"/>
@@ -5893,6 +6160,9 @@
     <w:pPr>
       <w:spacing w:after="0" w:line="240" w:lineRule="auto"/>
     </w:pPr>
+    <w:rPr>
+      <w:rFonts w:ascii="Arial" w:hAnsi="Arial"/>
+    </w:rPr>
     <w:tblPr>
       <w:tblStyleRowBandSize w:val="1"/>
       <w:tblStyleColBandSize w:val="1"/>
@@ -6042,6 +6312,9 @@
     <w:pPr>
       <w:spacing w:after="0" w:line="240" w:lineRule="auto"/>
     </w:pPr>
+    <w:rPr>
+      <w:rFonts w:ascii="Arial" w:hAnsi="Arial"/>
+    </w:rPr>
     <w:tblPr>
       <w:tblStyleRowBandSize w:val="1"/>
       <w:tblStyleColBandSize w:val="1"/>
@@ -6191,6 +6464,9 @@
     <w:pPr>
       <w:spacing w:after="0" w:line="240" w:lineRule="auto"/>
     </w:pPr>
+    <w:rPr>
+      <w:rFonts w:ascii="Arial" w:hAnsi="Arial"/>
+    </w:rPr>
     <w:tblPr>
       <w:tblStyleRowBandSize w:val="1"/>
       <w:tblStyleColBandSize w:val="1"/>
@@ -6340,6 +6616,9 @@
     <w:pPr>
       <w:spacing w:after="0" w:line="240" w:lineRule="auto"/>
     </w:pPr>
+    <w:rPr>
+      <w:rFonts w:ascii="Arial" w:hAnsi="Arial"/>
+    </w:rPr>
     <w:tblPr>
       <w:tblStyleRowBandSize w:val="1"/>
       <w:tblStyleColBandSize w:val="1"/>
@@ -6489,6 +6768,9 @@
     <w:pPr>
       <w:spacing w:after="0" w:line="240" w:lineRule="auto"/>
     </w:pPr>
+    <w:rPr>
+      <w:rFonts w:ascii="Arial" w:hAnsi="Arial"/>
+    </w:rPr>
     <w:tblPr>
       <w:tblStyleRowBandSize w:val="1"/>
       <w:tblStyleColBandSize w:val="1"/>
@@ -6638,6 +6920,9 @@
     <w:pPr>
       <w:spacing w:after="0" w:line="240" w:lineRule="auto"/>
     </w:pPr>
+    <w:rPr>
+      <w:rFonts w:ascii="Arial" w:hAnsi="Arial"/>
+    </w:rPr>
     <w:tblPr>
       <w:tblStyleRowBandSize w:val="1"/>
       <w:tblStyleColBandSize w:val="1"/>
@@ -6788,6 +7073,7 @@
       <w:spacing w:after="0" w:line="240" w:lineRule="auto"/>
     </w:pPr>
     <w:rPr>
+      <w:rFonts w:ascii="Arial" w:hAnsi="Arial"/>
       <w:color w:val="000000" w:themeColor="text1"/>
     </w:rPr>
     <w:tblPr>
@@ -6872,6 +7158,7 @@
       <w:spacing w:after="0" w:line="240" w:lineRule="auto"/>
     </w:pPr>
     <w:rPr>
+      <w:rFonts w:ascii="Arial" w:hAnsi="Arial"/>
       <w:color w:val="000000" w:themeColor="text1"/>
     </w:rPr>
     <w:tblPr>
@@ -6956,6 +7243,7 @@
       <w:spacing w:after="0" w:line="240" w:lineRule="auto"/>
     </w:pPr>
     <w:rPr>
+      <w:rFonts w:ascii="Arial" w:hAnsi="Arial"/>
       <w:color w:val="000000" w:themeColor="text1"/>
     </w:rPr>
     <w:tblPr>
@@ -7040,6 +7328,7 @@
       <w:spacing w:after="0" w:line="240" w:lineRule="auto"/>
     </w:pPr>
     <w:rPr>
+      <w:rFonts w:ascii="Arial" w:hAnsi="Arial"/>
       <w:color w:val="000000" w:themeColor="text1"/>
     </w:rPr>
     <w:tblPr>
@@ -7124,6 +7413,7 @@
       <w:spacing w:after="0" w:line="240" w:lineRule="auto"/>
     </w:pPr>
     <w:rPr>
+      <w:rFonts w:ascii="Arial" w:hAnsi="Arial"/>
       <w:color w:val="000000" w:themeColor="text1"/>
     </w:rPr>
     <w:tblPr>
@@ -7208,6 +7498,7 @@
       <w:spacing w:after="0" w:line="240" w:lineRule="auto"/>
     </w:pPr>
     <w:rPr>
+      <w:rFonts w:ascii="Arial" w:hAnsi="Arial"/>
       <w:color w:val="000000" w:themeColor="text1"/>
     </w:rPr>
     <w:tblPr>
@@ -7292,6 +7583,7 @@
       <w:spacing w:after="0" w:line="240" w:lineRule="auto"/>
     </w:pPr>
     <w:rPr>
+      <w:rFonts w:ascii="Arial" w:hAnsi="Arial"/>
       <w:color w:val="000000" w:themeColor="text1"/>
     </w:rPr>
     <w:tblPr>
@@ -7376,7 +7668,7 @@
       <w:spacing w:after="0" w:line="240" w:lineRule="auto"/>
     </w:pPr>
     <w:rPr>
-      <w:rFonts w:asciiTheme="majorHAnsi" w:eastAsiaTheme="majorEastAsia" w:hAnsiTheme="majorHAnsi" w:cstheme="majorBidi"/>
+      <w:rFonts w:asciiTheme="majorHAnsi" w:eastAsiaTheme="majorEastAsia" w:hAnsiTheme="majorHAnsi" w:cstheme="majorBidi" w:ascii="Arial" w:hAnsi="Arial"/>
       <w:color w:val="000000" w:themeColor="text1"/>
     </w:rPr>
     <w:tblPr>
@@ -7504,7 +7796,7 @@
       <w:spacing w:after="0" w:line="240" w:lineRule="auto"/>
     </w:pPr>
     <w:rPr>
-      <w:rFonts w:asciiTheme="majorHAnsi" w:eastAsiaTheme="majorEastAsia" w:hAnsiTheme="majorHAnsi" w:cstheme="majorBidi"/>
+      <w:rFonts w:asciiTheme="majorHAnsi" w:eastAsiaTheme="majorEastAsia" w:hAnsiTheme="majorHAnsi" w:cstheme="majorBidi" w:ascii="Arial" w:hAnsi="Arial"/>
       <w:color w:val="000000" w:themeColor="text1"/>
     </w:rPr>
     <w:tblPr>
@@ -7632,7 +7924,7 @@
       <w:spacing w:after="0" w:line="240" w:lineRule="auto"/>
     </w:pPr>
     <w:rPr>
-      <w:rFonts w:asciiTheme="majorHAnsi" w:eastAsiaTheme="majorEastAsia" w:hAnsiTheme="majorHAnsi" w:cstheme="majorBidi"/>
+      <w:rFonts w:asciiTheme="majorHAnsi" w:eastAsiaTheme="majorEastAsia" w:hAnsiTheme="majorHAnsi" w:cstheme="majorBidi" w:ascii="Arial" w:hAnsi="Arial"/>
       <w:color w:val="000000" w:themeColor="text1"/>
     </w:rPr>
     <w:tblPr>
@@ -7760,7 +8052,7 @@
       <w:spacing w:after="0" w:line="240" w:lineRule="auto"/>
     </w:pPr>
     <w:rPr>
-      <w:rFonts w:asciiTheme="majorHAnsi" w:eastAsiaTheme="majorEastAsia" w:hAnsiTheme="majorHAnsi" w:cstheme="majorBidi"/>
+      <w:rFonts w:asciiTheme="majorHAnsi" w:eastAsiaTheme="majorEastAsia" w:hAnsiTheme="majorHAnsi" w:cstheme="majorBidi" w:ascii="Arial" w:hAnsi="Arial"/>
       <w:color w:val="000000" w:themeColor="text1"/>
     </w:rPr>
     <w:tblPr>
@@ -7888,7 +8180,7 @@
       <w:spacing w:after="0" w:line="240" w:lineRule="auto"/>
     </w:pPr>
     <w:rPr>
-      <w:rFonts w:asciiTheme="majorHAnsi" w:eastAsiaTheme="majorEastAsia" w:hAnsiTheme="majorHAnsi" w:cstheme="majorBidi"/>
+      <w:rFonts w:asciiTheme="majorHAnsi" w:eastAsiaTheme="majorEastAsia" w:hAnsiTheme="majorHAnsi" w:cstheme="majorBidi" w:ascii="Arial" w:hAnsi="Arial"/>
       <w:color w:val="000000" w:themeColor="text1"/>
     </w:rPr>
     <w:tblPr>
@@ -8016,7 +8308,7 @@
       <w:spacing w:after="0" w:line="240" w:lineRule="auto"/>
     </w:pPr>
     <w:rPr>
-      <w:rFonts w:asciiTheme="majorHAnsi" w:eastAsiaTheme="majorEastAsia" w:hAnsiTheme="majorHAnsi" w:cstheme="majorBidi"/>
+      <w:rFonts w:asciiTheme="majorHAnsi" w:eastAsiaTheme="majorEastAsia" w:hAnsiTheme="majorHAnsi" w:cstheme="majorBidi" w:ascii="Arial" w:hAnsi="Arial"/>
       <w:color w:val="000000" w:themeColor="text1"/>
     </w:rPr>
     <w:tblPr>
@@ -8144,7 +8436,7 @@
       <w:spacing w:after="0" w:line="240" w:lineRule="auto"/>
     </w:pPr>
     <w:rPr>
-      <w:rFonts w:asciiTheme="majorHAnsi" w:eastAsiaTheme="majorEastAsia" w:hAnsiTheme="majorHAnsi" w:cstheme="majorBidi"/>
+      <w:rFonts w:asciiTheme="majorHAnsi" w:eastAsiaTheme="majorEastAsia" w:hAnsiTheme="majorHAnsi" w:cstheme="majorBidi" w:ascii="Arial" w:hAnsi="Arial"/>
       <w:color w:val="000000" w:themeColor="text1"/>
     </w:rPr>
     <w:tblPr>
@@ -8271,6 +8563,9 @@
     <w:pPr>
       <w:spacing w:after="0" w:line="240" w:lineRule="auto"/>
     </w:pPr>
+    <w:rPr>
+      <w:rFonts w:ascii="Arial" w:hAnsi="Arial"/>
+    </w:rPr>
     <w:tblPr>
       <w:tblStyleRowBandSize w:val="1"/>
       <w:tblStyleColBandSize w:val="1"/>
@@ -8344,6 +8639,9 @@
     <w:pPr>
       <w:spacing w:after="0" w:line="240" w:lineRule="auto"/>
     </w:pPr>
+    <w:rPr>
+      <w:rFonts w:ascii="Arial" w:hAnsi="Arial"/>
+    </w:rPr>
     <w:tblPr>
       <w:tblStyleRowBandSize w:val="1"/>
       <w:tblStyleColBandSize w:val="1"/>
@@ -8417,6 +8715,9 @@
     <w:pPr>
       <w:spacing w:after="0" w:line="240" w:lineRule="auto"/>
     </w:pPr>
+    <w:rPr>
+      <w:rFonts w:ascii="Arial" w:hAnsi="Arial"/>
+    </w:rPr>
     <w:tblPr>
       <w:tblStyleRowBandSize w:val="1"/>
       <w:tblStyleColBandSize w:val="1"/>
@@ -8490,6 +8791,9 @@
     <w:pPr>
       <w:spacing w:after="0" w:line="240" w:lineRule="auto"/>
     </w:pPr>
+    <w:rPr>
+      <w:rFonts w:ascii="Arial" w:hAnsi="Arial"/>
+    </w:rPr>
     <w:tblPr>
       <w:tblStyleRowBandSize w:val="1"/>
       <w:tblStyleColBandSize w:val="1"/>
@@ -8563,6 +8867,9 @@
     <w:pPr>
       <w:spacing w:after="0" w:line="240" w:lineRule="auto"/>
     </w:pPr>
+    <w:rPr>
+      <w:rFonts w:ascii="Arial" w:hAnsi="Arial"/>
+    </w:rPr>
     <w:tblPr>
       <w:tblStyleRowBandSize w:val="1"/>
       <w:tblStyleColBandSize w:val="1"/>
@@ -8636,6 +8943,9 @@
     <w:pPr>
       <w:spacing w:after="0" w:line="240" w:lineRule="auto"/>
     </w:pPr>
+    <w:rPr>
+      <w:rFonts w:ascii="Arial" w:hAnsi="Arial"/>
+    </w:rPr>
     <w:tblPr>
       <w:tblStyleRowBandSize w:val="1"/>
       <w:tblStyleColBandSize w:val="1"/>
@@ -8709,6 +9019,9 @@
     <w:pPr>
       <w:spacing w:after="0" w:line="240" w:lineRule="auto"/>
     </w:pPr>
+    <w:rPr>
+      <w:rFonts w:ascii="Arial" w:hAnsi="Arial"/>
+    </w:rPr>
     <w:tblPr>
       <w:tblStyleRowBandSize w:val="1"/>
       <w:tblStyleColBandSize w:val="1"/>
@@ -8783,7 +9096,7 @@
       <w:spacing w:after="0" w:line="240" w:lineRule="auto"/>
     </w:pPr>
     <w:rPr>
-      <w:rFonts w:asciiTheme="majorHAnsi" w:eastAsiaTheme="majorEastAsia" w:hAnsiTheme="majorHAnsi" w:cstheme="majorBidi"/>
+      <w:rFonts w:asciiTheme="majorHAnsi" w:eastAsiaTheme="majorEastAsia" w:hAnsiTheme="majorHAnsi" w:cstheme="majorBidi" w:ascii="Arial" w:hAnsi="Arial"/>
       <w:color w:val="000000" w:themeColor="text1"/>
     </w:rPr>
     <w:tblPr>
@@ -8908,7 +9221,7 @@
       <w:spacing w:after="0" w:line="240" w:lineRule="auto"/>
     </w:pPr>
     <w:rPr>
-      <w:rFonts w:asciiTheme="majorHAnsi" w:eastAsiaTheme="majorEastAsia" w:hAnsiTheme="majorHAnsi" w:cstheme="majorBidi"/>
+      <w:rFonts w:asciiTheme="majorHAnsi" w:eastAsiaTheme="majorEastAsia" w:hAnsiTheme="majorHAnsi" w:cstheme="majorBidi" w:ascii="Arial" w:hAnsi="Arial"/>
       <w:color w:val="000000" w:themeColor="text1"/>
     </w:rPr>
     <w:tblPr>
@@ -9033,7 +9346,7 @@
       <w:spacing w:after="0" w:line="240" w:lineRule="auto"/>
     </w:pPr>
     <w:rPr>
-      <w:rFonts w:asciiTheme="majorHAnsi" w:eastAsiaTheme="majorEastAsia" w:hAnsiTheme="majorHAnsi" w:cstheme="majorBidi"/>
+      <w:rFonts w:asciiTheme="majorHAnsi" w:eastAsiaTheme="majorEastAsia" w:hAnsiTheme="majorHAnsi" w:cstheme="majorBidi" w:ascii="Arial" w:hAnsi="Arial"/>
       <w:color w:val="000000" w:themeColor="text1"/>
     </w:rPr>
     <w:tblPr>
@@ -9158,7 +9471,7 @@
       <w:spacing w:after="0" w:line="240" w:lineRule="auto"/>
     </w:pPr>
     <w:rPr>
-      <w:rFonts w:asciiTheme="majorHAnsi" w:eastAsiaTheme="majorEastAsia" w:hAnsiTheme="majorHAnsi" w:cstheme="majorBidi"/>
+      <w:rFonts w:asciiTheme="majorHAnsi" w:eastAsiaTheme="majorEastAsia" w:hAnsiTheme="majorHAnsi" w:cstheme="majorBidi" w:ascii="Arial" w:hAnsi="Arial"/>
       <w:color w:val="000000" w:themeColor="text1"/>
     </w:rPr>
     <w:tblPr>
@@ -9283,7 +9596,7 @@
       <w:spacing w:after="0" w:line="240" w:lineRule="auto"/>
     </w:pPr>
     <w:rPr>
-      <w:rFonts w:asciiTheme="majorHAnsi" w:eastAsiaTheme="majorEastAsia" w:hAnsiTheme="majorHAnsi" w:cstheme="majorBidi"/>
+      <w:rFonts w:asciiTheme="majorHAnsi" w:eastAsiaTheme="majorEastAsia" w:hAnsiTheme="majorHAnsi" w:cstheme="majorBidi" w:ascii="Arial" w:hAnsi="Arial"/>
       <w:color w:val="000000" w:themeColor="text1"/>
     </w:rPr>
     <w:tblPr>
@@ -9408,7 +9721,7 @@
       <w:spacing w:after="0" w:line="240" w:lineRule="auto"/>
     </w:pPr>
     <w:rPr>
-      <w:rFonts w:asciiTheme="majorHAnsi" w:eastAsiaTheme="majorEastAsia" w:hAnsiTheme="majorHAnsi" w:cstheme="majorBidi"/>
+      <w:rFonts w:asciiTheme="majorHAnsi" w:eastAsiaTheme="majorEastAsia" w:hAnsiTheme="majorHAnsi" w:cstheme="majorBidi" w:ascii="Arial" w:hAnsi="Arial"/>
       <w:color w:val="000000" w:themeColor="text1"/>
     </w:rPr>
     <w:tblPr>
@@ -9533,7 +9846,7 @@
       <w:spacing w:after="0" w:line="240" w:lineRule="auto"/>
     </w:pPr>
     <w:rPr>
-      <w:rFonts w:asciiTheme="majorHAnsi" w:eastAsiaTheme="majorEastAsia" w:hAnsiTheme="majorHAnsi" w:cstheme="majorBidi"/>
+      <w:rFonts w:asciiTheme="majorHAnsi" w:eastAsiaTheme="majorEastAsia" w:hAnsiTheme="majorHAnsi" w:cstheme="majorBidi" w:ascii="Arial" w:hAnsi="Arial"/>
       <w:color w:val="000000" w:themeColor="text1"/>
     </w:rPr>
     <w:tblPr>
@@ -9657,6 +9970,9 @@
     <w:pPr>
       <w:spacing w:after="0" w:line="240" w:lineRule="auto"/>
     </w:pPr>
+    <w:rPr>
+      <w:rFonts w:ascii="Arial" w:hAnsi="Arial"/>
+    </w:rPr>
     <w:tblPr>
       <w:tblStyleRowBandSize w:val="1"/>
       <w:tblStyleColBandSize w:val="1"/>
@@ -9798,6 +10114,9 @@
     <w:pPr>
       <w:spacing w:after="0" w:line="240" w:lineRule="auto"/>
     </w:pPr>
+    <w:rPr>
+      <w:rFonts w:ascii="Arial" w:hAnsi="Arial"/>
+    </w:rPr>
     <w:tblPr>
       <w:tblStyleRowBandSize w:val="1"/>
       <w:tblStyleColBandSize w:val="1"/>
@@ -9939,6 +10258,9 @@
     <w:pPr>
       <w:spacing w:after="0" w:line="240" w:lineRule="auto"/>
     </w:pPr>
+    <w:rPr>
+      <w:rFonts w:ascii="Arial" w:hAnsi="Arial"/>
+    </w:rPr>
     <w:tblPr>
       <w:tblStyleRowBandSize w:val="1"/>
       <w:tblStyleColBandSize w:val="1"/>
@@ -10080,6 +10402,9 @@
     <w:pPr>
       <w:spacing w:after="0" w:line="240" w:lineRule="auto"/>
     </w:pPr>
+    <w:rPr>
+      <w:rFonts w:ascii="Arial" w:hAnsi="Arial"/>
+    </w:rPr>
     <w:tblPr>
       <w:tblStyleRowBandSize w:val="1"/>
       <w:tblStyleColBandSize w:val="1"/>
@@ -10221,6 +10546,9 @@
     <w:pPr>
       <w:spacing w:after="0" w:line="240" w:lineRule="auto"/>
     </w:pPr>
+    <w:rPr>
+      <w:rFonts w:ascii="Arial" w:hAnsi="Arial"/>
+    </w:rPr>
     <w:tblPr>
       <w:tblStyleRowBandSize w:val="1"/>
       <w:tblStyleColBandSize w:val="1"/>
@@ -10362,6 +10690,9 @@
     <w:pPr>
       <w:spacing w:after="0" w:line="240" w:lineRule="auto"/>
     </w:pPr>
+    <w:rPr>
+      <w:rFonts w:ascii="Arial" w:hAnsi="Arial"/>
+    </w:rPr>
     <w:tblPr>
       <w:tblStyleRowBandSize w:val="1"/>
       <w:tblStyleColBandSize w:val="1"/>
@@ -10503,6 +10834,9 @@
     <w:pPr>
       <w:spacing w:after="0" w:line="240" w:lineRule="auto"/>
     </w:pPr>
+    <w:rPr>
+      <w:rFonts w:ascii="Arial" w:hAnsi="Arial"/>
+    </w:rPr>
     <w:tblPr>
       <w:tblStyleRowBandSize w:val="1"/>
       <w:tblStyleColBandSize w:val="1"/>
@@ -10645,6 +10979,7 @@
       <w:spacing w:after="0" w:line="240" w:lineRule="auto"/>
     </w:pPr>
     <w:rPr>
+      <w:rFonts w:ascii="Arial" w:hAnsi="Arial"/>
       <w:color w:val="FFFFFF" w:themeColor="background1"/>
     </w:rPr>
     <w:tblPr>
@@ -10759,6 +11094,7 @@
       <w:spacing w:after="0" w:line="240" w:lineRule="auto"/>
     </w:pPr>
     <w:rPr>
+      <w:rFonts w:ascii="Arial" w:hAnsi="Arial"/>
       <w:color w:val="FFFFFF" w:themeColor="background1"/>
     </w:rPr>
     <w:tblPr>
@@ -10873,6 +11209,7 @@
       <w:spacing w:after="0" w:line="240" w:lineRule="auto"/>
     </w:pPr>
     <w:rPr>
+      <w:rFonts w:ascii="Arial" w:hAnsi="Arial"/>
       <w:color w:val="FFFFFF" w:themeColor="background1"/>
     </w:rPr>
     <w:tblPr>
@@ -10987,6 +11324,7 @@
       <w:spacing w:after="0" w:line="240" w:lineRule="auto"/>
     </w:pPr>
     <w:rPr>
+      <w:rFonts w:ascii="Arial" w:hAnsi="Arial"/>
       <w:color w:val="FFFFFF" w:themeColor="background1"/>
     </w:rPr>
     <w:tblPr>
@@ -11101,6 +11439,7 @@
       <w:spacing w:after="0" w:line="240" w:lineRule="auto"/>
     </w:pPr>
     <w:rPr>
+      <w:rFonts w:ascii="Arial" w:hAnsi="Arial"/>
       <w:color w:val="FFFFFF" w:themeColor="background1"/>
     </w:rPr>
     <w:tblPr>
@@ -11215,6 +11554,7 @@
       <w:spacing w:after="0" w:line="240" w:lineRule="auto"/>
     </w:pPr>
     <w:rPr>
+      <w:rFonts w:ascii="Arial" w:hAnsi="Arial"/>
       <w:color w:val="FFFFFF" w:themeColor="background1"/>
     </w:rPr>
     <w:tblPr>
@@ -11329,6 +11669,7 @@
       <w:spacing w:after="0" w:line="240" w:lineRule="auto"/>
     </w:pPr>
     <w:rPr>
+      <w:rFonts w:ascii="Arial" w:hAnsi="Arial"/>
       <w:color w:val="FFFFFF" w:themeColor="background1"/>
     </w:rPr>
     <w:tblPr>
@@ -11443,6 +11784,7 @@
       <w:spacing w:after="0" w:line="240" w:lineRule="auto"/>
     </w:pPr>
     <w:rPr>
+      <w:rFonts w:ascii="Arial" w:hAnsi="Arial"/>
       <w:color w:val="000000" w:themeColor="text1"/>
     </w:rPr>
     <w:tblPr>
@@ -11565,6 +11907,7 @@
       <w:spacing w:after="0" w:line="240" w:lineRule="auto"/>
     </w:pPr>
     <w:rPr>
+      <w:rFonts w:ascii="Arial" w:hAnsi="Arial"/>
       <w:color w:val="000000" w:themeColor="text1"/>
     </w:rPr>
     <w:tblPr>
@@ -11687,6 +12030,7 @@
       <w:spacing w:after="0" w:line="240" w:lineRule="auto"/>
     </w:pPr>
     <w:rPr>
+      <w:rFonts w:ascii="Arial" w:hAnsi="Arial"/>
       <w:color w:val="000000" w:themeColor="text1"/>
     </w:rPr>
     <w:tblPr>
@@ -11809,6 +12153,7 @@
       <w:spacing w:after="0" w:line="240" w:lineRule="auto"/>
     </w:pPr>
     <w:rPr>
+      <w:rFonts w:ascii="Arial" w:hAnsi="Arial"/>
       <w:color w:val="000000" w:themeColor="text1"/>
     </w:rPr>
     <w:tblPr>
@@ -11921,6 +12266,7 @@
       <w:spacing w:after="0" w:line="240" w:lineRule="auto"/>
     </w:pPr>
     <w:rPr>
+      <w:rFonts w:ascii="Arial" w:hAnsi="Arial"/>
       <w:color w:val="000000" w:themeColor="text1"/>
     </w:rPr>
     <w:tblPr>
@@ -12043,6 +12389,7 @@
       <w:spacing w:after="0" w:line="240" w:lineRule="auto"/>
     </w:pPr>
     <w:rPr>
+      <w:rFonts w:ascii="Arial" w:hAnsi="Arial"/>
       <w:color w:val="000000" w:themeColor="text1"/>
     </w:rPr>
     <w:tblPr>
@@ -12165,6 +12512,7 @@
       <w:spacing w:after="0" w:line="240" w:lineRule="auto"/>
     </w:pPr>
     <w:rPr>
+      <w:rFonts w:ascii="Arial" w:hAnsi="Arial"/>
       <w:color w:val="000000" w:themeColor="text1"/>
     </w:rPr>
     <w:tblPr>
@@ -12287,6 +12635,7 @@
       <w:spacing w:after="0" w:line="240" w:lineRule="auto"/>
     </w:pPr>
     <w:rPr>
+      <w:rFonts w:ascii="Arial" w:hAnsi="Arial"/>
       <w:color w:val="000000" w:themeColor="text1"/>
     </w:rPr>
     <w:tblPr>
@@ -12373,6 +12722,7 @@
       <w:spacing w:after="0" w:line="240" w:lineRule="auto"/>
     </w:pPr>
     <w:rPr>
+      <w:rFonts w:ascii="Arial" w:hAnsi="Arial"/>
       <w:color w:val="000000" w:themeColor="text1"/>
     </w:rPr>
     <w:tblPr>
@@ -12459,6 +12809,7 @@
       <w:spacing w:after="0" w:line="240" w:lineRule="auto"/>
     </w:pPr>
     <w:rPr>
+      <w:rFonts w:ascii="Arial" w:hAnsi="Arial"/>
       <w:color w:val="000000" w:themeColor="text1"/>
     </w:rPr>
     <w:tblPr>
@@ -12545,6 +12896,7 @@
       <w:spacing w:after="0" w:line="240" w:lineRule="auto"/>
     </w:pPr>
     <w:rPr>
+      <w:rFonts w:ascii="Arial" w:hAnsi="Arial"/>
       <w:color w:val="000000" w:themeColor="text1"/>
     </w:rPr>
     <w:tblPr>
@@ -12631,6 +12983,7 @@
       <w:spacing w:after="0" w:line="240" w:lineRule="auto"/>
     </w:pPr>
     <w:rPr>
+      <w:rFonts w:ascii="Arial" w:hAnsi="Arial"/>
       <w:color w:val="000000" w:themeColor="text1"/>
     </w:rPr>
     <w:tblPr>
@@ -12717,6 +13070,7 @@
       <w:spacing w:after="0" w:line="240" w:lineRule="auto"/>
     </w:pPr>
     <w:rPr>
+      <w:rFonts w:ascii="Arial" w:hAnsi="Arial"/>
       <w:color w:val="000000" w:themeColor="text1"/>
     </w:rPr>
     <w:tblPr>
@@ -12803,6 +13157,7 @@
       <w:spacing w:after="0" w:line="240" w:lineRule="auto"/>
     </w:pPr>
     <w:rPr>
+      <w:rFonts w:ascii="Arial" w:hAnsi="Arial"/>
       <w:color w:val="000000" w:themeColor="text1"/>
     </w:rPr>
     <w:tblPr>
@@ -12889,6 +13244,7 @@
       <w:spacing w:after="0" w:line="240" w:lineRule="auto"/>
     </w:pPr>
     <w:rPr>
+      <w:rFonts w:ascii="Arial" w:hAnsi="Arial"/>
       <w:color w:val="000000" w:themeColor="text1"/>
     </w:rPr>
     <w:tblPr>
@@ -12969,6 +13325,7 @@
       <w:spacing w:after="0" w:line="240" w:lineRule="auto"/>
     </w:pPr>
     <w:rPr>
+      <w:rFonts w:ascii="Arial" w:hAnsi="Arial"/>
       <w:color w:val="000000" w:themeColor="text1"/>
     </w:rPr>
     <w:tblPr>
@@ -13049,6 +13406,7 @@
       <w:spacing w:after="0" w:line="240" w:lineRule="auto"/>
     </w:pPr>
     <w:rPr>
+      <w:rFonts w:ascii="Arial" w:hAnsi="Arial"/>
       <w:color w:val="000000" w:themeColor="text1"/>
     </w:rPr>
     <w:tblPr>
@@ -13129,6 +13487,7 @@
       <w:spacing w:after="0" w:line="240" w:lineRule="auto"/>
     </w:pPr>
     <w:rPr>
+      <w:rFonts w:ascii="Arial" w:hAnsi="Arial"/>
       <w:color w:val="000000" w:themeColor="text1"/>
     </w:rPr>
     <w:tblPr>
@@ -13209,6 +13568,7 @@
       <w:spacing w:after="0" w:line="240" w:lineRule="auto"/>
     </w:pPr>
     <w:rPr>
+      <w:rFonts w:ascii="Arial" w:hAnsi="Arial"/>
       <w:color w:val="000000" w:themeColor="text1"/>
     </w:rPr>
     <w:tblPr>
@@ -13289,6 +13649,7 @@
       <w:spacing w:after="0" w:line="240" w:lineRule="auto"/>
     </w:pPr>
     <w:rPr>
+      <w:rFonts w:ascii="Arial" w:hAnsi="Arial"/>
       <w:color w:val="000000" w:themeColor="text1"/>
     </w:rPr>
     <w:tblPr>
@@ -13369,6 +13730,7 @@
       <w:spacing w:after="0" w:line="240" w:lineRule="auto"/>
     </w:pPr>
     <w:rPr>
+      <w:rFonts w:ascii="Arial" w:hAnsi="Arial"/>
       <w:color w:val="000000" w:themeColor="text1"/>
     </w:rPr>
     <w:tblPr>
